--- a/06-学生侧材料/讲义/2026-06-23-碳族与硼族元素.docx
+++ b/06-学生侧材料/讲义/2026-06-23-碳族与硼族元素.docx
@@ -356,7 +356,7 @@
           <w:p>
             <w:pPr>
               <w:pStyle w:val="Compact"/>
-              <w:jc w:val="left"/>
+              <w:jc w:val="center"/>
             </w:pPr>
             <w:r>
               <w:rPr>
@@ -372,7 +372,7 @@
           <w:p>
             <w:pPr>
               <w:pStyle w:val="Compact"/>
-              <w:jc w:val="left"/>
+              <w:jc w:val="center"/>
             </w:pPr>
             <w:r>
               <w:rPr>
@@ -388,7 +388,7 @@
           <w:p>
             <w:pPr>
               <w:pStyle w:val="Compact"/>
-              <w:jc w:val="left"/>
+              <w:jc w:val="center"/>
             </w:pPr>
             <w:r>
               <w:rPr>
@@ -406,7 +406,7 @@
           <w:p>
             <w:pPr>
               <w:pStyle w:val="Compact"/>
-              <w:jc w:val="left"/>
+              <w:jc w:val="center"/>
             </w:pPr>
             <w:r>
               <w:rPr>
@@ -421,7 +421,7 @@
           <w:p>
             <w:pPr>
               <w:pStyle w:val="Compact"/>
-              <w:jc w:val="left"/>
+              <w:jc w:val="center"/>
             </w:pPr>
             <w:r>
               <w:rPr>
@@ -460,7 +460,7 @@
           <w:p>
             <w:pPr>
               <w:pStyle w:val="Compact"/>
-              <w:jc w:val="left"/>
+              <w:jc w:val="center"/>
             </w:pPr>
             <w:r>
               <w:rPr>
@@ -477,7 +477,7 @@
           <w:p>
             <w:pPr>
               <w:pStyle w:val="Compact"/>
-              <w:jc w:val="left"/>
+              <w:jc w:val="center"/>
             </w:pPr>
             <w:r>
               <w:rPr>
@@ -492,7 +492,7 @@
           <w:p>
             <w:pPr>
               <w:pStyle w:val="Compact"/>
-              <w:jc w:val="left"/>
+              <w:jc w:val="center"/>
             </w:pPr>
             <w:r>
               <w:rPr>
@@ -519,7 +519,7 @@
           <w:p>
             <w:pPr>
               <w:pStyle w:val="Compact"/>
-              <w:jc w:val="left"/>
+              <w:jc w:val="center"/>
             </w:pPr>
             <w:r>
               <w:rPr>
@@ -548,7 +548,7 @@
           <w:p>
             <w:pPr>
               <w:pStyle w:val="Compact"/>
-              <w:jc w:val="left"/>
+              <w:jc w:val="center"/>
             </w:pPr>
             <w:r>
               <w:rPr>
@@ -563,7 +563,7 @@
           <w:p>
             <w:pPr>
               <w:pStyle w:val="Compact"/>
-              <w:jc w:val="left"/>
+              <w:jc w:val="center"/>
             </w:pPr>
             <w:r>
               <w:rPr>
@@ -578,7 +578,7 @@
           <w:p>
             <w:pPr>
               <w:pStyle w:val="Compact"/>
-              <w:jc w:val="left"/>
+              <w:jc w:val="center"/>
             </w:pPr>
             <w:r>
               <w:rPr>
@@ -595,7 +595,7 @@
           <w:p>
             <w:pPr>
               <w:pStyle w:val="Compact"/>
-              <w:jc w:val="left"/>
+              <w:jc w:val="center"/>
             </w:pPr>
             <w:r>
               <w:rPr>
@@ -610,7 +610,7 @@
           <w:p>
             <w:pPr>
               <w:pStyle w:val="Compact"/>
-              <w:jc w:val="left"/>
+              <w:jc w:val="center"/>
             </w:pPr>
             <w:r>
               <w:rPr>
@@ -633,7 +633,7 @@
           <w:p>
             <w:pPr>
               <w:pStyle w:val="Compact"/>
-              <w:jc w:val="left"/>
+              <w:jc w:val="center"/>
             </w:pPr>
             <w:r>
               <w:rPr>
@@ -650,7 +650,7 @@
           <w:p>
             <w:pPr>
               <w:pStyle w:val="Compact"/>
-              <w:jc w:val="left"/>
+              <w:jc w:val="center"/>
             </w:pPr>
             <w:r>
               <w:rPr>
@@ -665,7 +665,7 @@
           <w:p>
             <w:pPr>
               <w:pStyle w:val="Compact"/>
-              <w:jc w:val="left"/>
+              <w:jc w:val="center"/>
             </w:pPr>
             <w:r>
               <w:rPr>
@@ -680,7 +680,7 @@
           <w:p>
             <w:pPr>
               <w:pStyle w:val="Compact"/>
-              <w:jc w:val="left"/>
+              <w:jc w:val="center"/>
             </w:pPr>
             <w:r>
               <w:rPr>
@@ -697,7 +697,7 @@
           <w:p>
             <w:pPr>
               <w:pStyle w:val="Compact"/>
-              <w:jc w:val="left"/>
+              <w:jc w:val="center"/>
             </w:pPr>
             <w:r>
               <w:rPr>
@@ -712,7 +712,7 @@
           <w:p>
             <w:pPr>
               <w:pStyle w:val="Compact"/>
-              <w:jc w:val="left"/>
+              <w:jc w:val="center"/>
             </w:pPr>
             <w:r>
               <w:rPr>
@@ -747,7 +747,7 @@
           <w:p>
             <w:pPr>
               <w:pStyle w:val="Compact"/>
-              <w:jc w:val="left"/>
+              <w:jc w:val="center"/>
             </w:pPr>
             <w:r>
               <w:rPr>
@@ -764,7 +764,7 @@
           <w:p>
             <w:pPr>
               <w:pStyle w:val="Compact"/>
-              <w:jc w:val="left"/>
+              <w:jc w:val="center"/>
             </w:pPr>
             <w:r>
               <w:rPr>
@@ -779,7 +779,7 @@
           <w:p>
             <w:pPr>
               <w:pStyle w:val="Compact"/>
-              <w:jc w:val="left"/>
+              <w:jc w:val="center"/>
             </w:pPr>
             <w:r>
               <w:rPr>
@@ -794,7 +794,7 @@
           <w:p>
             <w:pPr>
               <w:pStyle w:val="Compact"/>
-              <w:jc w:val="left"/>
+              <w:jc w:val="center"/>
             </w:pPr>
             <w:r>
               <w:rPr>
@@ -827,7 +827,7 @@
           <w:b/>
           <w:bCs/>
         </w:rPr>
-        <w:t xml:space="preserve">&gt; 💡 </w:t>
+        <w:t xml:space="preserve">&gt; </w:t>
       </w:r>
       <w:r>
         <w:rPr>
@@ -928,7 +928,7 @@
           <w:b/>
           <w:bCs/>
         </w:rPr>
-        <w:t xml:space="preserve">&gt; ⚠️ </w:t>
+        <w:t xml:space="preserve">&gt; </w:t>
       </w:r>
       <w:r>
         <w:rPr>
@@ -1080,7 +1080,7 @@
           <w:p>
             <w:pPr>
               <w:pStyle w:val="Compact"/>
-              <w:jc w:val="left"/>
+              <w:jc w:val="center"/>
             </w:pPr>
             <w:r>
               <w:rPr>
@@ -1112,7 +1112,7 @@
           <w:p>
             <w:pPr>
               <w:pStyle w:val="Compact"/>
-              <w:jc w:val="left"/>
+              <w:jc w:val="center"/>
             </w:pPr>
             <w:r>
               <w:rPr>
@@ -1128,7 +1128,7 @@
           <w:p>
             <w:pPr>
               <w:pStyle w:val="Compact"/>
-              <w:jc w:val="left"/>
+              <w:jc w:val="center"/>
             </w:pPr>
             <w:r>
               <w:rPr>
@@ -1144,7 +1144,7 @@
           <w:p>
             <w:pPr>
               <w:pStyle w:val="Compact"/>
-              <w:jc w:val="left"/>
+              <w:jc w:val="center"/>
             </w:pPr>
             <w:r>
               <w:rPr>
@@ -1162,7 +1162,7 @@
           <w:p>
             <w:pPr>
               <w:pStyle w:val="Compact"/>
-              <w:jc w:val="left"/>
+              <w:jc w:val="center"/>
             </w:pPr>
             <w:r>
               <w:rPr>
@@ -1192,7 +1192,7 @@
           <w:p>
             <w:pPr>
               <w:pStyle w:val="Compact"/>
-              <w:jc w:val="left"/>
+              <w:jc w:val="center"/>
             </w:pPr>
             <w:r>
               <w:rPr>
@@ -1219,7 +1219,7 @@
           <w:p>
             <w:pPr>
               <w:pStyle w:val="Compact"/>
-              <w:jc w:val="left"/>
+              <w:jc w:val="center"/>
             </w:pPr>
             <w:r>
               <w:rPr>
@@ -1234,7 +1234,7 @@
           <w:p>
             <w:pPr>
               <w:pStyle w:val="Compact"/>
-              <w:jc w:val="left"/>
+              <w:jc w:val="center"/>
             </w:pPr>
             <w:r>
               <w:rPr>
@@ -1251,7 +1251,7 @@
           <w:p>
             <w:pPr>
               <w:pStyle w:val="Compact"/>
-              <w:jc w:val="left"/>
+              <w:jc w:val="center"/>
             </w:pPr>
             <w:r>
               <w:rPr>
@@ -1281,7 +1281,7 @@
           <w:p>
             <w:pPr>
               <w:pStyle w:val="Compact"/>
-              <w:jc w:val="left"/>
+              <w:jc w:val="center"/>
             </w:pPr>
             <w:r>
               <w:rPr>
@@ -1308,7 +1308,7 @@
           <w:p>
             <w:pPr>
               <w:pStyle w:val="Compact"/>
-              <w:jc w:val="left"/>
+              <w:jc w:val="center"/>
             </w:pPr>
             <w:r>
               <w:rPr>
@@ -1323,7 +1323,7 @@
           <w:p>
             <w:pPr>
               <w:pStyle w:val="Compact"/>
-              <w:jc w:val="left"/>
+              <w:jc w:val="center"/>
             </w:pPr>
             <w:r>
               <w:rPr>
@@ -1340,7 +1340,7 @@
           <w:p>
             <w:pPr>
               <w:pStyle w:val="Compact"/>
-              <w:jc w:val="left"/>
+              <w:jc w:val="center"/>
             </w:pPr>
             <w:r>
               <w:rPr>
@@ -1376,7 +1376,7 @@
           <w:p>
             <w:pPr>
               <w:pStyle w:val="Compact"/>
-              <w:jc w:val="left"/>
+              <w:jc w:val="center"/>
             </w:pPr>
             <w:r>
               <w:rPr>
@@ -1415,7 +1415,7 @@
           <w:p>
             <w:pPr>
               <w:pStyle w:val="Compact"/>
-              <w:jc w:val="left"/>
+              <w:jc w:val="center"/>
             </w:pPr>
             <w:r>
               <w:rPr>
@@ -1430,7 +1430,7 @@
           <w:p>
             <w:pPr>
               <w:pStyle w:val="Compact"/>
-              <w:jc w:val="left"/>
+              <w:jc w:val="center"/>
             </w:pPr>
             <w:r>
               <w:rPr>
@@ -1447,7 +1447,7 @@
           <w:p>
             <w:pPr>
               <w:pStyle w:val="Compact"/>
-              <w:jc w:val="left"/>
+              <w:jc w:val="center"/>
             </w:pPr>
             <w:r>
               <w:rPr>
@@ -1477,7 +1477,7 @@
           <w:p>
             <w:pPr>
               <w:pStyle w:val="Compact"/>
-              <w:jc w:val="left"/>
+              <w:jc w:val="center"/>
             </w:pPr>
             <w:r>
               <w:rPr>
@@ -1492,7 +1492,7 @@
           <w:p>
             <w:pPr>
               <w:pStyle w:val="Compact"/>
-              <w:jc w:val="left"/>
+              <w:jc w:val="center"/>
             </w:pPr>
             <w:r>
               <w:rPr>
@@ -1507,7 +1507,7 @@
           <w:p>
             <w:pPr>
               <w:pStyle w:val="Compact"/>
-              <w:jc w:val="left"/>
+              <w:jc w:val="center"/>
             </w:pPr>
             <w:r>
               <w:rPr>
@@ -1524,7 +1524,7 @@
           <w:p>
             <w:pPr>
               <w:pStyle w:val="Compact"/>
-              <w:jc w:val="left"/>
+              <w:jc w:val="center"/>
             </w:pPr>
             <w:r>
               <w:rPr>
@@ -1554,7 +1554,7 @@
           <w:p>
             <w:pPr>
               <w:pStyle w:val="Compact"/>
-              <w:jc w:val="left"/>
+              <w:jc w:val="center"/>
             </w:pPr>
             <w:r>
               <w:rPr>
@@ -1569,7 +1569,7 @@
           <w:p>
             <w:pPr>
               <w:pStyle w:val="Compact"/>
-              <w:jc w:val="left"/>
+              <w:jc w:val="center"/>
             </w:pPr>
             <w:r>
               <w:rPr>
@@ -1584,7 +1584,7 @@
           <w:p>
             <w:pPr>
               <w:pStyle w:val="Compact"/>
-              <w:jc w:val="left"/>
+              <w:jc w:val="center"/>
             </w:pPr>
             <w:r>
               <w:rPr>
@@ -1599,8 +1599,14 @@
     <w:p>
       <w:pPr>
         <w:pStyle w:val="BodyText"/>
+        <w:jc w:val="center"/>
       </w:pPr>
       <w:r>
+        <w:rPr>
+          <w:b w:val="0"/>
+          <w:i w:val="0"/>
+          <w:sz w:val="21"/>
+        </w:rPr>
         <w:drawing>
           <wp:inline>
             <wp:extent cx="5080000" cy="4267200"/>
@@ -1643,9 +1649,19 @@
         </w:drawing>
       </w:r>
       <w:r>
+        <w:rPr>
+          <w:b w:val="0"/>
+          <w:i w:val="0"/>
+          <w:sz w:val="21"/>
+        </w:rPr>
         <w:t xml:space="preserve">　　</w:t>
       </w:r>
       <w:r>
+        <w:rPr>
+          <w:b w:val="0"/>
+          <w:i w:val="0"/>
+          <w:sz w:val="21"/>
+        </w:rPr>
         <w:drawing>
           <wp:inline>
             <wp:extent cx="5156200" cy="4762500"/>
@@ -1688,28 +1704,39 @@
         </w:drawing>
       </w:r>
       <w:r>
-        <w:t xml:space="preserve"> </w:t>
-      </w:r>
-      <w:r>
-        <w:rPr>
-          <w:rFonts w:hint="eastAsia" w:eastAsia="SimSun" w:ascii="Times New Roman" w:hAnsi="Times New Roman"/>
-          <w:i/>
+        <w:rPr>
+          <w:b w:val="0"/>
+          <w:i w:val="0"/>
+          <w:sz w:val="21"/>
+        </w:rPr>
+        <w:t xml:space="preserve"> </w:t>
+      </w:r>
+      <w:r>
+        <w:rPr>
+          <w:rFonts w:hint="eastAsia" w:eastAsia="FangSong" w:ascii="Times New Roman" w:hAnsi="Times New Roman"/>
+          <w:b w:val="0"/>
+          <w:i w:val="0"/>
           <w:iCs/>
+          <w:sz w:val="21"/>
         </w:rPr>
         <w:t xml:space="preserve">图</w:t>
       </w:r>
       <w:r>
         <w:rPr>
-          <w:i/>
+          <w:b w:val="0"/>
+          <w:i w:val="0"/>
           <w:iCs/>
-        </w:rPr>
-        <w:t xml:space="preserve"> </w:t>
-      </w:r>
-      <w:r>
-        <w:rPr>
-          <w:rFonts w:hint="eastAsia" w:eastAsia="SimSun" w:ascii="Times New Roman" w:hAnsi="Times New Roman"/>
-          <w:i/>
+          <w:sz w:val="21"/>
+        </w:rPr>
+        <w:t xml:space="preserve"> </w:t>
+      </w:r>
+      <w:r>
+        <w:rPr>
+          <w:rFonts w:hint="eastAsia" w:eastAsia="FangSong" w:ascii="Times New Roman" w:hAnsi="Times New Roman"/>
+          <w:b w:val="0"/>
+          <w:i w:val="0"/>
           <w:iCs/>
+          <w:sz w:val="21"/>
         </w:rPr>
         <w:t xml:space="preserve">金刚石的三维网状结构和石墨的层状结构（左：普通化学原理图13.15；右：普通化学原理图13.16）</w:t>
       </w:r>
@@ -1717,8 +1744,14 @@
     <w:p>
       <w:pPr>
         <w:pStyle w:val="BodyText"/>
+        <w:jc w:val="center"/>
       </w:pPr>
       <w:r>
+        <w:rPr>
+          <w:b w:val="0"/>
+          <w:i w:val="0"/>
+          <w:sz w:val="21"/>
+        </w:rPr>
         <w:drawing>
           <wp:inline>
             <wp:extent cx="3048000" cy="3429000"/>
@@ -1761,9 +1794,19 @@
         </w:drawing>
       </w:r>
       <w:r>
+        <w:rPr>
+          <w:b w:val="0"/>
+          <w:i w:val="0"/>
+          <w:sz w:val="21"/>
+        </w:rPr>
         <w:t xml:space="preserve">　　</w:t>
       </w:r>
       <w:r>
+        <w:rPr>
+          <w:b w:val="0"/>
+          <w:i w:val="0"/>
+          <w:sz w:val="21"/>
+        </w:rPr>
         <w:drawing>
           <wp:inline>
             <wp:extent cx="5130800" cy="1676400"/>
@@ -1806,58 +1849,77 @@
         </w:drawing>
       </w:r>
       <w:r>
-        <w:t xml:space="preserve"> </w:t>
-      </w:r>
-      <w:r>
-        <w:rPr>
-          <w:rFonts w:hint="eastAsia" w:eastAsia="SimSun" w:ascii="Times New Roman" w:hAnsi="Times New Roman"/>
-          <w:i/>
+        <w:rPr>
+          <w:b w:val="0"/>
+          <w:i w:val="0"/>
+          <w:sz w:val="21"/>
+        </w:rPr>
+        <w:t xml:space="preserve"> </w:t>
+      </w:r>
+      <w:r>
+        <w:rPr>
+          <w:rFonts w:hint="eastAsia" w:eastAsia="FangSong" w:ascii="Times New Roman" w:hAnsi="Times New Roman"/>
+          <w:b w:val="0"/>
+          <w:i w:val="0"/>
           <w:iCs/>
+          <w:sz w:val="21"/>
         </w:rPr>
         <w:t xml:space="preserve">图</w:t>
       </w:r>
       <w:r>
         <w:rPr>
-          <w:i/>
+          <w:b w:val="0"/>
+          <w:i w:val="0"/>
           <w:iCs/>
+          <w:sz w:val="21"/>
         </w:rPr>
         <w:t xml:space="preserve"> C₆₀ </w:t>
       </w:r>
       <w:r>
         <w:rPr>
-          <w:rFonts w:hint="eastAsia" w:eastAsia="SimSun" w:ascii="Times New Roman" w:hAnsi="Times New Roman"/>
-          <w:i/>
+          <w:rFonts w:hint="eastAsia" w:eastAsia="FangSong" w:ascii="Times New Roman" w:hAnsi="Times New Roman"/>
+          <w:b w:val="0"/>
+          <w:i w:val="0"/>
           <w:iCs/>
+          <w:sz w:val="21"/>
         </w:rPr>
         <w:t xml:space="preserve">富勒烯的球形结构和石墨烯的二维蜂窝结构（左：Weller</w:t>
       </w:r>
       <w:r>
         <w:rPr>
-          <w:i/>
+          <w:b w:val="0"/>
+          <w:i w:val="0"/>
           <w:iCs/>
-        </w:rPr>
-        <w:t xml:space="preserve"> </w:t>
-      </w:r>
-      <w:r>
-        <w:rPr>
-          <w:rFonts w:hint="eastAsia" w:eastAsia="SimSun" w:ascii="Times New Roman" w:hAnsi="Times New Roman"/>
-          <w:i/>
+          <w:sz w:val="21"/>
+        </w:rPr>
+        <w:t xml:space="preserve"> </w:t>
+      </w:r>
+      <w:r>
+        <w:rPr>
+          <w:rFonts w:hint="eastAsia" w:eastAsia="FangSong" w:ascii="Times New Roman" w:hAnsi="Times New Roman"/>
+          <w:b w:val="0"/>
+          <w:i w:val="0"/>
           <w:iCs/>
+          <w:sz w:val="21"/>
         </w:rPr>
         <w:t xml:space="preserve">图14.5附近；右：Weller</w:t>
       </w:r>
       <w:r>
         <w:rPr>
-          <w:i/>
+          <w:b w:val="0"/>
+          <w:i w:val="0"/>
           <w:iCs/>
-        </w:rPr>
-        <w:t xml:space="preserve"> </w:t>
-      </w:r>
-      <w:r>
-        <w:rPr>
-          <w:rFonts w:hint="eastAsia" w:eastAsia="SimSun" w:ascii="Times New Roman" w:hAnsi="Times New Roman"/>
-          <w:i/>
+          <w:sz w:val="21"/>
+        </w:rPr>
+        <w:t xml:space="preserve"> </w:t>
+      </w:r>
+      <w:r>
+        <w:rPr>
+          <w:rFonts w:hint="eastAsia" w:eastAsia="FangSong" w:ascii="Times New Roman" w:hAnsi="Times New Roman"/>
+          <w:b w:val="0"/>
+          <w:i w:val="0"/>
           <w:iCs/>
+          <w:sz w:val="21"/>
         </w:rPr>
         <w:t xml:space="preserve">图B14.1）</w:t>
       </w:r>
@@ -1865,8 +1927,14 @@
     <w:p>
       <w:pPr>
         <w:pStyle w:val="BodyText"/>
+        <w:jc w:val="center"/>
       </w:pPr>
       <w:r>
+        <w:rPr>
+          <w:b w:val="0"/>
+          <w:i w:val="0"/>
+          <w:sz w:val="21"/>
+        </w:rPr>
         <w:drawing>
           <wp:inline>
             <wp:extent cx="5334000" cy="1613444"/>
@@ -1909,9 +1977,19 @@
         </w:drawing>
       </w:r>
       <w:r>
+        <w:rPr>
+          <w:b w:val="0"/>
+          <w:i w:val="0"/>
+          <w:sz w:val="21"/>
+        </w:rPr>
         <w:t xml:space="preserve">　　</w:t>
       </w:r>
       <w:r>
+        <w:rPr>
+          <w:b w:val="0"/>
+          <w:i w:val="0"/>
+          <w:sz w:val="21"/>
+        </w:rPr>
         <w:drawing>
           <wp:inline>
             <wp:extent cx="5334000" cy="3789405"/>
@@ -1954,88 +2032,115 @@
         </w:drawing>
       </w:r>
       <w:r>
-        <w:t xml:space="preserve"> </w:t>
-      </w:r>
-      <w:r>
-        <w:rPr>
-          <w:rFonts w:hint="eastAsia" w:eastAsia="SimSun" w:ascii="Times New Roman" w:hAnsi="Times New Roman"/>
-          <w:i/>
+        <w:rPr>
+          <w:b w:val="0"/>
+          <w:i w:val="0"/>
+          <w:sz w:val="21"/>
+        </w:rPr>
+        <w:t xml:space="preserve"> </w:t>
+      </w:r>
+      <w:r>
+        <w:rPr>
+          <w:rFonts w:hint="eastAsia" w:eastAsia="FangSong" w:ascii="Times New Roman" w:hAnsi="Times New Roman"/>
+          <w:b w:val="0"/>
+          <w:i w:val="0"/>
           <w:iCs/>
+          <w:sz w:val="21"/>
         </w:rPr>
         <w:t xml:space="preserve">图</w:t>
       </w:r>
       <w:r>
         <w:rPr>
-          <w:i/>
+          <w:b w:val="0"/>
+          <w:i w:val="0"/>
           <w:iCs/>
-        </w:rPr>
-        <w:t xml:space="preserve"> </w:t>
-      </w:r>
-      <w:r>
-        <w:rPr>
-          <w:rFonts w:hint="eastAsia" w:eastAsia="SimSun" w:ascii="Times New Roman" w:hAnsi="Times New Roman"/>
-          <w:i/>
+          <w:sz w:val="21"/>
+        </w:rPr>
+        <w:t xml:space="preserve"> </w:t>
+      </w:r>
+      <w:r>
+        <w:rPr>
+          <w:rFonts w:hint="eastAsia" w:eastAsia="FangSong" w:ascii="Times New Roman" w:hAnsi="Times New Roman"/>
+          <w:b w:val="0"/>
+          <w:i w:val="0"/>
           <w:iCs/>
+          <w:sz w:val="21"/>
         </w:rPr>
         <w:t xml:space="preserve">碳纳米管（单壁管壁结构）和石墨插层化合物</w:t>
       </w:r>
       <w:r>
         <w:rPr>
-          <w:i/>
+          <w:b w:val="0"/>
+          <w:i w:val="0"/>
           <w:iCs/>
+          <w:sz w:val="21"/>
         </w:rPr>
         <w:t xml:space="preserve"> KC₈ </w:t>
       </w:r>
       <w:r>
         <w:rPr>
-          <w:rFonts w:hint="eastAsia" w:eastAsia="SimSun" w:ascii="Times New Roman" w:hAnsi="Times New Roman"/>
-          <w:i/>
+          <w:rFonts w:hint="eastAsia" w:eastAsia="FangSong" w:ascii="Times New Roman" w:hAnsi="Times New Roman"/>
+          <w:b w:val="0"/>
+          <w:i w:val="0"/>
           <w:iCs/>
+          <w:sz w:val="21"/>
         </w:rPr>
         <w:t xml:space="preserve">中</w:t>
       </w:r>
       <w:r>
         <w:rPr>
-          <w:i/>
+          <w:b w:val="0"/>
+          <w:i w:val="0"/>
           <w:iCs/>
+          <w:sz w:val="21"/>
         </w:rPr>
         <w:t xml:space="preserve"> K </w:t>
       </w:r>
       <w:r>
         <w:rPr>
-          <w:rFonts w:hint="eastAsia" w:eastAsia="SimSun" w:ascii="Times New Roman" w:hAnsi="Times New Roman"/>
-          <w:i/>
+          <w:rFonts w:hint="eastAsia" w:eastAsia="FangSong" w:ascii="Times New Roman" w:hAnsi="Times New Roman"/>
+          <w:b w:val="0"/>
+          <w:i w:val="0"/>
           <w:iCs/>
+          <w:sz w:val="21"/>
         </w:rPr>
         <w:t xml:space="preserve">的排列（左：Weller</w:t>
       </w:r>
       <w:r>
         <w:rPr>
-          <w:i/>
+          <w:b w:val="0"/>
+          <w:i w:val="0"/>
           <w:iCs/>
-        </w:rPr>
-        <w:t xml:space="preserve"> </w:t>
-      </w:r>
-      <w:r>
-        <w:rPr>
-          <w:rFonts w:hint="eastAsia" w:eastAsia="SimSun" w:ascii="Times New Roman" w:hAnsi="Times New Roman"/>
-          <w:i/>
+          <w:sz w:val="21"/>
+        </w:rPr>
+        <w:t xml:space="preserve"> </w:t>
+      </w:r>
+      <w:r>
+        <w:rPr>
+          <w:rFonts w:hint="eastAsia" w:eastAsia="FangSong" w:ascii="Times New Roman" w:hAnsi="Times New Roman"/>
+          <w:b w:val="0"/>
+          <w:i w:val="0"/>
           <w:iCs/>
+          <w:sz w:val="21"/>
         </w:rPr>
         <w:t xml:space="preserve">图14.7；右：Weller</w:t>
       </w:r>
       <w:r>
         <w:rPr>
-          <w:i/>
+          <w:b w:val="0"/>
+          <w:i w:val="0"/>
           <w:iCs/>
-        </w:rPr>
-        <w:t xml:space="preserve"> </w:t>
-      </w:r>
-      <w:r>
-        <w:rPr>
-          <w:rFonts w:hint="eastAsia" w:eastAsia="SimSun" w:ascii="Times New Roman" w:hAnsi="Times New Roman"/>
-          <w:i/>
+          <w:sz w:val="21"/>
+        </w:rPr>
+        <w:t xml:space="preserve"> </w:t>
+      </w:r>
+      <w:r>
+        <w:rPr>
+          <w:rFonts w:hint="eastAsia" w:eastAsia="FangSong" w:ascii="Times New Roman" w:hAnsi="Times New Roman"/>
+          <w:b w:val="0"/>
+          <w:i w:val="0"/>
           <w:iCs/>
+          <w:sz w:val="21"/>
         </w:rPr>
         <w:t xml:space="preserve">图14.14）</w:t>
       </w:r>
@@ -2136,7 +2241,7 @@
           <w:b/>
           <w:bCs/>
         </w:rPr>
-        <w:t xml:space="preserve">&gt; 💡 </w:t>
+        <w:t xml:space="preserve">&gt; </w:t>
       </w:r>
       <w:r>
         <w:rPr>
@@ -2195,6 +2300,14 @@
         <w:t xml:space="preserve">的分摊数：</w:t>
       </w:r>
       <m:oMath>
+        <m:oMathPr>
+          <m:ctrlPr>
+            <w:rPr>
+              <w:sz w:val="28"/>
+              <w:szCs w:val="28"/>
+            </w:rPr>
+          </m:ctrlPr>
+        </m:oMathPr>
         <m:r>
           <m:t>2</m:t>
         </m:r>
@@ -2349,7 +2462,7 @@
           <w:p>
             <w:pPr>
               <w:pStyle w:val="Compact"/>
-              <w:jc w:val="left"/>
+              <w:jc w:val="center"/>
             </w:pPr>
             <w:r>
               <w:rPr>
@@ -2365,7 +2478,7 @@
           <w:p>
             <w:pPr>
               <w:pStyle w:val="Compact"/>
-              <w:jc w:val="left"/>
+              <w:jc w:val="center"/>
             </w:pPr>
             <w:r>
               <w:rPr>
@@ -2381,7 +2494,7 @@
           <w:p>
             <w:pPr>
               <w:pStyle w:val="Compact"/>
-              <w:jc w:val="left"/>
+              <w:jc w:val="center"/>
             </w:pPr>
             <w:r>
               <w:rPr>
@@ -2397,7 +2510,7 @@
           <w:p>
             <w:pPr>
               <w:pStyle w:val="Compact"/>
-              <w:jc w:val="left"/>
+              <w:jc w:val="center"/>
             </w:pPr>
             <w:r>
               <w:rPr>
@@ -2415,7 +2528,7 @@
           <w:p>
             <w:pPr>
               <w:pStyle w:val="Compact"/>
-              <w:jc w:val="left"/>
+              <w:jc w:val="center"/>
             </w:pPr>
             <w:r>
               <w:rPr>
@@ -2430,7 +2543,7 @@
           <w:p>
             <w:pPr>
               <w:pStyle w:val="Compact"/>
-              <w:jc w:val="left"/>
+              <w:jc w:val="center"/>
             </w:pPr>
             <w:r>
               <w:rPr>
@@ -2445,7 +2558,7 @@
           <w:p>
             <w:pPr>
               <w:pStyle w:val="Compact"/>
-              <w:jc w:val="left"/>
+              <w:jc w:val="center"/>
             </w:pPr>
             <w:r>
               <w:rPr>
@@ -2466,7 +2579,7 @@
           <w:p>
             <w:pPr>
               <w:pStyle w:val="Compact"/>
-              <w:jc w:val="left"/>
+              <w:jc w:val="center"/>
             </w:pPr>
             <w:r>
               <w:rPr>
@@ -2483,7 +2596,7 @@
           <w:p>
             <w:pPr>
               <w:pStyle w:val="Compact"/>
-              <w:jc w:val="left"/>
+              <w:jc w:val="center"/>
             </w:pPr>
             <w:r>
               <w:rPr>
@@ -2498,7 +2611,7 @@
           <w:p>
             <w:pPr>
               <w:pStyle w:val="Compact"/>
-              <w:jc w:val="left"/>
+              <w:jc w:val="center"/>
             </w:pPr>
             <w:r>
               <w:rPr>
@@ -2513,7 +2626,7 @@
           <w:p>
             <w:pPr>
               <w:pStyle w:val="Compact"/>
-              <w:jc w:val="left"/>
+              <w:jc w:val="center"/>
             </w:pPr>
             <w:r>
               <w:rPr>
@@ -2534,7 +2647,7 @@
           <w:p>
             <w:pPr>
               <w:pStyle w:val="Compact"/>
-              <w:jc w:val="left"/>
+              <w:jc w:val="center"/>
             </w:pPr>
             <w:r>
               <w:rPr>
@@ -2551,7 +2664,7 @@
           <w:p>
             <w:pPr>
               <w:pStyle w:val="Compact"/>
-              <w:jc w:val="left"/>
+              <w:jc w:val="center"/>
             </w:pPr>
             <w:r>
               <w:rPr>
@@ -2566,7 +2679,7 @@
           <w:p>
             <w:pPr>
               <w:pStyle w:val="Compact"/>
-              <w:jc w:val="left"/>
+              <w:jc w:val="center"/>
             </w:pPr>
             <w:r>
               <w:rPr>
@@ -2581,7 +2694,7 @@
           <w:p>
             <w:pPr>
               <w:pStyle w:val="Compact"/>
-              <w:jc w:val="left"/>
+              <w:jc w:val="center"/>
             </w:pPr>
             <w:r>
               <w:rPr>
@@ -2596,7 +2709,7 @@
           <w:p>
             <w:pPr>
               <w:pStyle w:val="Compact"/>
-              <w:jc w:val="left"/>
+              <w:jc w:val="center"/>
             </w:pPr>
             <w:r>
               <w:rPr>
@@ -2613,7 +2726,7 @@
           <w:p>
             <w:pPr>
               <w:pStyle w:val="Compact"/>
-              <w:jc w:val="left"/>
+              <w:jc w:val="center"/>
             </w:pPr>
             <w:r>
               <w:rPr>
@@ -2628,7 +2741,7 @@
           <w:p>
             <w:pPr>
               <w:pStyle w:val="Compact"/>
-              <w:jc w:val="left"/>
+              <w:jc w:val="center"/>
             </w:pPr>
             <w:r>
               <w:rPr>
@@ -2643,7 +2756,7 @@
           <w:p>
             <w:pPr>
               <w:pStyle w:val="Compact"/>
-              <w:jc w:val="left"/>
+              <w:jc w:val="center"/>
             </w:pPr>
             <w:r>
               <w:rPr>
@@ -2664,7 +2777,7 @@
           <w:p>
             <w:pPr>
               <w:pStyle w:val="Compact"/>
-              <w:jc w:val="left"/>
+              <w:jc w:val="center"/>
             </w:pPr>
             <w:r>
               <w:rPr>
@@ -2767,8 +2880,14 @@
     <w:p>
       <w:pPr>
         <w:pStyle w:val="FirstParagraph"/>
+        <w:jc w:val="center"/>
       </w:pPr>
       <w:r>
+        <w:rPr>
+          <w:b w:val="0"/>
+          <w:i w:val="0"/>
+          <w:sz w:val="21"/>
+        </w:rPr>
         <w:drawing>
           <wp:inline>
             <wp:extent cx="4851400" cy="4660900"/>
@@ -2811,73 +2930,96 @@
         </w:drawing>
       </w:r>
       <w:r>
-        <w:t xml:space="preserve"> </w:t>
-      </w:r>
-      <w:r>
-        <w:rPr>
-          <w:rFonts w:hint="eastAsia" w:eastAsia="SimSun" w:ascii="Times New Roman" w:hAnsi="Times New Roman"/>
-          <w:i/>
+        <w:rPr>
+          <w:b w:val="0"/>
+          <w:i w:val="0"/>
+          <w:sz w:val="21"/>
+        </w:rPr>
+        <w:t xml:space="preserve"> </w:t>
+      </w:r>
+      <w:r>
+        <w:rPr>
+          <w:rFonts w:hint="eastAsia" w:eastAsia="FangSong" w:ascii="Times New Roman" w:hAnsi="Times New Roman"/>
+          <w:b w:val="0"/>
+          <w:i w:val="0"/>
           <w:iCs/>
+          <w:sz w:val="21"/>
         </w:rPr>
         <w:t xml:space="preserve">图</w:t>
       </w:r>
       <w:r>
         <w:rPr>
-          <w:i/>
+          <w:b w:val="0"/>
+          <w:i w:val="0"/>
           <w:iCs/>
+          <w:sz w:val="21"/>
         </w:rPr>
         <w:t xml:space="preserve"> CaC₂ </w:t>
       </w:r>
       <w:r>
         <w:rPr>
-          <w:rFonts w:hint="eastAsia" w:eastAsia="SimSun" w:ascii="Times New Roman" w:hAnsi="Times New Roman"/>
-          <w:i/>
+          <w:rFonts w:hint="eastAsia" w:eastAsia="FangSong" w:ascii="Times New Roman" w:hAnsi="Times New Roman"/>
+          <w:b w:val="0"/>
+          <w:i w:val="0"/>
           <w:iCs/>
+          <w:sz w:val="21"/>
         </w:rPr>
         <w:t xml:space="preserve">的晶体结构</w:t>
       </w:r>
       <w:r>
         <w:rPr>
-          <w:i/>
+          <w:b w:val="0"/>
+          <w:i w:val="0"/>
           <w:iCs/>
+          <w:sz w:val="21"/>
         </w:rPr>
         <w:t xml:space="preserve"> — C₂²⁻ </w:t>
       </w:r>
       <w:r>
         <w:rPr>
-          <w:rFonts w:hint="eastAsia" w:eastAsia="SimSun" w:ascii="Times New Roman" w:hAnsi="Times New Roman"/>
-          <w:i/>
+          <w:rFonts w:hint="eastAsia" w:eastAsia="FangSong" w:ascii="Times New Roman" w:hAnsi="Times New Roman"/>
+          <w:b w:val="0"/>
+          <w:i w:val="0"/>
           <w:iCs/>
+          <w:sz w:val="21"/>
         </w:rPr>
         <w:t xml:space="preserve">离子位于</w:t>
       </w:r>
       <w:r>
         <w:rPr>
-          <w:i/>
+          <w:b w:val="0"/>
+          <w:i w:val="0"/>
           <w:iCs/>
+          <w:sz w:val="21"/>
         </w:rPr>
         <w:t xml:space="preserve"> Ca²⁺ </w:t>
       </w:r>
       <w:r>
         <w:rPr>
-          <w:rFonts w:hint="eastAsia" w:eastAsia="SimSun" w:ascii="Times New Roman" w:hAnsi="Times New Roman"/>
-          <w:i/>
+          <w:rFonts w:hint="eastAsia" w:eastAsia="FangSong" w:ascii="Times New Roman" w:hAnsi="Times New Roman"/>
+          <w:b w:val="0"/>
+          <w:i w:val="0"/>
           <w:iCs/>
+          <w:sz w:val="21"/>
         </w:rPr>
         <w:t xml:space="preserve">形成的四面体空隙中，遇水产生乙炔（Weller</w:t>
       </w:r>
       <w:r>
         <w:rPr>
-          <w:i/>
+          <w:b w:val="0"/>
+          <w:i w:val="0"/>
           <w:iCs/>
-        </w:rPr>
-        <w:t xml:space="preserve"> </w:t>
-      </w:r>
-      <w:r>
-        <w:rPr>
-          <w:rFonts w:hint="eastAsia" w:eastAsia="SimSun" w:ascii="Times New Roman" w:hAnsi="Times New Roman"/>
-          <w:i/>
+          <w:sz w:val="21"/>
+        </w:rPr>
+        <w:t xml:space="preserve"> </w:t>
+      </w:r>
+      <w:r>
+        <w:rPr>
+          <w:rFonts w:hint="eastAsia" w:eastAsia="FangSong" w:ascii="Times New Roman" w:hAnsi="Times New Roman"/>
+          <w:b w:val="0"/>
+          <w:i w:val="0"/>
           <w:iCs/>
+          <w:sz w:val="21"/>
         </w:rPr>
         <w:t xml:space="preserve">图14.15）</w:t>
       </w:r>
@@ -3037,17 +3179,20 @@
         <w:pStyle w:val="BlockText"/>
       </w:pPr>
       <w:r>
-        <w:t xml:space="preserve">[!warning]</w:t>
-      </w:r>
-      <w:r>
-        <w:t xml:space="preserve"> </w:t>
+        <w:t xml:space="preserve">[!warning] ** </w:t>
+      </w:r>
+      <w:r>
+        <w:rPr>
+          <w:rFonts w:hint="eastAsia" w:eastAsia="SimSun" w:ascii="Times New Roman" w:hAnsi="Times New Roman"/>
+        </w:rPr>
+        <w:t xml:space="preserve">碳酸盐溶解性反例</w:t>
       </w:r>
       <w:r>
         <w:rPr>
           <w:b/>
           <w:bCs/>
         </w:rPr>
-        <w:t xml:space="preserve">⚠️ </w:t>
+        <w:t xml:space="preserve"> </w:t>
       </w:r>
       <w:r>
         <w:rPr>
@@ -3055,36 +3200,31 @@
           <w:b/>
           <w:bCs/>
         </w:rPr>
-        <w:t xml:space="preserve">碳酸盐溶解性反例</w:t>
-      </w:r>
-      <w:r>
-        <w:t xml:space="preserve"> </w:t>
-      </w:r>
-      <w:r>
-        <w:rPr>
-          <w:rFonts w:hint="eastAsia" w:eastAsia="SimSun" w:ascii="Times New Roman" w:hAnsi="Times New Roman"/>
-        </w:rPr>
         <w:t xml:space="preserve">绝大多数含氧酸盐的酸式盐溶解度</w:t>
       </w:r>
       <w:r>
-        <w:t xml:space="preserve"> &gt; </w:t>
-      </w:r>
-      <w:r>
-        <w:rPr>
-          <w:rFonts w:hint="eastAsia" w:eastAsia="SimSun" w:ascii="Times New Roman" w:hAnsi="Times New Roman"/>
-        </w:rPr>
-        <w:t xml:space="preserve">正盐，但</w:t>
-      </w:r>
-      <w:r>
-        <w:rPr>
-          <w:rFonts w:hint="eastAsia" w:eastAsia="SimSun" w:ascii="Times New Roman" w:hAnsi="Times New Roman"/>
+        <w:rPr>
           <w:b/>
           <w:bCs/>
         </w:rPr>
-        <w:t xml:space="preserve">强碱金属的碳酸盐是反例</w:t>
-      </w:r>
-      <w:r>
-        <w:t xml:space="preserve">。NaHCO₃ </w:t>
+        <w:t xml:space="preserve"> &gt; </w:t>
+      </w:r>
+      <w:r>
+        <w:rPr>
+          <w:rFonts w:hint="eastAsia" w:eastAsia="SimSun" w:ascii="Times New Roman" w:hAnsi="Times New Roman"/>
+          <w:b/>
+          <w:bCs/>
+        </w:rPr>
+        <w:t xml:space="preserve">正盐，但</w:t>
+      </w:r>
+      <w:r>
+        <w:rPr>
+          <w:rFonts w:hint="eastAsia" w:eastAsia="SimSun" w:ascii="Times New Roman" w:hAnsi="Times New Roman"/>
+        </w:rPr>
+        <w:t xml:space="preserve">强碱金属的碳酸盐是反例**。NaHCO₃</w:t>
+      </w:r>
+      <w:r>
+        <w:t xml:space="preserve"> </w:t>
       </w:r>
       <w:r>
         <w:rPr>
@@ -3410,7 +3550,7 @@
           <w:p>
             <w:pPr>
               <w:pStyle w:val="Compact"/>
-              <w:jc w:val="left"/>
+              <w:jc w:val="center"/>
             </w:pPr>
             <w:r>
               <w:rPr>
@@ -3490,7 +3630,7 @@
           <w:p>
             <w:pPr>
               <w:pStyle w:val="Compact"/>
-              <w:jc w:val="left"/>
+              <w:jc w:val="center"/>
             </w:pPr>
             <w:r>
               <w:rPr>
@@ -3552,7 +3692,7 @@
           <w:p>
             <w:pPr>
               <w:pStyle w:val="Compact"/>
-              <w:jc w:val="left"/>
+              <w:jc w:val="center"/>
             </w:pPr>
             <w:r>
               <w:rPr>
@@ -3614,7 +3754,7 @@
           <w:p>
             <w:pPr>
               <w:pStyle w:val="Compact"/>
-              <w:jc w:val="left"/>
+              <w:jc w:val="center"/>
             </w:pPr>
             <w:r>
               <w:rPr>
@@ -3676,7 +3816,7 @@
           <w:p>
             <w:pPr>
               <w:pStyle w:val="Compact"/>
-              <w:jc w:val="left"/>
+              <w:jc w:val="center"/>
             </w:pPr>
             <w:r>
               <w:rPr>
@@ -3738,7 +3878,7 @@
           <w:p>
             <w:pPr>
               <w:pStyle w:val="Compact"/>
-              <w:jc w:val="left"/>
+              <w:jc w:val="center"/>
             </w:pPr>
             <w:r>
               <w:rPr>
@@ -3840,7 +3980,7 @@
           <w:p>
             <w:pPr>
               <w:pStyle w:val="Compact"/>
-              <w:jc w:val="left"/>
+              <w:jc w:val="center"/>
             </w:pPr>
             <w:r>
               <w:rPr>
@@ -3856,7 +3996,7 @@
           <w:p>
             <w:pPr>
               <w:pStyle w:val="Compact"/>
-              <w:jc w:val="left"/>
+              <w:jc w:val="center"/>
             </w:pPr>
             <w:r>
               <w:rPr>
@@ -3872,7 +4012,7 @@
           <w:p>
             <w:pPr>
               <w:pStyle w:val="Compact"/>
-              <w:jc w:val="left"/>
+              <w:jc w:val="center"/>
             </w:pPr>
             <w:r>
               <w:rPr>
@@ -3888,7 +4028,7 @@
           <w:p>
             <w:pPr>
               <w:pStyle w:val="Compact"/>
-              <w:jc w:val="left"/>
+              <w:jc w:val="center"/>
             </w:pPr>
             <w:r>
               <w:rPr>
@@ -3906,7 +4046,7 @@
           <w:p>
             <w:pPr>
               <w:pStyle w:val="Compact"/>
-              <w:jc w:val="left"/>
+              <w:jc w:val="center"/>
             </w:pPr>
             <w:r>
               <w:rPr>
@@ -3921,7 +4061,7 @@
           <w:p>
             <w:pPr>
               <w:pStyle w:val="Compact"/>
-              <w:jc w:val="left"/>
+              <w:jc w:val="center"/>
             </w:pPr>
             <w:r>
               <w:rPr>
@@ -3960,7 +4100,7 @@
           <w:p>
             <w:pPr>
               <w:pStyle w:val="Compact"/>
-              <w:jc w:val="left"/>
+              <w:jc w:val="center"/>
             </w:pPr>
             <w:r>
               <w:rPr>
@@ -4011,7 +4151,7 @@
           <w:p>
             <w:pPr>
               <w:pStyle w:val="Compact"/>
-              <w:jc w:val="left"/>
+              <w:jc w:val="center"/>
             </w:pPr>
             <w:r>
               <w:rPr>
@@ -4046,7 +4186,7 @@
           <w:p>
             <w:pPr>
               <w:pStyle w:val="Compact"/>
-              <w:jc w:val="left"/>
+              <w:jc w:val="center"/>
             </w:pPr>
             <w:r>
               <w:rPr>
@@ -4061,7 +4201,7 @@
           <w:p>
             <w:pPr>
               <w:pStyle w:val="Compact"/>
-              <w:jc w:val="left"/>
+              <w:jc w:val="center"/>
             </w:pPr>
             <w:r>
               <w:rPr>
@@ -4094,7 +4234,7 @@
           <w:p>
             <w:pPr>
               <w:pStyle w:val="Compact"/>
-              <w:jc w:val="left"/>
+              <w:jc w:val="center"/>
             </w:pPr>
             <w:r>
               <w:rPr>
@@ -4115,7 +4255,7 @@
           <w:p>
             <w:pPr>
               <w:pStyle w:val="Compact"/>
-              <w:jc w:val="left"/>
+              <w:jc w:val="center"/>
             </w:pPr>
             <w:r>
               <w:rPr>
@@ -4144,7 +4284,7 @@
           <w:p>
             <w:pPr>
               <w:pStyle w:val="Compact"/>
-              <w:jc w:val="left"/>
+              <w:jc w:val="center"/>
             </w:pPr>
             <w:r>
               <w:rPr>
@@ -4159,7 +4299,7 @@
           <w:p>
             <w:pPr>
               <w:pStyle w:val="Compact"/>
-              <w:jc w:val="left"/>
+              <w:jc w:val="center"/>
             </w:pPr>
             <w:r>
               <w:rPr>
@@ -4180,7 +4320,7 @@
           <w:p>
             <w:pPr>
               <w:pStyle w:val="Compact"/>
-              <w:jc w:val="left"/>
+              <w:jc w:val="center"/>
             </w:pPr>
             <w:r>
               <w:rPr>
@@ -4205,7 +4345,7 @@
           <w:p>
             <w:pPr>
               <w:pStyle w:val="Compact"/>
-              <w:jc w:val="left"/>
+              <w:jc w:val="center"/>
             </w:pPr>
             <w:r>
               <w:rPr>
@@ -4240,7 +4380,7 @@
           <w:p>
             <w:pPr>
               <w:pStyle w:val="Compact"/>
-              <w:jc w:val="left"/>
+              <w:jc w:val="center"/>
             </w:pPr>
             <w:r>
               <w:rPr>
@@ -4255,7 +4395,7 @@
           <w:p>
             <w:pPr>
               <w:pStyle w:val="Compact"/>
-              <w:jc w:val="left"/>
+              <w:jc w:val="center"/>
             </w:pPr>
             <w:r>
               <w:rPr>
@@ -4270,7 +4410,7 @@
           <w:p>
             <w:pPr>
               <w:pStyle w:val="Compact"/>
-              <w:jc w:val="left"/>
+              <w:jc w:val="center"/>
             </w:pPr>
             <w:r>
               <w:rPr>
@@ -4299,7 +4439,7 @@
           <w:p>
             <w:pPr>
               <w:pStyle w:val="Compact"/>
-              <w:jc w:val="left"/>
+              <w:jc w:val="center"/>
             </w:pPr>
             <w:r>
               <w:rPr>
@@ -4322,7 +4462,7 @@
           <w:p>
             <w:pPr>
               <w:pStyle w:val="Compact"/>
-              <w:jc w:val="left"/>
+              <w:jc w:val="center"/>
             </w:pPr>
             <w:r>
               <w:rPr>
@@ -4337,7 +4477,7 @@
           <w:p>
             <w:pPr>
               <w:pStyle w:val="Compact"/>
-              <w:jc w:val="left"/>
+              <w:jc w:val="center"/>
             </w:pPr>
             <w:r>
               <w:rPr>
@@ -4358,7 +4498,7 @@
           <w:p>
             <w:pPr>
               <w:pStyle w:val="Compact"/>
-              <w:jc w:val="left"/>
+              <w:jc w:val="center"/>
             </w:pPr>
             <w:r>
               <w:rPr>
@@ -4379,7 +4519,7 @@
           <w:p>
             <w:pPr>
               <w:pStyle w:val="Compact"/>
-              <w:jc w:val="left"/>
+              <w:jc w:val="center"/>
             </w:pPr>
             <w:r>
               <w:rPr>
@@ -4408,7 +4548,7 @@
           <w:p>
             <w:pPr>
               <w:pStyle w:val="Compact"/>
-              <w:jc w:val="left"/>
+              <w:jc w:val="center"/>
             </w:pPr>
             <w:r>
               <w:rPr>
@@ -4423,7 +4563,7 @@
           <w:p>
             <w:pPr>
               <w:pStyle w:val="Compact"/>
-              <w:jc w:val="left"/>
+              <w:jc w:val="center"/>
             </w:pPr>
             <w:r>
               <w:rPr>
@@ -4456,7 +4596,7 @@
           <w:p>
             <w:pPr>
               <w:pStyle w:val="Compact"/>
-              <w:jc w:val="left"/>
+              <w:jc w:val="center"/>
             </w:pPr>
             <w:r>
               <w:rPr>
@@ -4509,7 +4649,7 @@
           <w:p>
             <w:pPr>
               <w:pStyle w:val="Compact"/>
-              <w:jc w:val="left"/>
+              <w:jc w:val="center"/>
             </w:pPr>
             <w:r>
               <w:rPr>
@@ -4532,7 +4672,7 @@
           <w:p>
             <w:pPr>
               <w:pStyle w:val="Compact"/>
-              <w:jc w:val="left"/>
+              <w:jc w:val="center"/>
             </w:pPr>
             <w:r>
               <w:rPr>
@@ -4547,7 +4687,7 @@
           <w:p>
             <w:pPr>
               <w:pStyle w:val="Compact"/>
-              <w:jc w:val="left"/>
+              <w:jc w:val="center"/>
             </w:pPr>
             <w:r>
               <w:rPr>
@@ -4580,7 +4720,7 @@
           <w:p>
             <w:pPr>
               <w:pStyle w:val="Compact"/>
-              <w:jc w:val="left"/>
+              <w:jc w:val="center"/>
             </w:pPr>
             <w:r>
               <w:rPr>
@@ -4613,7 +4753,7 @@
           <w:p>
             <w:pPr>
               <w:pStyle w:val="Compact"/>
-              <w:jc w:val="left"/>
+              <w:jc w:val="center"/>
             </w:pPr>
             <w:r>
               <w:rPr>
@@ -4719,8 +4859,14 @@
     <w:p>
       <w:pPr>
         <w:pStyle w:val="BodyText"/>
+        <w:jc w:val="center"/>
       </w:pPr>
       <w:r>
+        <w:rPr>
+          <w:b w:val="0"/>
+          <w:i w:val="0"/>
+          <w:sz w:val="21"/>
+        </w:rPr>
         <w:drawing>
           <wp:inline>
             <wp:extent cx="5334000" cy="5463886"/>
@@ -4763,103 +4909,134 @@
         </w:drawing>
       </w:r>
       <w:r>
-        <w:t xml:space="preserve"> </w:t>
-      </w:r>
-      <w:r>
-        <w:rPr>
-          <w:rFonts w:hint="eastAsia" w:eastAsia="SimSun" w:ascii="Times New Roman" w:hAnsi="Times New Roman"/>
-          <w:i/>
+        <w:rPr>
+          <w:b w:val="0"/>
+          <w:i w:val="0"/>
+          <w:sz w:val="21"/>
+        </w:rPr>
+        <w:t xml:space="preserve"> </w:t>
+      </w:r>
+      <w:r>
+        <w:rPr>
+          <w:rFonts w:hint="eastAsia" w:eastAsia="FangSong" w:ascii="Times New Roman" w:hAnsi="Times New Roman"/>
+          <w:b w:val="0"/>
+          <w:i w:val="0"/>
           <w:iCs/>
+          <w:sz w:val="21"/>
         </w:rPr>
         <w:t xml:space="preserve">图</w:t>
       </w:r>
       <w:r>
         <w:rPr>
-          <w:i/>
+          <w:b w:val="0"/>
+          <w:i w:val="0"/>
           <w:iCs/>
+          <w:sz w:val="21"/>
         </w:rPr>
         <w:t xml:space="preserve"> SiO₄ </w:t>
       </w:r>
       <w:r>
         <w:rPr>
-          <w:rFonts w:hint="eastAsia" w:eastAsia="SimSun" w:ascii="Times New Roman" w:hAnsi="Times New Roman"/>
-          <w:i/>
+          <w:rFonts w:hint="eastAsia" w:eastAsia="FangSong" w:ascii="Times New Roman" w:hAnsi="Times New Roman"/>
+          <w:b w:val="0"/>
+          <w:i w:val="0"/>
           <w:iCs/>
+          <w:sz w:val="21"/>
         </w:rPr>
         <w:t xml:space="preserve">四面体的三维网状结构</w:t>
       </w:r>
       <w:r>
         <w:rPr>
-          <w:i/>
+          <w:b w:val="0"/>
+          <w:i w:val="0"/>
           <w:iCs/>
+          <w:sz w:val="21"/>
         </w:rPr>
         <w:t xml:space="preserve"> — Si—O </w:t>
       </w:r>
       <w:r>
         <w:rPr>
-          <w:rFonts w:hint="eastAsia" w:eastAsia="SimSun" w:ascii="Times New Roman" w:hAnsi="Times New Roman"/>
-          <w:i/>
+          <w:rFonts w:hint="eastAsia" w:eastAsia="FangSong" w:ascii="Times New Roman" w:hAnsi="Times New Roman"/>
+          <w:b w:val="0"/>
+          <w:i w:val="0"/>
           <w:iCs/>
+          <w:sz w:val="21"/>
         </w:rPr>
         <w:t xml:space="preserve">键能（466</w:t>
       </w:r>
       <w:r>
         <w:rPr>
-          <w:i/>
+          <w:b w:val="0"/>
+          <w:i w:val="0"/>
           <w:iCs/>
-        </w:rPr>
-        <w:t xml:space="preserve"> </w:t>
-      </w:r>
-      <w:r>
-        <w:rPr>
-          <w:rFonts w:hint="eastAsia" w:eastAsia="SimSun" w:ascii="Times New Roman" w:hAnsi="Times New Roman"/>
-          <w:i/>
+          <w:sz w:val="21"/>
+        </w:rPr>
+        <w:t xml:space="preserve"> </w:t>
+      </w:r>
+      <w:r>
+        <w:rPr>
+          <w:rFonts w:hint="eastAsia" w:eastAsia="FangSong" w:ascii="Times New Roman" w:hAnsi="Times New Roman"/>
+          <w:b w:val="0"/>
+          <w:i w:val="0"/>
           <w:iCs/>
+          <w:sz w:val="21"/>
         </w:rPr>
         <w:t xml:space="preserve">kJ/mol）远高于</w:t>
       </w:r>
       <w:r>
         <w:rPr>
-          <w:i/>
+          <w:b w:val="0"/>
+          <w:i w:val="0"/>
           <w:iCs/>
+          <w:sz w:val="21"/>
         </w:rPr>
         <w:t xml:space="preserve"> Si—Si </w:t>
       </w:r>
       <w:r>
         <w:rPr>
-          <w:rFonts w:hint="eastAsia" w:eastAsia="SimSun" w:ascii="Times New Roman" w:hAnsi="Times New Roman"/>
-          <w:i/>
+          <w:rFonts w:hint="eastAsia" w:eastAsia="FangSong" w:ascii="Times New Roman" w:hAnsi="Times New Roman"/>
+          <w:b w:val="0"/>
+          <w:i w:val="0"/>
           <w:iCs/>
+          <w:sz w:val="21"/>
         </w:rPr>
         <w:t xml:space="preserve">键，解释了为什么硅化学以</w:t>
       </w:r>
       <w:r>
         <w:rPr>
-          <w:i/>
+          <w:b w:val="0"/>
+          <w:i w:val="0"/>
           <w:iCs/>
+          <w:sz w:val="21"/>
         </w:rPr>
         <w:t xml:space="preserve"> Si—O </w:t>
       </w:r>
       <w:r>
         <w:rPr>
-          <w:rFonts w:hint="eastAsia" w:eastAsia="SimSun" w:ascii="Times New Roman" w:hAnsi="Times New Roman"/>
-          <w:i/>
+          <w:rFonts w:hint="eastAsia" w:eastAsia="FangSong" w:ascii="Times New Roman" w:hAnsi="Times New Roman"/>
+          <w:b w:val="0"/>
+          <w:i w:val="0"/>
           <w:iCs/>
+          <w:sz w:val="21"/>
         </w:rPr>
         <w:t xml:space="preserve">键为骨架（Weller</w:t>
       </w:r>
       <w:r>
         <w:rPr>
-          <w:i/>
+          <w:b w:val="0"/>
+          <w:i w:val="0"/>
           <w:iCs/>
-        </w:rPr>
-        <w:t xml:space="preserve"> </w:t>
-      </w:r>
-      <w:r>
-        <w:rPr>
-          <w:rFonts w:hint="eastAsia" w:eastAsia="SimSun" w:ascii="Times New Roman" w:hAnsi="Times New Roman"/>
-          <w:i/>
+          <w:sz w:val="21"/>
+        </w:rPr>
+        <w:t xml:space="preserve"> </w:t>
+      </w:r>
+      <w:r>
+        <w:rPr>
+          <w:rFonts w:hint="eastAsia" w:eastAsia="FangSong" w:ascii="Times New Roman" w:hAnsi="Times New Roman"/>
+          <w:b w:val="0"/>
+          <w:i w:val="0"/>
           <w:iCs/>
+          <w:sz w:val="21"/>
         </w:rPr>
         <w:t xml:space="preserve">图14.17）</w:t>
       </w:r>
@@ -5021,8 +5198,14 @@
     <w:p>
       <w:pPr>
         <w:pStyle w:val="BodyText"/>
+        <w:jc w:val="center"/>
       </w:pPr>
       <w:r>
+        <w:rPr>
+          <w:b w:val="0"/>
+          <w:i w:val="0"/>
+          <w:sz w:val="21"/>
+        </w:rPr>
         <w:drawing>
           <wp:inline>
             <wp:extent cx="3683000" cy="3251200"/>
@@ -5065,103 +5248,134 @@
         </w:drawing>
       </w:r>
       <w:r>
-        <w:t xml:space="preserve"> </w:t>
-      </w:r>
-      <w:r>
-        <w:rPr>
-          <w:rFonts w:hint="eastAsia" w:eastAsia="SimSun" w:ascii="Times New Roman" w:hAnsi="Times New Roman"/>
-          <w:i/>
+        <w:rPr>
+          <w:b w:val="0"/>
+          <w:i w:val="0"/>
+          <w:sz w:val="21"/>
+        </w:rPr>
+        <w:t xml:space="preserve"> </w:t>
+      </w:r>
+      <w:r>
+        <w:rPr>
+          <w:rFonts w:hint="eastAsia" w:eastAsia="FangSong" w:ascii="Times New Roman" w:hAnsi="Times New Roman"/>
+          <w:b w:val="0"/>
+          <w:i w:val="0"/>
           <w:iCs/>
+          <w:sz w:val="21"/>
         </w:rPr>
         <w:t xml:space="preserve">图</w:t>
       </w:r>
       <w:r>
         <w:rPr>
-          <w:i/>
+          <w:b w:val="0"/>
+          <w:i w:val="0"/>
           <w:iCs/>
+          <w:sz w:val="21"/>
         </w:rPr>
         <w:t xml:space="preserve"> SiO₄⁴⁻ </w:t>
       </w:r>
       <w:r>
         <w:rPr>
-          <w:rFonts w:hint="eastAsia" w:eastAsia="SimSun" w:ascii="Times New Roman" w:hAnsi="Times New Roman"/>
-          <w:i/>
+          <w:rFonts w:hint="eastAsia" w:eastAsia="FangSong" w:ascii="Times New Roman" w:hAnsi="Times New Roman"/>
+          <w:b w:val="0"/>
+          <w:i w:val="0"/>
           <w:iCs/>
+          <w:sz w:val="21"/>
         </w:rPr>
         <w:t xml:space="preserve">正硅酸根四面体结构</w:t>
       </w:r>
       <w:r>
         <w:rPr>
-          <w:i/>
+          <w:b w:val="0"/>
+          <w:i w:val="0"/>
           <w:iCs/>
+          <w:sz w:val="21"/>
         </w:rPr>
         <w:t xml:space="preserve"> — </w:t>
       </w:r>
       <w:r>
         <w:rPr>
-          <w:rFonts w:hint="eastAsia" w:eastAsia="SimSun" w:ascii="Times New Roman" w:hAnsi="Times New Roman"/>
-          <w:i/>
+          <w:rFonts w:hint="eastAsia" w:eastAsia="FangSong" w:ascii="Times New Roman" w:hAnsi="Times New Roman"/>
+          <w:b w:val="0"/>
+          <w:i w:val="0"/>
           <w:iCs/>
+          <w:sz w:val="21"/>
         </w:rPr>
         <w:t xml:space="preserve">硅酸盐的基本结构单元，Si</w:t>
       </w:r>
       <w:r>
         <w:rPr>
-          <w:i/>
+          <w:b w:val="0"/>
+          <w:i w:val="0"/>
           <w:iCs/>
-        </w:rPr>
-        <w:t xml:space="preserve"> </w:t>
-      </w:r>
-      <w:r>
-        <w:rPr>
-          <w:rFonts w:hint="eastAsia" w:eastAsia="SimSun" w:ascii="Times New Roman" w:hAnsi="Times New Roman"/>
-          <w:i/>
+          <w:sz w:val="21"/>
+        </w:rPr>
+        <w:t xml:space="preserve"> </w:t>
+      </w:r>
+      <w:r>
+        <w:rPr>
+          <w:rFonts w:hint="eastAsia" w:eastAsia="FangSong" w:ascii="Times New Roman" w:hAnsi="Times New Roman"/>
+          <w:b w:val="0"/>
+          <w:i w:val="0"/>
           <w:iCs/>
+          <w:sz w:val="21"/>
         </w:rPr>
         <w:t xml:space="preserve">在中心，4</w:t>
       </w:r>
       <w:r>
         <w:rPr>
-          <w:i/>
+          <w:b w:val="0"/>
+          <w:i w:val="0"/>
           <w:iCs/>
-        </w:rPr>
-        <w:t xml:space="preserve"> </w:t>
-      </w:r>
-      <w:r>
-        <w:rPr>
-          <w:rFonts w:hint="eastAsia" w:eastAsia="SimSun" w:ascii="Times New Roman" w:hAnsi="Times New Roman"/>
-          <w:i/>
+          <w:sz w:val="21"/>
+        </w:rPr>
+        <w:t xml:space="preserve"> </w:t>
+      </w:r>
+      <w:r>
+        <w:rPr>
+          <w:rFonts w:hint="eastAsia" w:eastAsia="FangSong" w:ascii="Times New Roman" w:hAnsi="Times New Roman"/>
+          <w:b w:val="0"/>
+          <w:i w:val="0"/>
           <w:iCs/>
+          <w:sz w:val="21"/>
         </w:rPr>
         <w:t xml:space="preserve">个</w:t>
       </w:r>
       <w:r>
         <w:rPr>
-          <w:i/>
+          <w:b w:val="0"/>
+          <w:i w:val="0"/>
           <w:iCs/>
+          <w:sz w:val="21"/>
         </w:rPr>
         <w:t xml:space="preserve"> O </w:t>
       </w:r>
       <w:r>
         <w:rPr>
-          <w:rFonts w:hint="eastAsia" w:eastAsia="SimSun" w:ascii="Times New Roman" w:hAnsi="Times New Roman"/>
-          <w:i/>
+          <w:rFonts w:hint="eastAsia" w:eastAsia="FangSong" w:ascii="Times New Roman" w:hAnsi="Times New Roman"/>
+          <w:b w:val="0"/>
+          <w:i w:val="0"/>
           <w:iCs/>
+          <w:sz w:val="21"/>
         </w:rPr>
         <w:t xml:space="preserve">在顶点（Weller</w:t>
       </w:r>
       <w:r>
         <w:rPr>
-          <w:i/>
+          <w:b w:val="0"/>
+          <w:i w:val="0"/>
           <w:iCs/>
-        </w:rPr>
-        <w:t xml:space="preserve"> </w:t>
-      </w:r>
-      <w:r>
-        <w:rPr>
-          <w:rFonts w:hint="eastAsia" w:eastAsia="SimSun" w:ascii="Times New Roman" w:hAnsi="Times New Roman"/>
-          <w:i/>
+          <w:sz w:val="21"/>
+        </w:rPr>
+        <w:t xml:space="preserve"> </w:t>
+      </w:r>
+      <w:r>
+        <w:rPr>
+          <w:rFonts w:hint="eastAsia" w:eastAsia="FangSong" w:ascii="Times New Roman" w:hAnsi="Times New Roman"/>
+          <w:b w:val="0"/>
+          <w:i w:val="0"/>
           <w:iCs/>
+          <w:sz w:val="21"/>
         </w:rPr>
         <w:t xml:space="preserve">图14.17附近）</w:t>
       </w:r>
@@ -5188,7 +5402,7 @@
           <w:p>
             <w:pPr>
               <w:pStyle w:val="Compact"/>
-              <w:jc w:val="left"/>
+              <w:jc w:val="center"/>
             </w:pPr>
             <w:r>
               <w:rPr>
@@ -5227,7 +5441,7 @@
           <w:p>
             <w:pPr>
               <w:pStyle w:val="Compact"/>
-              <w:jc w:val="left"/>
+              <w:jc w:val="center"/>
             </w:pPr>
             <w:r>
               <w:rPr>
@@ -5243,7 +5457,7 @@
           <w:p>
             <w:pPr>
               <w:pStyle w:val="Compact"/>
-              <w:jc w:val="left"/>
+              <w:jc w:val="center"/>
             </w:pPr>
             <w:r>
               <w:rPr>
@@ -5277,7 +5491,7 @@
           <w:p>
             <w:pPr>
               <w:pStyle w:val="Compact"/>
-              <w:jc w:val="left"/>
+              <w:jc w:val="center"/>
             </w:pPr>
             <w:r>
               <w:rPr>
@@ -5319,7 +5533,7 @@
           <w:p>
             <w:pPr>
               <w:pStyle w:val="Compact"/>
-              <w:jc w:val="left"/>
+              <w:jc w:val="center"/>
             </w:pPr>
             <w:r>
               <w:rPr>
@@ -5334,7 +5548,7 @@
           <w:p>
             <w:pPr>
               <w:pStyle w:val="Compact"/>
-              <w:jc w:val="left"/>
+              <w:jc w:val="center"/>
             </w:pPr>
             <w:r>
               <w:rPr>
@@ -5372,7 +5586,7 @@
           <w:p>
             <w:pPr>
               <w:pStyle w:val="Compact"/>
-              <w:jc w:val="left"/>
+              <w:jc w:val="center"/>
             </w:pPr>
             <w:r>
               <w:rPr>
@@ -5414,7 +5628,7 @@
           <w:p>
             <w:pPr>
               <w:pStyle w:val="Compact"/>
-              <w:jc w:val="left"/>
+              <w:jc w:val="center"/>
             </w:pPr>
             <w:r>
               <w:rPr>
@@ -5435,7 +5649,7 @@
           <w:p>
             <w:pPr>
               <w:pStyle w:val="Compact"/>
-              <w:jc w:val="left"/>
+              <w:jc w:val="center"/>
             </w:pPr>
             <w:r>
               <w:rPr>
@@ -5467,7 +5681,7 @@
           <w:p>
             <w:pPr>
               <w:pStyle w:val="Compact"/>
-              <w:jc w:val="left"/>
+              <w:jc w:val="center"/>
             </w:pPr>
             <w:r>
               <w:rPr>
@@ -5509,7 +5723,7 @@
           <w:p>
             <w:pPr>
               <w:pStyle w:val="Compact"/>
-              <w:jc w:val="left"/>
+              <w:jc w:val="center"/>
             </w:pPr>
             <w:r>
               <w:rPr>
@@ -5530,7 +5744,7 @@
           <w:p>
             <w:pPr>
               <w:pStyle w:val="Compact"/>
-              <w:jc w:val="left"/>
+              <w:jc w:val="center"/>
             </w:pPr>
             <w:r>
               <w:rPr>
@@ -5562,7 +5776,7 @@
           <w:p>
             <w:pPr>
               <w:pStyle w:val="Compact"/>
-              <w:jc w:val="left"/>
+              <w:jc w:val="center"/>
             </w:pPr>
             <w:r>
               <w:rPr>
@@ -5604,7 +5818,7 @@
           <w:p>
             <w:pPr>
               <w:pStyle w:val="Compact"/>
-              <w:jc w:val="left"/>
+              <w:jc w:val="center"/>
             </w:pPr>
             <w:r>
               <w:rPr>
@@ -5619,7 +5833,7 @@
           <w:p>
             <w:pPr>
               <w:pStyle w:val="Compact"/>
-              <w:jc w:val="left"/>
+              <w:jc w:val="center"/>
             </w:pPr>
             <w:r>
               <w:rPr>
@@ -5651,7 +5865,7 @@
           <w:p>
             <w:pPr>
               <w:pStyle w:val="Compact"/>
-              <w:jc w:val="left"/>
+              <w:jc w:val="center"/>
             </w:pPr>
             <w:r>
               <w:rPr>
@@ -5693,7 +5907,7 @@
           <w:p>
             <w:pPr>
               <w:pStyle w:val="Compact"/>
-              <w:jc w:val="left"/>
+              <w:jc w:val="center"/>
             </w:pPr>
             <w:r>
               <w:rPr>
@@ -5708,7 +5922,7 @@
           <w:p>
             <w:pPr>
               <w:pStyle w:val="Compact"/>
-              <w:jc w:val="left"/>
+              <w:jc w:val="center"/>
             </w:pPr>
             <w:r>
               <w:rPr>
@@ -5817,7 +6031,7 @@
           <w:b/>
           <w:bCs/>
         </w:rPr>
-        <w:t xml:space="preserve">&gt; 💡 </w:t>
+        <w:t xml:space="preserve">&gt; </w:t>
       </w:r>
       <w:r>
         <w:rPr>
@@ -5846,8 +6060,14 @@
     <w:p>
       <w:pPr>
         <w:pStyle w:val="BodyText"/>
+        <w:jc w:val="center"/>
       </w:pPr>
       <w:r>
+        <w:rPr>
+          <w:b w:val="0"/>
+          <w:i w:val="0"/>
+          <w:sz w:val="21"/>
+        </w:rPr>
         <w:drawing>
           <wp:inline>
             <wp:extent cx="4457700" cy="5905500"/>
@@ -5890,58 +6110,77 @@
         </w:drawing>
       </w:r>
       <w:r>
-        <w:t xml:space="preserve"> </w:t>
-      </w:r>
-      <w:r>
-        <w:rPr>
-          <w:rFonts w:hint="eastAsia" w:eastAsia="SimSun" w:ascii="Times New Roman" w:hAnsi="Times New Roman"/>
-          <w:i/>
+        <w:rPr>
+          <w:b w:val="0"/>
+          <w:i w:val="0"/>
+          <w:sz w:val="21"/>
+        </w:rPr>
+        <w:t xml:space="preserve"> </w:t>
+      </w:r>
+      <w:r>
+        <w:rPr>
+          <w:rFonts w:hint="eastAsia" w:eastAsia="FangSong" w:ascii="Times New Roman" w:hAnsi="Times New Roman"/>
+          <w:b w:val="0"/>
+          <w:i w:val="0"/>
           <w:iCs/>
+          <w:sz w:val="21"/>
         </w:rPr>
         <w:t xml:space="preserve">图</w:t>
       </w:r>
       <w:r>
         <w:rPr>
-          <w:i/>
+          <w:b w:val="0"/>
+          <w:i w:val="0"/>
           <w:iCs/>
+          <w:sz w:val="21"/>
         </w:rPr>
         <w:t xml:space="preserve"> A </w:t>
       </w:r>
       <w:r>
         <w:rPr>
-          <w:rFonts w:hint="eastAsia" w:eastAsia="SimSun" w:ascii="Times New Roman" w:hAnsi="Times New Roman"/>
-          <w:i/>
+          <w:rFonts w:hint="eastAsia" w:eastAsia="FangSong" w:ascii="Times New Roman" w:hAnsi="Times New Roman"/>
+          <w:b w:val="0"/>
+          <w:i w:val="0"/>
           <w:iCs/>
+          <w:sz w:val="21"/>
         </w:rPr>
         <w:t xml:space="preserve">型沸石的骨架结构</w:t>
       </w:r>
       <w:r>
         <w:rPr>
-          <w:i/>
+          <w:b w:val="0"/>
+          <w:i w:val="0"/>
           <w:iCs/>
+          <w:sz w:val="21"/>
         </w:rPr>
         <w:t xml:space="preserve"> — SiO₄ </w:t>
       </w:r>
       <w:r>
         <w:rPr>
-          <w:rFonts w:hint="eastAsia" w:eastAsia="SimSun" w:ascii="Times New Roman" w:hAnsi="Times New Roman"/>
-          <w:i/>
+          <w:rFonts w:hint="eastAsia" w:eastAsia="FangSong" w:ascii="Times New Roman" w:hAnsi="Times New Roman"/>
+          <w:b w:val="0"/>
+          <w:i w:val="0"/>
           <w:iCs/>
+          <w:sz w:val="21"/>
         </w:rPr>
         <w:t xml:space="preserve">四面体通过共用顶点构成三维网状孔道，孔道直径均一决定了分子筛分能力（Weller</w:t>
       </w:r>
       <w:r>
         <w:rPr>
-          <w:i/>
+          <w:b w:val="0"/>
+          <w:i w:val="0"/>
           <w:iCs/>
-        </w:rPr>
-        <w:t xml:space="preserve"> </w:t>
-      </w:r>
-      <w:r>
-        <w:rPr>
-          <w:rFonts w:hint="eastAsia" w:eastAsia="SimSun" w:ascii="Times New Roman" w:hAnsi="Times New Roman"/>
-          <w:i/>
+          <w:sz w:val="21"/>
+        </w:rPr>
+        <w:t xml:space="preserve"> </w:t>
+      </w:r>
+      <w:r>
+        <w:rPr>
+          <w:rFonts w:hint="eastAsia" w:eastAsia="FangSong" w:ascii="Times New Roman" w:hAnsi="Times New Roman"/>
+          <w:b w:val="0"/>
+          <w:i w:val="0"/>
           <w:iCs/>
+          <w:sz w:val="21"/>
         </w:rPr>
         <w:t xml:space="preserve">图14.3）</w:t>
       </w:r>
@@ -6020,7 +6259,7 @@
           <w:p>
             <w:pPr>
               <w:pStyle w:val="Compact"/>
-              <w:jc w:val="left"/>
+              <w:jc w:val="center"/>
             </w:pPr>
             <w:r>
               <w:rPr>
@@ -6052,7 +6291,7 @@
           <w:p>
             <w:pPr>
               <w:pStyle w:val="Compact"/>
-              <w:jc w:val="left"/>
+              <w:jc w:val="center"/>
             </w:pPr>
             <w:r>
               <w:rPr>
@@ -6068,7 +6307,7 @@
           <w:p>
             <w:pPr>
               <w:pStyle w:val="Compact"/>
-              <w:jc w:val="left"/>
+              <w:jc w:val="center"/>
             </w:pPr>
             <w:r>
               <w:rPr>
@@ -6102,7 +6341,7 @@
           <w:p>
             <w:pPr>
               <w:pStyle w:val="Compact"/>
-              <w:jc w:val="left"/>
+              <w:jc w:val="center"/>
             </w:pPr>
             <w:r>
               <w:rPr>
@@ -6132,7 +6371,7 @@
           <w:p>
             <w:pPr>
               <w:pStyle w:val="Compact"/>
-              <w:jc w:val="left"/>
+              <w:jc w:val="center"/>
             </w:pPr>
             <w:r>
               <w:rPr>
@@ -6153,7 +6392,7 @@
           <w:p>
             <w:pPr>
               <w:pStyle w:val="Compact"/>
-              <w:jc w:val="left"/>
+              <w:jc w:val="center"/>
             </w:pPr>
             <w:r>
               <w:rPr>
@@ -6185,7 +6424,7 @@
           <w:p>
             <w:pPr>
               <w:pStyle w:val="Compact"/>
-              <w:jc w:val="left"/>
+              <w:jc w:val="center"/>
             </w:pPr>
             <w:r>
               <w:rPr>
@@ -6215,7 +6454,7 @@
           <w:p>
             <w:pPr>
               <w:pStyle w:val="Compact"/>
-              <w:jc w:val="left"/>
+              <w:jc w:val="center"/>
             </w:pPr>
             <w:r>
               <w:rPr>
@@ -6244,7 +6483,7 @@
           <w:p>
             <w:pPr>
               <w:pStyle w:val="Compact"/>
-              <w:jc w:val="left"/>
+              <w:jc w:val="center"/>
             </w:pPr>
             <w:r>
               <w:rPr>
@@ -6276,7 +6515,7 @@
           <w:p>
             <w:pPr>
               <w:pStyle w:val="Compact"/>
-              <w:jc w:val="left"/>
+              <w:jc w:val="center"/>
             </w:pPr>
             <w:r>
               <w:rPr>
@@ -6306,7 +6545,7 @@
           <w:p>
             <w:pPr>
               <w:pStyle w:val="Compact"/>
-              <w:jc w:val="left"/>
+              <w:jc w:val="center"/>
             </w:pPr>
             <w:r>
               <w:rPr>
@@ -6335,7 +6574,7 @@
           <w:p>
             <w:pPr>
               <w:pStyle w:val="Compact"/>
-              <w:jc w:val="left"/>
+              <w:jc w:val="center"/>
             </w:pPr>
             <w:r>
               <w:rPr>
@@ -6548,7 +6787,7 @@
           <w:b/>
           <w:bCs/>
         </w:rPr>
-        <w:t xml:space="preserve">&gt; ⚠️ </w:t>
+        <w:t xml:space="preserve">&gt; </w:t>
       </w:r>
       <w:r>
         <w:rPr>
@@ -6766,8 +7005,14 @@
     <w:p>
       <w:pPr>
         <w:pStyle w:val="BodyText"/>
+        <w:jc w:val="center"/>
       </w:pPr>
       <w:r>
+        <w:rPr>
+          <w:b w:val="0"/>
+          <w:i w:val="0"/>
+          <w:sz w:val="21"/>
+        </w:rPr>
         <w:drawing>
           <wp:inline>
             <wp:extent cx="5334000" cy="3649072"/>
@@ -6810,103 +7055,134 @@
         </w:drawing>
       </w:r>
       <w:r>
-        <w:t xml:space="preserve"> </w:t>
-      </w:r>
-      <w:r>
-        <w:rPr>
-          <w:rFonts w:hint="eastAsia" w:eastAsia="SimSun" w:ascii="Times New Roman" w:hAnsi="Times New Roman"/>
-          <w:i/>
+        <w:rPr>
+          <w:b w:val="0"/>
+          <w:i w:val="0"/>
+          <w:sz w:val="21"/>
+        </w:rPr>
+        <w:t xml:space="preserve"> </w:t>
+      </w:r>
+      <w:r>
+        <w:rPr>
+          <w:rFonts w:hint="eastAsia" w:eastAsia="FangSong" w:ascii="Times New Roman" w:hAnsi="Times New Roman"/>
+          <w:b w:val="0"/>
+          <w:i w:val="0"/>
           <w:iCs/>
+          <w:sz w:val="21"/>
         </w:rPr>
         <w:t xml:space="preserve">图</w:t>
       </w:r>
       <w:r>
         <w:rPr>
-          <w:i/>
+          <w:b w:val="0"/>
+          <w:i w:val="0"/>
           <w:iCs/>
+          <w:sz w:val="21"/>
         </w:rPr>
         <w:t xml:space="preserve"> SnO / PbO </w:t>
       </w:r>
       <w:r>
         <w:rPr>
-          <w:rFonts w:hint="eastAsia" w:eastAsia="SimSun" w:ascii="Times New Roman" w:hAnsi="Times New Roman"/>
-          <w:i/>
+          <w:rFonts w:hint="eastAsia" w:eastAsia="FangSong" w:ascii="Times New Roman" w:hAnsi="Times New Roman"/>
+          <w:b w:val="0"/>
+          <w:i w:val="0"/>
           <w:iCs/>
+          <w:sz w:val="21"/>
         </w:rPr>
         <w:t xml:space="preserve">的层状结构</w:t>
       </w:r>
       <w:r>
         <w:rPr>
-          <w:i/>
+          <w:b w:val="0"/>
+          <w:i w:val="0"/>
           <w:iCs/>
+          <w:sz w:val="21"/>
         </w:rPr>
         <w:t xml:space="preserve"> — </w:t>
       </w:r>
       <w:r>
         <w:rPr>
-          <w:rFonts w:hint="eastAsia" w:eastAsia="SimSun" w:ascii="Times New Roman" w:hAnsi="Times New Roman"/>
-          <w:i/>
+          <w:rFonts w:hint="eastAsia" w:eastAsia="FangSong" w:ascii="Times New Roman" w:hAnsi="Times New Roman"/>
+          <w:b w:val="0"/>
+          <w:i w:val="0"/>
           <w:iCs/>
+          <w:sz w:val="21"/>
         </w:rPr>
         <w:t xml:space="preserve">惰性电子对效应使</w:t>
       </w:r>
       <w:r>
         <w:rPr>
-          <w:i/>
+          <w:b w:val="0"/>
+          <w:i w:val="0"/>
           <w:iCs/>
+          <w:sz w:val="21"/>
         </w:rPr>
         <w:t xml:space="preserve"> Sn²⁺ </w:t>
       </w:r>
       <w:r>
         <w:rPr>
-          <w:rFonts w:hint="eastAsia" w:eastAsia="SimSun" w:ascii="Times New Roman" w:hAnsi="Times New Roman"/>
-          <w:i/>
+          <w:rFonts w:hint="eastAsia" w:eastAsia="FangSong" w:ascii="Times New Roman" w:hAnsi="Times New Roman"/>
+          <w:b w:val="0"/>
+          <w:i w:val="0"/>
           <w:iCs/>
+          <w:sz w:val="21"/>
         </w:rPr>
         <w:t xml:space="preserve">和</w:t>
       </w:r>
       <w:r>
         <w:rPr>
-          <w:i/>
+          <w:b w:val="0"/>
+          <w:i w:val="0"/>
           <w:iCs/>
+          <w:sz w:val="21"/>
         </w:rPr>
         <w:t xml:space="preserve"> Pb²⁺ </w:t>
       </w:r>
       <w:r>
         <w:rPr>
-          <w:rFonts w:hint="eastAsia" w:eastAsia="SimSun" w:ascii="Times New Roman" w:hAnsi="Times New Roman"/>
-          <w:i/>
+          <w:rFonts w:hint="eastAsia" w:eastAsia="FangSong" w:ascii="Times New Roman" w:hAnsi="Times New Roman"/>
+          <w:b w:val="0"/>
+          <w:i w:val="0"/>
           <w:iCs/>
+          <w:sz w:val="21"/>
         </w:rPr>
         <w:t xml:space="preserve">中</w:t>
       </w:r>
       <w:r>
         <w:rPr>
-          <w:i/>
+          <w:b w:val="0"/>
+          <w:i w:val="0"/>
           <w:iCs/>
+          <w:sz w:val="21"/>
         </w:rPr>
         <w:t xml:space="preserve"> ns² </w:t>
       </w:r>
       <w:r>
         <w:rPr>
-          <w:rFonts w:hint="eastAsia" w:eastAsia="SimSun" w:ascii="Times New Roman" w:hAnsi="Times New Roman"/>
-          <w:i/>
+          <w:rFonts w:hint="eastAsia" w:eastAsia="FangSong" w:ascii="Times New Roman" w:hAnsi="Times New Roman"/>
+          <w:b w:val="0"/>
+          <w:i w:val="0"/>
           <w:iCs/>
+          <w:sz w:val="21"/>
         </w:rPr>
         <w:t xml:space="preserve">孤对电子不参与成键，导致结构中存在”立体化学活性孤对电子”（Weller</w:t>
       </w:r>
       <w:r>
         <w:rPr>
-          <w:i/>
+          <w:b w:val="0"/>
+          <w:i w:val="0"/>
           <w:iCs/>
-        </w:rPr>
-        <w:t xml:space="preserve"> </w:t>
-      </w:r>
-      <w:r>
-        <w:rPr>
-          <w:rFonts w:hint="eastAsia" w:eastAsia="SimSun" w:ascii="Times New Roman" w:hAnsi="Times New Roman"/>
-          <w:i/>
+          <w:sz w:val="21"/>
+        </w:rPr>
+        <w:t xml:space="preserve"> </w:t>
+      </w:r>
+      <w:r>
+        <w:rPr>
+          <w:rFonts w:hint="eastAsia" w:eastAsia="FangSong" w:ascii="Times New Roman" w:hAnsi="Times New Roman"/>
+          <w:b w:val="0"/>
+          <w:i w:val="0"/>
           <w:iCs/>
+          <w:sz w:val="21"/>
         </w:rPr>
         <w:t xml:space="preserve">图14.12）</w:t>
       </w:r>
@@ -7032,8 +7308,14 @@
     <w:p>
       <w:pPr>
         <w:pStyle w:val="FirstParagraph"/>
+        <w:jc w:val="center"/>
       </w:pPr>
       <w:r>
+        <w:rPr>
+          <w:b w:val="0"/>
+          <w:i w:val="0"/>
+          <w:sz w:val="21"/>
+        </w:rPr>
         <w:drawing>
           <wp:inline>
             <wp:extent cx="3860800" cy="2400300"/>
@@ -7076,148 +7358,191 @@
         </w:drawing>
       </w:r>
       <w:r>
-        <w:t xml:space="preserve"> </w:t>
-      </w:r>
-      <w:r>
-        <w:rPr>
-          <w:rFonts w:hint="eastAsia" w:eastAsia="SimSun" w:ascii="Times New Roman" w:hAnsi="Times New Roman"/>
-          <w:i/>
+        <w:rPr>
+          <w:b w:val="0"/>
+          <w:i w:val="0"/>
+          <w:sz w:val="21"/>
+        </w:rPr>
+        <w:t xml:space="preserve"> </w:t>
+      </w:r>
+      <w:r>
+        <w:rPr>
+          <w:rFonts w:hint="eastAsia" w:eastAsia="FangSong" w:ascii="Times New Roman" w:hAnsi="Times New Roman"/>
+          <w:b w:val="0"/>
+          <w:i w:val="0"/>
           <w:iCs/>
+          <w:sz w:val="21"/>
         </w:rPr>
         <w:t xml:space="preserve">图</w:t>
       </w:r>
       <w:r>
         <w:rPr>
-          <w:i/>
+          <w:b w:val="0"/>
+          <w:i w:val="0"/>
           <w:iCs/>
-        </w:rPr>
-        <w:t xml:space="preserve"> </w:t>
-      </w:r>
-      <w:r>
-        <w:rPr>
-          <w:rFonts w:hint="eastAsia" w:eastAsia="SimSun" w:ascii="Times New Roman" w:hAnsi="Times New Roman"/>
-          <w:i/>
+          <w:sz w:val="21"/>
+        </w:rPr>
+        <w:t xml:space="preserve"> </w:t>
+      </w:r>
+      <w:r>
+        <w:rPr>
+          <w:rFonts w:hint="eastAsia" w:eastAsia="FangSong" w:ascii="Times New Roman" w:hAnsi="Times New Roman"/>
+          <w:b w:val="0"/>
+          <w:i w:val="0"/>
           <w:iCs/>
+          <w:sz w:val="21"/>
         </w:rPr>
         <w:t xml:space="preserve">乙硼烷</w:t>
       </w:r>
       <w:r>
         <w:rPr>
-          <w:i/>
+          <w:b w:val="0"/>
+          <w:i w:val="0"/>
           <w:iCs/>
+          <w:sz w:val="21"/>
         </w:rPr>
         <w:t xml:space="preserve"> B₂H₆ </w:t>
       </w:r>
       <w:r>
         <w:rPr>
-          <w:rFonts w:hint="eastAsia" w:eastAsia="SimSun" w:ascii="Times New Roman" w:hAnsi="Times New Roman"/>
-          <w:i/>
+          <w:rFonts w:hint="eastAsia" w:eastAsia="FangSong" w:ascii="Times New Roman" w:hAnsi="Times New Roman"/>
+          <w:b w:val="0"/>
+          <w:i w:val="0"/>
           <w:iCs/>
+          <w:sz w:val="21"/>
         </w:rPr>
         <w:t xml:space="preserve">的桥式结构</w:t>
       </w:r>
       <w:r>
         <w:rPr>
-          <w:i/>
+          <w:b w:val="0"/>
+          <w:i w:val="0"/>
           <w:iCs/>
+          <w:sz w:val="21"/>
         </w:rPr>
         <w:t xml:space="preserve"> — </w:t>
       </w:r>
       <w:r>
         <w:rPr>
-          <w:rFonts w:hint="eastAsia" w:eastAsia="SimSun" w:ascii="Times New Roman" w:hAnsi="Times New Roman"/>
-          <w:i/>
+          <w:rFonts w:hint="eastAsia" w:eastAsia="FangSong" w:ascii="Times New Roman" w:hAnsi="Times New Roman"/>
+          <w:b w:val="0"/>
+          <w:i w:val="0"/>
           <w:iCs/>
+          <w:sz w:val="21"/>
         </w:rPr>
         <w:t xml:space="preserve">两个</w:t>
       </w:r>
       <w:r>
         <w:rPr>
-          <w:i/>
+          <w:b w:val="0"/>
+          <w:i w:val="0"/>
           <w:iCs/>
+          <w:sz w:val="21"/>
         </w:rPr>
         <w:t xml:space="preserve"> B </w:t>
       </w:r>
       <w:r>
         <w:rPr>
-          <w:rFonts w:hint="eastAsia" w:eastAsia="SimSun" w:ascii="Times New Roman" w:hAnsi="Times New Roman"/>
-          <w:i/>
+          <w:rFonts w:hint="eastAsia" w:eastAsia="FangSong" w:ascii="Times New Roman" w:hAnsi="Times New Roman"/>
+          <w:b w:val="0"/>
+          <w:i w:val="0"/>
           <w:iCs/>
+          <w:sz w:val="21"/>
         </w:rPr>
         <w:t xml:space="preserve">通过氢桥键连接，4</w:t>
       </w:r>
       <w:r>
         <w:rPr>
-          <w:i/>
+          <w:b w:val="0"/>
+          <w:i w:val="0"/>
           <w:iCs/>
-        </w:rPr>
-        <w:t xml:space="preserve"> </w:t>
-      </w:r>
-      <w:r>
-        <w:rPr>
-          <w:rFonts w:hint="eastAsia" w:eastAsia="SimSun" w:ascii="Times New Roman" w:hAnsi="Times New Roman"/>
-          <w:i/>
+          <w:sz w:val="21"/>
+        </w:rPr>
+        <w:t xml:space="preserve"> </w:t>
+      </w:r>
+      <w:r>
+        <w:rPr>
+          <w:rFonts w:hint="eastAsia" w:eastAsia="FangSong" w:ascii="Times New Roman" w:hAnsi="Times New Roman"/>
+          <w:b w:val="0"/>
+          <w:i w:val="0"/>
           <w:iCs/>
+          <w:sz w:val="21"/>
         </w:rPr>
         <w:t xml:space="preserve">个端基</w:t>
       </w:r>
       <w:r>
         <w:rPr>
-          <w:i/>
+          <w:b w:val="0"/>
+          <w:i w:val="0"/>
           <w:iCs/>
+          <w:sz w:val="21"/>
         </w:rPr>
         <w:t xml:space="preserve"> H </w:t>
       </w:r>
       <w:r>
         <w:rPr>
-          <w:rFonts w:hint="eastAsia" w:eastAsia="SimSun" w:ascii="Times New Roman" w:hAnsi="Times New Roman"/>
-          <w:i/>
+          <w:rFonts w:hint="eastAsia" w:eastAsia="FangSong" w:ascii="Times New Roman" w:hAnsi="Times New Roman"/>
+          <w:b w:val="0"/>
+          <w:i w:val="0"/>
           <w:iCs/>
+          <w:sz w:val="21"/>
         </w:rPr>
         <w:t xml:space="preserve">和</w:t>
       </w:r>
       <w:r>
         <w:rPr>
-          <w:i/>
+          <w:b w:val="0"/>
+          <w:i w:val="0"/>
           <w:iCs/>
+          <w:sz w:val="21"/>
         </w:rPr>
         <w:t xml:space="preserve"> 2 </w:t>
       </w:r>
       <w:r>
         <w:rPr>
-          <w:rFonts w:hint="eastAsia" w:eastAsia="SimSun" w:ascii="Times New Roman" w:hAnsi="Times New Roman"/>
-          <w:i/>
+          <w:rFonts w:hint="eastAsia" w:eastAsia="FangSong" w:ascii="Times New Roman" w:hAnsi="Times New Roman"/>
+          <w:b w:val="0"/>
+          <w:i w:val="0"/>
           <w:iCs/>
+          <w:sz w:val="21"/>
         </w:rPr>
         <w:t xml:space="preserve">个桥</w:t>
       </w:r>
       <w:r>
         <w:rPr>
-          <w:i/>
+          <w:b w:val="0"/>
+          <w:i w:val="0"/>
           <w:iCs/>
+          <w:sz w:val="21"/>
         </w:rPr>
         <w:t xml:space="preserve"> H </w:t>
       </w:r>
       <w:r>
         <w:rPr>
-          <w:rFonts w:hint="eastAsia" w:eastAsia="SimSun" w:ascii="Times New Roman" w:hAnsi="Times New Roman"/>
-          <w:i/>
+          <w:rFonts w:hint="eastAsia" w:eastAsia="FangSong" w:ascii="Times New Roman" w:hAnsi="Times New Roman"/>
+          <w:b w:val="0"/>
+          <w:i w:val="0"/>
           <w:iCs/>
+          <w:sz w:val="21"/>
         </w:rPr>
         <w:t xml:space="preserve">构成双四面体骨架（Weller</w:t>
       </w:r>
       <w:r>
         <w:rPr>
-          <w:i/>
+          <w:b w:val="0"/>
+          <w:i w:val="0"/>
           <w:iCs/>
-        </w:rPr>
-        <w:t xml:space="preserve"> </w:t>
-      </w:r>
-      <w:r>
-        <w:rPr>
-          <w:rFonts w:hint="eastAsia" w:eastAsia="SimSun" w:ascii="Times New Roman" w:hAnsi="Times New Roman"/>
-          <w:i/>
+          <w:sz w:val="21"/>
+        </w:rPr>
+        <w:t xml:space="preserve"> </w:t>
+      </w:r>
+      <w:r>
+        <w:rPr>
+          <w:rFonts w:hint="eastAsia" w:eastAsia="FangSong" w:ascii="Times New Roman" w:hAnsi="Times New Roman"/>
+          <w:b w:val="0"/>
+          <w:i w:val="0"/>
           <w:iCs/>
+          <w:sz w:val="21"/>
         </w:rPr>
         <w:t xml:space="preserve">图13.1附近）</w:t>
       </w:r>
@@ -7225,8 +7550,14 @@
     <w:p>
       <w:pPr>
         <w:pStyle w:val="BodyText"/>
+        <w:jc w:val="center"/>
       </w:pPr>
       <w:r>
+        <w:rPr>
+          <w:b w:val="0"/>
+          <w:i w:val="0"/>
+          <w:sz w:val="21"/>
+        </w:rPr>
         <w:drawing>
           <wp:inline>
             <wp:extent cx="3009900" cy="2832100"/>
@@ -7269,239 +7600,370 @@
         </w:drawing>
       </w:r>
       <w:r>
-        <w:t xml:space="preserve"> </w:t>
-      </w:r>
-      <w:r>
-        <w:rPr>
-          <w:rFonts w:hint="eastAsia" w:eastAsia="SimSun" w:ascii="Times New Roman" w:hAnsi="Times New Roman"/>
-          <w:i/>
+        <w:rPr>
+          <w:b w:val="0"/>
+          <w:i w:val="0"/>
+          <w:sz w:val="21"/>
+        </w:rPr>
+        <w:t xml:space="preserve"> </w:t>
+      </w:r>
+      <w:r>
+        <w:rPr>
+          <w:rFonts w:hint="eastAsia" w:eastAsia="FangSong" w:ascii="Times New Roman" w:hAnsi="Times New Roman"/>
+          <w:b w:val="0"/>
+          <w:i w:val="0"/>
           <w:iCs/>
+          <w:sz w:val="21"/>
         </w:rPr>
         <w:t xml:space="preserve">图</w:t>
       </w:r>
       <w:r>
         <w:rPr>
-          <w:i/>
+          <w:b w:val="0"/>
+          <w:i w:val="0"/>
           <w:iCs/>
+          <w:sz w:val="21"/>
         </w:rPr>
         <w:t xml:space="preserve"> 3c-2e </w:t>
       </w:r>
       <w:r>
         <w:rPr>
-          <w:rFonts w:hint="eastAsia" w:eastAsia="SimSun" w:ascii="Times New Roman" w:hAnsi="Times New Roman"/>
-          <w:i/>
+          <w:rFonts w:hint="eastAsia" w:eastAsia="FangSong" w:ascii="Times New Roman" w:hAnsi="Times New Roman"/>
+          <w:b w:val="0"/>
+          <w:i w:val="0"/>
           <w:iCs/>
+          <w:sz w:val="21"/>
         </w:rPr>
         <w:t xml:space="preserve">氢桥键轨道示意图</w:t>
       </w:r>
       <w:r>
         <w:rPr>
-          <w:i/>
+          <w:b w:val="0"/>
+          <w:i w:val="0"/>
           <w:iCs/>
+          <w:sz w:val="21"/>
         </w:rPr>
         <w:t xml:space="preserve"> — </w:t>
       </w:r>
       <w:r>
         <w:rPr>
-          <w:rFonts w:hint="eastAsia" w:eastAsia="SimSun" w:ascii="Times New Roman" w:hAnsi="Times New Roman"/>
-          <w:i/>
+          <w:rFonts w:hint="eastAsia" w:eastAsia="FangSong" w:ascii="Times New Roman" w:hAnsi="Times New Roman"/>
+          <w:b w:val="0"/>
+          <w:i w:val="0"/>
           <w:iCs/>
+          <w:sz w:val="21"/>
         </w:rPr>
         <w:t xml:space="preserve">两个</w:t>
       </w:r>
       <w:r>
         <w:rPr>
-          <w:i/>
+          <w:b w:val="0"/>
+          <w:i w:val="0"/>
           <w:iCs/>
+          <w:sz w:val="21"/>
         </w:rPr>
         <w:t xml:space="preserve"> B </w:t>
       </w:r>
       <w:r>
         <w:rPr>
-          <w:rFonts w:hint="eastAsia" w:eastAsia="SimSun" w:ascii="Times New Roman" w:hAnsi="Times New Roman"/>
-          <w:i/>
+          <w:rFonts w:hint="eastAsia" w:eastAsia="FangSong" w:ascii="Times New Roman" w:hAnsi="Times New Roman"/>
+          <w:b w:val="0"/>
+          <w:i w:val="0"/>
           <w:iCs/>
+          <w:sz w:val="21"/>
         </w:rPr>
         <w:t xml:space="preserve">的</w:t>
       </w:r>
       <w:r>
         <w:rPr>
-          <w:i/>
+          <w:b w:val="0"/>
+          <w:i w:val="0"/>
           <w:iCs/>
+          <w:sz w:val="21"/>
         </w:rPr>
         <w:t xml:space="preserve"> sp³ </w:t>
       </w:r>
       <w:r>
         <w:rPr>
-          <w:rFonts w:hint="eastAsia" w:eastAsia="SimSun" w:ascii="Times New Roman" w:hAnsi="Times New Roman"/>
-          <w:i/>
+          <w:rFonts w:hint="eastAsia" w:eastAsia="FangSong" w:ascii="Times New Roman" w:hAnsi="Times New Roman"/>
+          <w:b w:val="0"/>
+          <w:i w:val="0"/>
           <w:iCs/>
+          <w:sz w:val="21"/>
         </w:rPr>
         <w:t xml:space="preserve">杂化轨道和</w:t>
       </w:r>
       <w:r>
         <w:rPr>
-          <w:i/>
+          <w:b w:val="0"/>
+          <w:i w:val="0"/>
           <w:iCs/>
+          <w:sz w:val="21"/>
         </w:rPr>
         <w:t xml:space="preserve"> H </w:t>
       </w:r>
       <w:r>
         <w:rPr>
-          <w:rFonts w:hint="eastAsia" w:eastAsia="SimSun" w:ascii="Times New Roman" w:hAnsi="Times New Roman"/>
-          <w:i/>
+          <w:rFonts w:hint="eastAsia" w:eastAsia="FangSong" w:ascii="Times New Roman" w:hAnsi="Times New Roman"/>
+          <w:b w:val="0"/>
+          <w:i w:val="0"/>
           <w:iCs/>
+          <w:sz w:val="21"/>
         </w:rPr>
         <w:t xml:space="preserve">的</w:t>
       </w:r>
       <w:r>
         <w:rPr>
-          <w:i/>
+          <w:b w:val="0"/>
+          <w:i w:val="0"/>
           <w:iCs/>
+          <w:sz w:val="21"/>
         </w:rPr>
         <w:t xml:space="preserve"> 1s </w:t>
       </w:r>
       <w:r>
         <w:rPr>
-          <w:rFonts w:hint="eastAsia" w:eastAsia="SimSun" w:ascii="Times New Roman" w:hAnsi="Times New Roman"/>
-          <w:i/>
+          <w:rFonts w:hint="eastAsia" w:eastAsia="FangSong" w:ascii="Times New Roman" w:hAnsi="Times New Roman"/>
+          <w:b w:val="0"/>
+          <w:i w:val="0"/>
           <w:iCs/>
+          <w:sz w:val="21"/>
         </w:rPr>
         <w:t xml:space="preserve">轨道重叠形成三中心两电子键（Weller</w:t>
       </w:r>
       <w:r>
         <w:rPr>
-          <w:i/>
+          <w:b w:val="0"/>
+          <w:i w:val="0"/>
           <w:iCs/>
-        </w:rPr>
-        <w:t xml:space="preserve"> </w:t>
-      </w:r>
-      <w:r>
-        <w:rPr>
-          <w:rFonts w:hint="eastAsia" w:eastAsia="SimSun" w:ascii="Times New Roman" w:hAnsi="Times New Roman"/>
-          <w:i/>
+          <w:sz w:val="21"/>
+        </w:rPr>
+        <w:t xml:space="preserve"> </w:t>
+      </w:r>
+      <w:r>
+        <w:rPr>
+          <w:rFonts w:hint="eastAsia" w:eastAsia="FangSong" w:ascii="Times New Roman" w:hAnsi="Times New Roman"/>
+          <w:b w:val="0"/>
+          <w:i w:val="0"/>
           <w:iCs/>
+          <w:sz w:val="21"/>
         </w:rPr>
         <w:t xml:space="preserve">图13.2附近）</w:t>
       </w:r>
       <w:r>
-        <w:t xml:space="preserve"> </w:t>
-      </w:r>
-      <w:r>
+        <w:rPr>
+          <w:b w:val="0"/>
+          <w:i w:val="0"/>
+          <w:sz w:val="21"/>
+        </w:rPr>
+        <w:t xml:space="preserve"> </w:t>
+      </w:r>
+      <w:r>
+        <w:rPr>
+          <w:b w:val="0"/>
+          <w:i w:val="0"/>
+          <w:sz w:val="21"/>
+        </w:rPr>
         <w:t xml:space="preserve">-</w:t>
       </w:r>
       <w:r>
-        <w:t xml:space="preserve"> </w:t>
-      </w:r>
-      <w:r>
-        <w:rPr>
-          <w:rFonts w:hint="eastAsia" w:eastAsia="SimSun" w:ascii="Times New Roman" w:hAnsi="Times New Roman"/>
-          <w:b/>
+        <w:rPr>
+          <w:b w:val="0"/>
+          <w:i w:val="0"/>
+          <w:sz w:val="21"/>
+        </w:rPr>
+        <w:t xml:space="preserve"> </w:t>
+      </w:r>
+      <w:r>
+        <w:rPr>
+          <w:rFonts w:hint="eastAsia" w:eastAsia="FangSong" w:ascii="Times New Roman" w:hAnsi="Times New Roman"/>
+          <w:b w:val="0"/>
           <w:bCs/>
+          <w:i w:val="0"/>
+          <w:sz w:val="21"/>
         </w:rPr>
         <w:t xml:space="preserve">缺电子原子</w:t>
       </w:r>
       <w:r>
         <w:rPr>
-          <w:rFonts w:hint="eastAsia" w:eastAsia="SimSun" w:ascii="Times New Roman" w:hAnsi="Times New Roman"/>
+          <w:rFonts w:hint="eastAsia" w:eastAsia="FangSong" w:ascii="Times New Roman" w:hAnsi="Times New Roman"/>
+          <w:b w:val="0"/>
+          <w:i w:val="0"/>
+          <w:sz w:val="21"/>
         </w:rPr>
         <w:t xml:space="preserve">：B</w:t>
       </w:r>
       <w:r>
-        <w:t xml:space="preserve"> </w:t>
-      </w:r>
-      <w:r>
-        <w:rPr>
-          <w:rFonts w:hint="eastAsia" w:eastAsia="SimSun" w:ascii="Times New Roman" w:hAnsi="Times New Roman"/>
+        <w:rPr>
+          <w:b w:val="0"/>
+          <w:i w:val="0"/>
+          <w:sz w:val="21"/>
+        </w:rPr>
+        <w:t xml:space="preserve"> </w:t>
+      </w:r>
+      <w:r>
+        <w:rPr>
+          <w:rFonts w:hint="eastAsia" w:eastAsia="FangSong" w:ascii="Times New Roman" w:hAnsi="Times New Roman"/>
+          <w:b w:val="0"/>
+          <w:i w:val="0"/>
+          <w:sz w:val="21"/>
         </w:rPr>
         <w:t xml:space="preserve">价电子</w:t>
       </w:r>
       <w:r>
-        <w:t xml:space="preserve"> </w:t>
-      </w:r>
-      <w:r>
-        <w:rPr>
-          <w:rFonts w:hint="eastAsia" w:eastAsia="SimSun" w:ascii="Times New Roman" w:hAnsi="Times New Roman"/>
+        <w:rPr>
+          <w:b w:val="0"/>
+          <w:i w:val="0"/>
+          <w:sz w:val="21"/>
+        </w:rPr>
+        <w:t xml:space="preserve"> </w:t>
+      </w:r>
+      <w:r>
+        <w:rPr>
+          <w:rFonts w:hint="eastAsia" w:eastAsia="FangSong" w:ascii="Times New Roman" w:hAnsi="Times New Roman"/>
+          <w:b w:val="0"/>
+          <w:i w:val="0"/>
+          <w:sz w:val="21"/>
         </w:rPr>
         <w:t xml:space="preserve">3，价轨道</w:t>
       </w:r>
       <w:r>
+        <w:rPr>
+          <w:b w:val="0"/>
+          <w:i w:val="0"/>
+          <w:sz w:val="21"/>
+        </w:rPr>
         <w:t xml:space="preserve"> 4 → </w:t>
       </w:r>
       <w:r>
         <w:rPr>
-          <w:rFonts w:hint="eastAsia" w:eastAsia="SimSun" w:ascii="Times New Roman" w:hAnsi="Times New Roman"/>
+          <w:rFonts w:hint="eastAsia" w:eastAsia="FangSong" w:ascii="Times New Roman" w:hAnsi="Times New Roman"/>
+          <w:b w:val="0"/>
+          <w:i w:val="0"/>
+          <w:sz w:val="21"/>
         </w:rPr>
         <w:t xml:space="preserve">形成多中心键补偿</w:t>
       </w:r>
       <w:r>
-        <w:t xml:space="preserve"> </w:t>
-      </w:r>
-      <w:r>
+        <w:rPr>
+          <w:b w:val="0"/>
+          <w:i w:val="0"/>
+          <w:sz w:val="21"/>
+        </w:rPr>
+        <w:t xml:space="preserve"> </w:t>
+      </w:r>
+      <w:r>
+        <w:rPr>
+          <w:b w:val="0"/>
+          <w:i w:val="0"/>
+          <w:sz w:val="21"/>
+        </w:rPr>
         <w:t xml:space="preserve">-</w:t>
       </w:r>
       <w:r>
-        <w:t xml:space="preserve"> </w:t>
-      </w:r>
-      <w:r>
-        <w:rPr>
-          <w:rFonts w:hint="eastAsia" w:eastAsia="SimSun" w:ascii="Times New Roman" w:hAnsi="Times New Roman"/>
-          <w:b/>
+        <w:rPr>
+          <w:b w:val="0"/>
+          <w:i w:val="0"/>
+          <w:sz w:val="21"/>
+        </w:rPr>
+        <w:t xml:space="preserve"> </w:t>
+      </w:r>
+      <w:r>
+        <w:rPr>
+          <w:rFonts w:hint="eastAsia" w:eastAsia="FangSong" w:ascii="Times New Roman" w:hAnsi="Times New Roman"/>
+          <w:b w:val="0"/>
           <w:bCs/>
+          <w:i w:val="0"/>
+          <w:sz w:val="21"/>
         </w:rPr>
         <w:t xml:space="preserve">制备</w:t>
       </w:r>
       <w:r>
         <w:rPr>
-          <w:rFonts w:hint="eastAsia" w:eastAsia="SimSun" w:ascii="Times New Roman" w:hAnsi="Times New Roman"/>
+          <w:rFonts w:hint="eastAsia" w:eastAsia="FangSong" w:ascii="Times New Roman" w:hAnsi="Times New Roman"/>
+          <w:b w:val="0"/>
+          <w:i w:val="0"/>
+          <w:sz w:val="21"/>
         </w:rPr>
         <w:t xml:space="preserve">：2MnB</w:t>
       </w:r>
       <w:r>
+        <w:rPr>
+          <w:b w:val="0"/>
+          <w:i w:val="0"/>
+          <w:sz w:val="21"/>
+        </w:rPr>
         <w:t xml:space="preserve"> + 6H⁺ → B₂H₆↑ + 2Mn³⁺</w:t>
       </w:r>
       <w:r>
-        <w:t xml:space="preserve"> </w:t>
-      </w:r>
-      <w:r>
+        <w:rPr>
+          <w:b w:val="0"/>
+          <w:i w:val="0"/>
+          <w:sz w:val="21"/>
+        </w:rPr>
+        <w:t xml:space="preserve"> </w:t>
+      </w:r>
+      <w:r>
+        <w:rPr>
+          <w:b w:val="0"/>
+          <w:i w:val="0"/>
+          <w:sz w:val="21"/>
+        </w:rPr>
         <w:t xml:space="preserve">-</w:t>
       </w:r>
       <w:r>
-        <w:t xml:space="preserve"> </w:t>
-      </w:r>
-      <w:r>
-        <w:rPr>
-          <w:rFonts w:hint="eastAsia" w:eastAsia="SimSun" w:ascii="Times New Roman" w:hAnsi="Times New Roman"/>
-          <w:b/>
+        <w:rPr>
+          <w:b w:val="0"/>
+          <w:i w:val="0"/>
+          <w:sz w:val="21"/>
+        </w:rPr>
+        <w:t xml:space="preserve"> </w:t>
+      </w:r>
+      <w:r>
+        <w:rPr>
+          <w:rFonts w:hint="eastAsia" w:eastAsia="FangSong" w:ascii="Times New Roman" w:hAnsi="Times New Roman"/>
+          <w:b w:val="0"/>
           <w:bCs/>
+          <w:i w:val="0"/>
+          <w:sz w:val="21"/>
         </w:rPr>
         <w:t xml:space="preserve">性质</w:t>
       </w:r>
       <w:r>
         <w:rPr>
-          <w:rFonts w:hint="eastAsia" w:eastAsia="SimSun" w:ascii="Times New Roman" w:hAnsi="Times New Roman"/>
+          <w:rFonts w:hint="eastAsia" w:eastAsia="FangSong" w:ascii="Times New Roman" w:hAnsi="Times New Roman"/>
+          <w:b w:val="0"/>
+          <w:i w:val="0"/>
+          <w:sz w:val="21"/>
         </w:rPr>
         <w:t xml:space="preserve">：空气中</w:t>
       </w:r>
       <w:r>
         <w:rPr>
-          <w:rFonts w:hint="eastAsia" w:eastAsia="SimSun" w:ascii="Times New Roman" w:hAnsi="Times New Roman"/>
-          <w:b/>
+          <w:rFonts w:hint="eastAsia" w:eastAsia="FangSong" w:ascii="Times New Roman" w:hAnsi="Times New Roman"/>
+          <w:b w:val="0"/>
           <w:bCs/>
+          <w:i w:val="0"/>
+          <w:sz w:val="21"/>
         </w:rPr>
         <w:t xml:space="preserve">自燃</w:t>
       </w:r>
       <w:r>
         <w:rPr>
-          <w:rFonts w:hint="eastAsia" w:eastAsia="SimSun" w:ascii="Times New Roman" w:hAnsi="Times New Roman"/>
+          <w:rFonts w:hint="eastAsia" w:eastAsia="FangSong" w:ascii="Times New Roman" w:hAnsi="Times New Roman"/>
+          <w:b w:val="0"/>
+          <w:i w:val="0"/>
+          <w:sz w:val="21"/>
         </w:rPr>
         <w:t xml:space="preserve">、强烈水解、强</w:t>
       </w:r>
       <w:r>
         <w:rPr>
-          <w:rFonts w:hint="eastAsia" w:eastAsia="SimSun" w:ascii="Times New Roman" w:hAnsi="Times New Roman"/>
-          <w:b/>
+          <w:rFonts w:hint="eastAsia" w:eastAsia="FangSong" w:ascii="Times New Roman" w:hAnsi="Times New Roman"/>
+          <w:b w:val="0"/>
           <w:bCs/>
+          <w:i w:val="0"/>
+          <w:sz w:val="21"/>
         </w:rPr>
         <w:t xml:space="preserve">路易斯酸性</w:t>
       </w:r>
@@ -7509,8 +7971,14 @@
     <w:p>
       <w:pPr>
         <w:pStyle w:val="BodyText"/>
+        <w:jc w:val="center"/>
       </w:pPr>
       <w:r>
+        <w:rPr>
+          <w:b w:val="0"/>
+          <w:i w:val="0"/>
+          <w:sz w:val="21"/>
+        </w:rPr>
         <w:drawing>
           <wp:inline>
             <wp:extent cx="5334000" cy="4206304"/>
@@ -7553,9 +8021,19 @@
         </w:drawing>
       </w:r>
       <w:r>
+        <w:rPr>
+          <w:b w:val="0"/>
+          <w:i w:val="0"/>
+          <w:sz w:val="21"/>
+        </w:rPr>
         <w:t xml:space="preserve">　　</w:t>
       </w:r>
       <w:r>
+        <w:rPr>
+          <w:b w:val="0"/>
+          <w:i w:val="0"/>
+          <w:sz w:val="21"/>
+        </w:rPr>
         <w:drawing>
           <wp:inline>
             <wp:extent cx="4978400" cy="4025900"/>
@@ -7598,118 +8076,153 @@
         </w:drawing>
       </w:r>
       <w:r>
-        <w:t xml:space="preserve"> </w:t>
-      </w:r>
-      <w:r>
-        <w:rPr>
-          <w:rFonts w:hint="eastAsia" w:eastAsia="SimSun" w:ascii="Times New Roman" w:hAnsi="Times New Roman"/>
-          <w:i/>
+        <w:rPr>
+          <w:b w:val="0"/>
+          <w:i w:val="0"/>
+          <w:sz w:val="21"/>
+        </w:rPr>
+        <w:t xml:space="preserve"> </w:t>
+      </w:r>
+      <w:r>
+        <w:rPr>
+          <w:rFonts w:hint="eastAsia" w:eastAsia="FangSong" w:ascii="Times New Roman" w:hAnsi="Times New Roman"/>
+          <w:b w:val="0"/>
+          <w:i w:val="0"/>
           <w:iCs/>
+          <w:sz w:val="21"/>
         </w:rPr>
         <w:t xml:space="preserve">图</w:t>
       </w:r>
       <w:r>
         <w:rPr>
-          <w:i/>
+          <w:b w:val="0"/>
+          <w:i w:val="0"/>
           <w:iCs/>
-        </w:rPr>
-        <w:t xml:space="preserve"> </w:t>
-      </w:r>
-      <w:r>
-        <w:rPr>
-          <w:rFonts w:hint="eastAsia" w:eastAsia="SimSun" w:ascii="Times New Roman" w:hAnsi="Times New Roman"/>
-          <w:i/>
+          <w:sz w:val="21"/>
+        </w:rPr>
+        <w:t xml:space="preserve"> </w:t>
+      </w:r>
+      <w:r>
+        <w:rPr>
+          <w:rFonts w:hint="eastAsia" w:eastAsia="FangSong" w:ascii="Times New Roman" w:hAnsi="Times New Roman"/>
+          <w:b w:val="0"/>
+          <w:i w:val="0"/>
           <w:iCs/>
+          <w:sz w:val="21"/>
         </w:rPr>
         <w:t xml:space="preserve">氮化硼的两种结构（左：六方层状</w:t>
       </w:r>
       <w:r>
         <w:rPr>
-          <w:i/>
+          <w:b w:val="0"/>
+          <w:i w:val="0"/>
           <w:iCs/>
-        </w:rPr>
-        <w:t xml:space="preserve"> </w:t>
-      </w:r>
-      <w:r>
-        <w:rPr>
-          <w:rFonts w:hint="eastAsia" w:eastAsia="SimSun" w:ascii="Times New Roman" w:hAnsi="Times New Roman"/>
-          <w:i/>
+          <w:sz w:val="21"/>
+        </w:rPr>
+        <w:t xml:space="preserve"> </w:t>
+      </w:r>
+      <w:r>
+        <w:rPr>
+          <w:rFonts w:hint="eastAsia" w:eastAsia="FangSong" w:ascii="Times New Roman" w:hAnsi="Times New Roman"/>
+          <w:b w:val="0"/>
+          <w:i w:val="0"/>
           <w:iCs/>
+          <w:sz w:val="21"/>
         </w:rPr>
         <w:t xml:space="preserve">h-BN，类似石墨；右：立方闪锌矿</w:t>
       </w:r>
       <w:r>
         <w:rPr>
-          <w:i/>
+          <w:b w:val="0"/>
+          <w:i w:val="0"/>
           <w:iCs/>
-        </w:rPr>
-        <w:t xml:space="preserve"> </w:t>
-      </w:r>
-      <w:r>
-        <w:rPr>
-          <w:rFonts w:hint="eastAsia" w:eastAsia="SimSun" w:ascii="Times New Roman" w:hAnsi="Times New Roman"/>
-          <w:i/>
+          <w:sz w:val="21"/>
+        </w:rPr>
+        <w:t xml:space="preserve"> </w:t>
+      </w:r>
+      <w:r>
+        <w:rPr>
+          <w:rFonts w:hint="eastAsia" w:eastAsia="FangSong" w:ascii="Times New Roman" w:hAnsi="Times New Roman"/>
+          <w:b w:val="0"/>
+          <w:i w:val="0"/>
           <w:iCs/>
+          <w:sz w:val="21"/>
         </w:rPr>
         <w:t xml:space="preserve">c-BN，类似金刚石）—</w:t>
       </w:r>
       <w:r>
         <w:rPr>
-          <w:i/>
+          <w:b w:val="0"/>
+          <w:i w:val="0"/>
           <w:iCs/>
+          <w:sz w:val="21"/>
         </w:rPr>
         <w:t xml:space="preserve"> B </w:t>
       </w:r>
       <w:r>
         <w:rPr>
-          <w:rFonts w:hint="eastAsia" w:eastAsia="SimSun" w:ascii="Times New Roman" w:hAnsi="Times New Roman"/>
-          <w:i/>
+          <w:rFonts w:hint="eastAsia" w:eastAsia="FangSong" w:ascii="Times New Roman" w:hAnsi="Times New Roman"/>
+          <w:b w:val="0"/>
+          <w:i w:val="0"/>
           <w:iCs/>
+          <w:sz w:val="21"/>
         </w:rPr>
         <w:t xml:space="preserve">和</w:t>
       </w:r>
       <w:r>
         <w:rPr>
-          <w:i/>
+          <w:b w:val="0"/>
+          <w:i w:val="0"/>
           <w:iCs/>
+          <w:sz w:val="21"/>
         </w:rPr>
         <w:t xml:space="preserve"> N </w:t>
       </w:r>
       <w:r>
         <w:rPr>
-          <w:rFonts w:hint="eastAsia" w:eastAsia="SimSun" w:ascii="Times New Roman" w:hAnsi="Times New Roman"/>
-          <w:i/>
+          <w:rFonts w:hint="eastAsia" w:eastAsia="FangSong" w:ascii="Times New Roman" w:hAnsi="Times New Roman"/>
+          <w:b w:val="0"/>
+          <w:i w:val="0"/>
           <w:iCs/>
+          <w:sz w:val="21"/>
         </w:rPr>
         <w:t xml:space="preserve">的等电子体关系使</w:t>
       </w:r>
       <w:r>
         <w:rPr>
-          <w:i/>
+          <w:b w:val="0"/>
+          <w:i w:val="0"/>
           <w:iCs/>
+          <w:sz w:val="21"/>
         </w:rPr>
         <w:t xml:space="preserve"> BN </w:t>
       </w:r>
       <w:r>
         <w:rPr>
-          <w:rFonts w:hint="eastAsia" w:eastAsia="SimSun" w:ascii="Times New Roman" w:hAnsi="Times New Roman"/>
-          <w:i/>
+          <w:rFonts w:hint="eastAsia" w:eastAsia="FangSong" w:ascii="Times New Roman" w:hAnsi="Times New Roman"/>
+          <w:b w:val="0"/>
+          <w:i w:val="0"/>
           <w:iCs/>
+          <w:sz w:val="21"/>
         </w:rPr>
         <w:t xml:space="preserve">可模拟碳的同素异形体（Weller</w:t>
       </w:r>
       <w:r>
         <w:rPr>
-          <w:i/>
+          <w:b w:val="0"/>
+          <w:i w:val="0"/>
           <w:iCs/>
-        </w:rPr>
-        <w:t xml:space="preserve"> </w:t>
-      </w:r>
-      <w:r>
-        <w:rPr>
-          <w:rFonts w:hint="eastAsia" w:eastAsia="SimSun" w:ascii="Times New Roman" w:hAnsi="Times New Roman"/>
-          <w:i/>
+          <w:sz w:val="21"/>
+        </w:rPr>
+        <w:t xml:space="preserve"> </w:t>
+      </w:r>
+      <w:r>
+        <w:rPr>
+          <w:rFonts w:hint="eastAsia" w:eastAsia="FangSong" w:ascii="Times New Roman" w:hAnsi="Times New Roman"/>
+          <w:b w:val="0"/>
+          <w:i w:val="0"/>
           <w:iCs/>
+          <w:sz w:val="21"/>
         </w:rPr>
         <w:t xml:space="preserve">图13.4-13.5）</w:t>
       </w:r>
@@ -7772,17 +8285,29 @@
         <w:pStyle w:val="BlockText"/>
       </w:pPr>
       <w:r>
-        <w:t xml:space="preserve">[!warning]</w:t>
-      </w:r>
-      <w:r>
-        <w:t xml:space="preserve"> </w:t>
+        <w:t xml:space="preserve">[!warning] ** </w:t>
+      </w:r>
+      <w:r>
+        <w:rPr>
+          <w:rFonts w:hint="eastAsia" w:eastAsia="SimSun" w:ascii="Times New Roman" w:hAnsi="Times New Roman"/>
+        </w:rPr>
+        <w:t xml:space="preserve">常见误区：B₂H₆</w:t>
+      </w:r>
+      <w:r>
+        <w:t xml:space="preserve"> </w:t>
+      </w:r>
+      <w:r>
+        <w:rPr>
+          <w:rFonts w:hint="eastAsia" w:eastAsia="SimSun" w:ascii="Times New Roman" w:hAnsi="Times New Roman"/>
+        </w:rPr>
+        <w:t xml:space="preserve">不是乙烷型</w:t>
       </w:r>
       <w:r>
         <w:rPr>
           <w:b/>
           <w:bCs/>
         </w:rPr>
-        <w:t xml:space="preserve">⚠️ </w:t>
+        <w:t xml:space="preserve"> </w:t>
       </w:r>
       <w:r>
         <w:rPr>
@@ -7790,14 +8315,14 @@
           <w:b/>
           <w:bCs/>
         </w:rPr>
-        <w:t xml:space="preserve">常见误区：B₂H₆</w:t>
+        <w:t xml:space="preserve">学生常误以为</w:t>
       </w:r>
       <w:r>
         <w:rPr>
           <w:b/>
           <w:bCs/>
         </w:rPr>
-        <w:t xml:space="preserve"> </w:t>
+        <w:t xml:space="preserve"> B₂H₆ </w:t>
       </w:r>
       <w:r>
         <w:rPr>
@@ -7805,75 +8330,73 @@
           <w:b/>
           <w:bCs/>
         </w:rPr>
-        <w:t xml:space="preserve">不是乙烷型</w:t>
-      </w:r>
-      <w:r>
-        <w:t xml:space="preserve"> </w:t>
-      </w:r>
-      <w:r>
-        <w:rPr>
-          <w:rFonts w:hint="eastAsia" w:eastAsia="SimSun" w:ascii="Times New Roman" w:hAnsi="Times New Roman"/>
-        </w:rPr>
-        <w:t xml:space="preserve">学生常误以为</w:t>
-      </w:r>
-      <w:r>
-        <w:t xml:space="preserve"> B₂H₆ </w:t>
-      </w:r>
-      <w:r>
-        <w:rPr>
-          <w:rFonts w:hint="eastAsia" w:eastAsia="SimSun" w:ascii="Times New Roman" w:hAnsi="Times New Roman"/>
-        </w:rPr>
         <w:t xml:space="preserve">的结构类似乙烷（H₃B—BH₃），但实际上</w:t>
       </w:r>
       <w:r>
-        <w:t xml:space="preserve"> BH₃ </w:t>
-      </w:r>
-      <w:r>
-        <w:rPr>
-          <w:rFonts w:hint="eastAsia" w:eastAsia="SimSun" w:ascii="Times New Roman" w:hAnsi="Times New Roman"/>
-        </w:rPr>
-        <w:t xml:space="preserve">单体不能稳定存在（B</w:t>
-      </w:r>
-      <w:r>
-        <w:t xml:space="preserve"> </w:t>
-      </w:r>
-      <w:r>
-        <w:rPr>
-          <w:rFonts w:hint="eastAsia" w:eastAsia="SimSun" w:ascii="Times New Roman" w:hAnsi="Times New Roman"/>
-        </w:rPr>
-        <w:t xml:space="preserve">只有</w:t>
-      </w:r>
-      <w:r>
-        <w:t xml:space="preserve"> 6 </w:t>
-      </w:r>
-      <w:r>
-        <w:rPr>
-          <w:rFonts w:hint="eastAsia" w:eastAsia="SimSun" w:ascii="Times New Roman" w:hAnsi="Times New Roman"/>
-        </w:rPr>
-        <w:t xml:space="preserve">个电子，不满足八隅体）。B₂H₆</w:t>
-      </w:r>
-      <w:r>
-        <w:t xml:space="preserve"> </w:t>
-      </w:r>
-      <w:r>
-        <w:rPr>
-          <w:rFonts w:hint="eastAsia" w:eastAsia="SimSun" w:ascii="Times New Roman" w:hAnsi="Times New Roman"/>
-        </w:rPr>
-        <w:t xml:space="preserve">是通过两个</w:t>
-      </w:r>
-      <w:r>
-        <w:rPr>
-          <w:rFonts w:hint="eastAsia" w:eastAsia="SimSun" w:ascii="Times New Roman" w:hAnsi="Times New Roman"/>
+        <w:rPr>
           <w:b/>
           <w:bCs/>
         </w:rPr>
-        <w:t xml:space="preserve">氢桥键</w:t>
-      </w:r>
-      <w:r>
-        <w:rPr>
-          <w:rFonts w:hint="eastAsia" w:eastAsia="SimSun" w:ascii="Times New Roman" w:hAnsi="Times New Roman"/>
-        </w:rPr>
-        <w:t xml:space="preserve">连接的桥式结构：</w:t>
+        <w:t xml:space="preserve"> BH₃ </w:t>
+      </w:r>
+      <w:r>
+        <w:rPr>
+          <w:rFonts w:hint="eastAsia" w:eastAsia="SimSun" w:ascii="Times New Roman" w:hAnsi="Times New Roman"/>
+          <w:b/>
+          <w:bCs/>
+        </w:rPr>
+        <w:t xml:space="preserve">单体不能稳定存在（B</w:t>
+      </w:r>
+      <w:r>
+        <w:rPr>
+          <w:b/>
+          <w:bCs/>
+        </w:rPr>
+        <w:t xml:space="preserve"> </w:t>
+      </w:r>
+      <w:r>
+        <w:rPr>
+          <w:rFonts w:hint="eastAsia" w:eastAsia="SimSun" w:ascii="Times New Roman" w:hAnsi="Times New Roman"/>
+          <w:b/>
+          <w:bCs/>
+        </w:rPr>
+        <w:t xml:space="preserve">只有</w:t>
+      </w:r>
+      <w:r>
+        <w:rPr>
+          <w:b/>
+          <w:bCs/>
+        </w:rPr>
+        <w:t xml:space="preserve"> 6 </w:t>
+      </w:r>
+      <w:r>
+        <w:rPr>
+          <w:rFonts w:hint="eastAsia" w:eastAsia="SimSun" w:ascii="Times New Roman" w:hAnsi="Times New Roman"/>
+          <w:b/>
+          <w:bCs/>
+        </w:rPr>
+        <w:t xml:space="preserve">个电子，不满足八隅体）。B₂H₆</w:t>
+      </w:r>
+      <w:r>
+        <w:rPr>
+          <w:b/>
+          <w:bCs/>
+        </w:rPr>
+        <w:t xml:space="preserve"> </w:t>
+      </w:r>
+      <w:r>
+        <w:rPr>
+          <w:rFonts w:hint="eastAsia" w:eastAsia="SimSun" w:ascii="Times New Roman" w:hAnsi="Times New Roman"/>
+          <w:b/>
+          <w:bCs/>
+        </w:rPr>
+        <w:t xml:space="preserve">是通过两个</w:t>
+      </w:r>
+      <w:r>
+        <w:rPr>
+          <w:rFonts w:hint="eastAsia" w:eastAsia="SimSun" w:ascii="Times New Roman" w:hAnsi="Times New Roman"/>
+        </w:rPr>
+        <w:t xml:space="preserve">氢桥键**连接的桥式结构：</w:t>
       </w:r>
     </w:p>
     <w:p>
@@ -8048,12 +8571,6 @@
         <w:pStyle w:val="BlockText"/>
       </w:pPr>
       <w:r>
-        <w:t xml:space="preserve">💡</w:t>
-      </w:r>
-      <w:r>
-        <w:t xml:space="preserve"> </w:t>
-      </w:r>
-      <w:r>
         <w:rPr>
           <w:rFonts w:hint="eastAsia" w:eastAsia="SimSun" w:ascii="Times New Roman" w:hAnsi="Times New Roman"/>
           <w:b/>
@@ -8098,8 +8615,14 @@
     <w:p>
       <w:pPr>
         <w:pStyle w:val="FirstParagraph"/>
+        <w:jc w:val="center"/>
       </w:pPr>
       <w:r>
+        <w:rPr>
+          <w:b w:val="0"/>
+          <w:i w:val="0"/>
+          <w:sz w:val="21"/>
+        </w:rPr>
         <w:drawing>
           <wp:inline>
             <wp:extent cx="4165600" cy="4521200"/>
@@ -8142,9 +8665,19 @@
         </w:drawing>
       </w:r>
       <w:r>
+        <w:rPr>
+          <w:b w:val="0"/>
+          <w:i w:val="0"/>
+          <w:sz w:val="21"/>
+        </w:rPr>
         <w:t xml:space="preserve">　　</w:t>
       </w:r>
       <w:r>
+        <w:rPr>
+          <w:b w:val="0"/>
+          <w:i w:val="0"/>
+          <w:sz w:val="21"/>
+        </w:rPr>
         <w:drawing>
           <wp:inline>
             <wp:extent cx="4140200" cy="4241800"/>
@@ -8187,88 +8720,115 @@
         </w:drawing>
       </w:r>
       <w:r>
-        <w:t xml:space="preserve"> </w:t>
-      </w:r>
-      <w:r>
-        <w:rPr>
-          <w:rFonts w:hint="eastAsia" w:eastAsia="SimSun" w:ascii="Times New Roman" w:hAnsi="Times New Roman"/>
-          <w:i/>
+        <w:rPr>
+          <w:b w:val="0"/>
+          <w:i w:val="0"/>
+          <w:sz w:val="21"/>
+        </w:rPr>
+        <w:t xml:space="preserve"> </w:t>
+      </w:r>
+      <w:r>
+        <w:rPr>
+          <w:rFonts w:hint="eastAsia" w:eastAsia="FangSong" w:ascii="Times New Roman" w:hAnsi="Times New Roman"/>
+          <w:b w:val="0"/>
+          <w:i w:val="0"/>
           <w:iCs/>
+          <w:sz w:val="21"/>
         </w:rPr>
         <w:t xml:space="preserve">图</w:t>
       </w:r>
       <w:r>
         <w:rPr>
-          <w:i/>
+          <w:b w:val="0"/>
+          <w:i w:val="0"/>
           <w:iCs/>
-        </w:rPr>
-        <w:t xml:space="preserve"> </w:t>
-      </w:r>
-      <w:r>
-        <w:rPr>
-          <w:rFonts w:hint="eastAsia" w:eastAsia="SimSun" w:ascii="Times New Roman" w:hAnsi="Times New Roman"/>
-          <w:i/>
+          <w:sz w:val="21"/>
+        </w:rPr>
+        <w:t xml:space="preserve"> </w:t>
+      </w:r>
+      <w:r>
+        <w:rPr>
+          <w:rFonts w:hint="eastAsia" w:eastAsia="FangSong" w:ascii="Times New Roman" w:hAnsi="Times New Roman"/>
+          <w:b w:val="0"/>
+          <w:i w:val="0"/>
           <w:iCs/>
+          <w:sz w:val="21"/>
         </w:rPr>
         <w:t xml:space="preserve">硼的</w:t>
       </w:r>
       <w:r>
         <w:rPr>
-          <w:i/>
+          <w:b w:val="0"/>
+          <w:i w:val="0"/>
           <w:iCs/>
+          <w:sz w:val="21"/>
         </w:rPr>
         <w:t xml:space="preserve"> B₁₂ </w:t>
       </w:r>
       <w:r>
         <w:rPr>
-          <w:rFonts w:hint="eastAsia" w:eastAsia="SimSun" w:ascii="Times New Roman" w:hAnsi="Times New Roman"/>
-          <w:i/>
+          <w:rFonts w:hint="eastAsia" w:eastAsia="FangSong" w:ascii="Times New Roman" w:hAnsi="Times New Roman"/>
+          <w:b w:val="0"/>
+          <w:i w:val="0"/>
           <w:iCs/>
+          <w:sz w:val="21"/>
         </w:rPr>
         <w:t xml:space="preserve">二十面体结构（侧视</w:t>
       </w:r>
       <w:r>
         <w:rPr>
-          <w:i/>
+          <w:b w:val="0"/>
+          <w:i w:val="0"/>
           <w:iCs/>
+          <w:sz w:val="21"/>
         </w:rPr>
         <w:t xml:space="preserve"> + </w:t>
       </w:r>
       <w:r>
         <w:rPr>
-          <w:rFonts w:hint="eastAsia" w:eastAsia="SimSun" w:ascii="Times New Roman" w:hAnsi="Times New Roman"/>
-          <w:i/>
+          <w:rFonts w:hint="eastAsia" w:eastAsia="FangSong" w:ascii="Times New Roman" w:hAnsi="Times New Roman"/>
+          <w:b w:val="0"/>
+          <w:i w:val="0"/>
           <w:iCs/>
+          <w:sz w:val="21"/>
         </w:rPr>
         <w:t xml:space="preserve">俯视）—</w:t>
       </w:r>
       <w:r>
         <w:rPr>
-          <w:i/>
+          <w:b w:val="0"/>
+          <w:i w:val="0"/>
           <w:iCs/>
+          <w:sz w:val="21"/>
         </w:rPr>
         <w:t xml:space="preserve"> B </w:t>
       </w:r>
       <w:r>
         <w:rPr>
-          <w:rFonts w:hint="eastAsia" w:eastAsia="SimSun" w:ascii="Times New Roman" w:hAnsi="Times New Roman"/>
-          <w:i/>
+          <w:rFonts w:hint="eastAsia" w:eastAsia="FangSong" w:ascii="Times New Roman" w:hAnsi="Times New Roman"/>
+          <w:b w:val="0"/>
+          <w:i w:val="0"/>
           <w:iCs/>
+          <w:sz w:val="21"/>
         </w:rPr>
         <w:t xml:space="preserve">是典型的缺电子元素，倾向形成多面体簇合物（Weller</w:t>
       </w:r>
       <w:r>
         <w:rPr>
-          <w:i/>
+          <w:b w:val="0"/>
+          <w:i w:val="0"/>
           <w:iCs/>
-        </w:rPr>
-        <w:t xml:space="preserve"> </w:t>
-      </w:r>
-      <w:r>
-        <w:rPr>
-          <w:rFonts w:hint="eastAsia" w:eastAsia="SimSun" w:ascii="Times New Roman" w:hAnsi="Times New Roman"/>
-          <w:i/>
+          <w:sz w:val="21"/>
+        </w:rPr>
+        <w:t xml:space="preserve"> </w:t>
+      </w:r>
+      <w:r>
+        <w:rPr>
+          <w:rFonts w:hint="eastAsia" w:eastAsia="FangSong" w:ascii="Times New Roman" w:hAnsi="Times New Roman"/>
+          <w:b w:val="0"/>
+          <w:i w:val="0"/>
           <w:iCs/>
+          <w:sz w:val="21"/>
         </w:rPr>
         <w:t xml:space="preserve">图13.1）</w:t>
       </w:r>
@@ -8493,7 +9053,7 @@
           <w:p>
             <w:pPr>
               <w:pStyle w:val="Compact"/>
-              <w:jc w:val="left"/>
+              <w:jc w:val="center"/>
             </w:pPr>
             <w:r>
               <w:rPr>
@@ -8509,7 +9069,7 @@
           <w:p>
             <w:pPr>
               <w:pStyle w:val="Compact"/>
-              <w:jc w:val="left"/>
+              <w:jc w:val="center"/>
             </w:pPr>
             <w:r>
               <w:rPr>
@@ -8525,7 +9085,7 @@
           <w:p>
             <w:pPr>
               <w:pStyle w:val="Compact"/>
-              <w:jc w:val="left"/>
+              <w:jc w:val="center"/>
             </w:pPr>
             <w:r>
               <w:rPr>
@@ -8543,7 +9103,7 @@
           <w:p>
             <w:pPr>
               <w:pStyle w:val="Compact"/>
-              <w:jc w:val="left"/>
+              <w:jc w:val="center"/>
             </w:pPr>
             <w:r>
               <w:rPr>
@@ -8570,7 +9130,7 @@
           <w:p>
             <w:pPr>
               <w:pStyle w:val="Compact"/>
-              <w:jc w:val="left"/>
+              <w:jc w:val="center"/>
             </w:pPr>
             <w:r>
               <w:rPr>
@@ -8597,7 +9157,7 @@
           <w:p>
             <w:pPr>
               <w:pStyle w:val="Compact"/>
-              <w:jc w:val="left"/>
+              <w:jc w:val="center"/>
             </w:pPr>
             <w:r>
               <w:rPr>
@@ -8614,7 +9174,7 @@
           <w:p>
             <w:pPr>
               <w:pStyle w:val="Compact"/>
-              <w:jc w:val="left"/>
+              <w:jc w:val="center"/>
             </w:pPr>
             <w:r>
               <w:rPr>
@@ -8641,7 +9201,7 @@
           <w:p>
             <w:pPr>
               <w:pStyle w:val="Compact"/>
-              <w:jc w:val="left"/>
+              <w:jc w:val="center"/>
             </w:pPr>
             <w:r>
               <w:rPr>
@@ -8674,7 +9234,7 @@
           <w:p>
             <w:pPr>
               <w:pStyle w:val="Compact"/>
-              <w:jc w:val="left"/>
+              <w:jc w:val="center"/>
             </w:pPr>
             <w:r>
               <w:rPr>
@@ -8971,7 +9531,7 @@
           <w:p>
             <w:pPr>
               <w:pStyle w:val="Compact"/>
-              <w:jc w:val="left"/>
+              <w:jc w:val="center"/>
             </w:pPr>
             <w:r>
               <w:rPr>
@@ -9003,7 +9563,7 @@
           <w:p>
             <w:pPr>
               <w:pStyle w:val="Compact"/>
-              <w:jc w:val="left"/>
+              <w:jc w:val="center"/>
             </w:pPr>
             <w:r>
               <w:rPr>
@@ -9021,7 +9581,7 @@
           <w:p>
             <w:pPr>
               <w:pStyle w:val="Compact"/>
-              <w:jc w:val="left"/>
+              <w:jc w:val="center"/>
             </w:pPr>
             <w:r>
               <w:rPr>
@@ -9051,7 +9611,7 @@
           <w:p>
             <w:pPr>
               <w:pStyle w:val="Compact"/>
-              <w:jc w:val="left"/>
+              <w:jc w:val="center"/>
             </w:pPr>
             <w:r>
               <w:rPr>
@@ -9068,7 +9628,7 @@
           <w:p>
             <w:pPr>
               <w:pStyle w:val="Compact"/>
-              <w:jc w:val="left"/>
+              <w:jc w:val="center"/>
             </w:pPr>
             <w:r>
               <w:rPr>
@@ -9098,7 +9658,7 @@
           <w:p>
             <w:pPr>
               <w:pStyle w:val="Compact"/>
-              <w:jc w:val="left"/>
+              <w:jc w:val="center"/>
             </w:pPr>
             <w:r>
               <w:rPr>
@@ -9115,7 +9675,7 @@
           <w:p>
             <w:pPr>
               <w:pStyle w:val="Compact"/>
-              <w:jc w:val="left"/>
+              <w:jc w:val="center"/>
             </w:pPr>
             <w:r>
               <w:rPr>
@@ -9145,7 +9705,7 @@
           <w:p>
             <w:pPr>
               <w:pStyle w:val="Compact"/>
-              <w:jc w:val="left"/>
+              <w:jc w:val="center"/>
             </w:pPr>
             <w:r>
               <w:rPr>
@@ -9162,7 +9722,7 @@
           <w:p>
             <w:pPr>
               <w:pStyle w:val="Compact"/>
-              <w:jc w:val="left"/>
+              <w:jc w:val="center"/>
             </w:pPr>
             <w:r>
               <w:rPr>
@@ -9192,7 +9752,7 @@
           <w:p>
             <w:pPr>
               <w:pStyle w:val="Compact"/>
-              <w:jc w:val="left"/>
+              <w:jc w:val="center"/>
             </w:pPr>
             <w:r>
               <w:rPr>
@@ -9209,7 +9769,7 @@
           <w:p>
             <w:pPr>
               <w:pStyle w:val="Compact"/>
-              <w:jc w:val="left"/>
+              <w:jc w:val="center"/>
             </w:pPr>
             <w:r>
               <w:rPr>
@@ -9239,7 +9799,7 @@
           <w:p>
             <w:pPr>
               <w:pStyle w:val="Compact"/>
-              <w:jc w:val="left"/>
+              <w:jc w:val="center"/>
             </w:pPr>
             <w:r>
               <w:rPr>
@@ -9256,7 +9816,7 @@
           <w:p>
             <w:pPr>
               <w:pStyle w:val="Compact"/>
-              <w:jc w:val="left"/>
+              <w:jc w:val="center"/>
             </w:pPr>
             <w:r>
               <w:rPr>
@@ -9286,7 +9846,7 @@
           <w:p>
             <w:pPr>
               <w:pStyle w:val="Compact"/>
-              <w:jc w:val="left"/>
+              <w:jc w:val="center"/>
             </w:pPr>
             <w:r>
               <w:rPr>
@@ -9388,7 +9948,7 @@
           <w:p>
             <w:pPr>
               <w:pStyle w:val="Compact"/>
-              <w:jc w:val="left"/>
+              <w:jc w:val="center"/>
             </w:pPr>
             <w:r>
               <w:rPr>
@@ -9404,7 +9964,7 @@
           <w:p>
             <w:pPr>
               <w:pStyle w:val="Compact"/>
-              <w:jc w:val="left"/>
+              <w:jc w:val="center"/>
             </w:pPr>
             <w:r>
               <w:rPr>
@@ -9427,7 +9987,7 @@
           <w:p>
             <w:pPr>
               <w:pStyle w:val="Compact"/>
-              <w:jc w:val="left"/>
+              <w:jc w:val="center"/>
             </w:pPr>
             <w:r>
               <w:rPr>
@@ -9452,7 +10012,7 @@
           <w:p>
             <w:pPr>
               <w:pStyle w:val="Compact"/>
-              <w:jc w:val="left"/>
+              <w:jc w:val="center"/>
             </w:pPr>
             <w:r>
               <w:rPr>
@@ -9467,7 +10027,7 @@
           <w:p>
             <w:pPr>
               <w:pStyle w:val="Compact"/>
-              <w:jc w:val="left"/>
+              <w:jc w:val="center"/>
             </w:pPr>
             <w:r>
               <w:rPr>
@@ -9482,7 +10042,7 @@
           <w:p>
             <w:pPr>
               <w:pStyle w:val="Compact"/>
-              <w:jc w:val="left"/>
+              <w:jc w:val="center"/>
             </w:pPr>
             <w:r>
               <w:rPr>
@@ -9499,7 +10059,7 @@
           <w:p>
             <w:pPr>
               <w:pStyle w:val="Compact"/>
-              <w:jc w:val="left"/>
+              <w:jc w:val="center"/>
             </w:pPr>
             <w:r>
               <w:rPr>
@@ -9514,7 +10074,7 @@
           <w:p>
             <w:pPr>
               <w:pStyle w:val="Compact"/>
-              <w:jc w:val="left"/>
+              <w:jc w:val="center"/>
             </w:pPr>
             <w:r>
               <w:rPr>
@@ -9529,7 +10089,7 @@
           <w:p>
             <w:pPr>
               <w:pStyle w:val="Compact"/>
-              <w:jc w:val="left"/>
+              <w:jc w:val="center"/>
             </w:pPr>
             <w:r>
               <w:rPr>
@@ -9546,7 +10106,7 @@
           <w:p>
             <w:pPr>
               <w:pStyle w:val="Compact"/>
-              <w:jc w:val="left"/>
+              <w:jc w:val="center"/>
             </w:pPr>
             <w:r>
               <w:rPr>
@@ -9561,7 +10121,7 @@
           <w:p>
             <w:pPr>
               <w:pStyle w:val="Compact"/>
-              <w:jc w:val="left"/>
+              <w:jc w:val="center"/>
             </w:pPr>
             <w:r>
               <w:rPr>
@@ -9576,7 +10136,7 @@
           <w:p>
             <w:pPr>
               <w:pStyle w:val="Compact"/>
-              <w:jc w:val="left"/>
+              <w:jc w:val="center"/>
             </w:pPr>
             <w:r>
               <w:rPr>
@@ -9593,7 +10153,7 @@
           <w:p>
             <w:pPr>
               <w:pStyle w:val="Compact"/>
-              <w:jc w:val="left"/>
+              <w:jc w:val="center"/>
             </w:pPr>
             <w:r>
               <w:rPr>
@@ -9608,7 +10168,7 @@
           <w:p>
             <w:pPr>
               <w:pStyle w:val="Compact"/>
-              <w:jc w:val="left"/>
+              <w:jc w:val="center"/>
             </w:pPr>
             <w:r>
               <w:rPr>
@@ -9623,7 +10183,7 @@
           <w:p>
             <w:pPr>
               <w:pStyle w:val="Compact"/>
-              <w:jc w:val="left"/>
+              <w:jc w:val="center"/>
             </w:pPr>
             <w:r>
               <w:rPr>
@@ -9640,7 +10200,7 @@
           <w:p>
             <w:pPr>
               <w:pStyle w:val="Compact"/>
-              <w:jc w:val="left"/>
+              <w:jc w:val="center"/>
             </w:pPr>
             <w:r>
               <w:rPr>
@@ -9655,7 +10215,7 @@
           <w:p>
             <w:pPr>
               <w:pStyle w:val="Compact"/>
-              <w:jc w:val="left"/>
+              <w:jc w:val="center"/>
             </w:pPr>
             <w:r>
               <w:rPr>
@@ -9676,7 +10236,7 @@
           <w:p>
             <w:pPr>
               <w:pStyle w:val="Compact"/>
-              <w:jc w:val="left"/>
+              <w:jc w:val="center"/>
             </w:pPr>
             <w:r>
               <w:rPr>
@@ -10285,8 +10845,14 @@
     <w:p>
       <w:pPr>
         <w:pStyle w:val="FirstParagraph"/>
+        <w:jc w:val="center"/>
       </w:pPr>
       <w:r>
+        <w:rPr>
+          <w:b w:val="0"/>
+          <w:i w:val="0"/>
+          <w:sz w:val="21"/>
+        </w:rPr>
         <w:drawing>
           <wp:inline>
             <wp:extent cx="4635500" cy="2755900"/>
@@ -10329,118 +10895,153 @@
         </w:drawing>
       </w:r>
       <w:r>
-        <w:t xml:space="preserve"> </w:t>
-      </w:r>
-      <w:r>
-        <w:rPr>
-          <w:rFonts w:hint="eastAsia" w:eastAsia="SimSun" w:ascii="Times New Roman" w:hAnsi="Times New Roman"/>
-          <w:i/>
+        <w:rPr>
+          <w:b w:val="0"/>
+          <w:i w:val="0"/>
+          <w:sz w:val="21"/>
+        </w:rPr>
+        <w:t xml:space="preserve"> </w:t>
+      </w:r>
+      <w:r>
+        <w:rPr>
+          <w:rFonts w:hint="eastAsia" w:eastAsia="FangSong" w:ascii="Times New Roman" w:hAnsi="Times New Roman"/>
+          <w:b w:val="0"/>
+          <w:i w:val="0"/>
           <w:iCs/>
+          <w:sz w:val="21"/>
         </w:rPr>
         <w:t xml:space="preserve">图</w:t>
       </w:r>
       <w:r>
         <w:rPr>
-          <w:i/>
+          <w:b w:val="0"/>
+          <w:i w:val="0"/>
           <w:iCs/>
+          <w:sz w:val="21"/>
         </w:rPr>
         <w:t xml:space="preserve"> Al₂Cl₆ </w:t>
       </w:r>
       <w:r>
         <w:rPr>
-          <w:rFonts w:hint="eastAsia" w:eastAsia="SimSun" w:ascii="Times New Roman" w:hAnsi="Times New Roman"/>
-          <w:i/>
+          <w:rFonts w:hint="eastAsia" w:eastAsia="FangSong" w:ascii="Times New Roman" w:hAnsi="Times New Roman"/>
+          <w:b w:val="0"/>
+          <w:i w:val="0"/>
           <w:iCs/>
+          <w:sz w:val="21"/>
         </w:rPr>
         <w:t xml:space="preserve">的双聚体结构（左）和</w:t>
       </w:r>
       <w:r>
         <w:rPr>
-          <w:i/>
+          <w:b w:val="0"/>
+          <w:i w:val="0"/>
           <w:iCs/>
+          <w:sz w:val="21"/>
         </w:rPr>
         <w:t xml:space="preserve"> Al₂(CH₃)₆ </w:t>
       </w:r>
       <w:r>
         <w:rPr>
-          <w:rFonts w:hint="eastAsia" w:eastAsia="SimSun" w:ascii="Times New Roman" w:hAnsi="Times New Roman"/>
-          <w:i/>
+          <w:rFonts w:hint="eastAsia" w:eastAsia="FangSong" w:ascii="Times New Roman" w:hAnsi="Times New Roman"/>
+          <w:b w:val="0"/>
+          <w:i w:val="0"/>
           <w:iCs/>
+          <w:sz w:val="21"/>
         </w:rPr>
         <w:t xml:space="preserve">的类似桥键结构（右）—</w:t>
       </w:r>
       <w:r>
         <w:rPr>
-          <w:i/>
+          <w:b w:val="0"/>
+          <w:i w:val="0"/>
           <w:iCs/>
-        </w:rPr>
-        <w:t xml:space="preserve"> </w:t>
-      </w:r>
-      <w:r>
-        <w:rPr>
-          <w:rFonts w:hint="eastAsia" w:eastAsia="SimSun" w:ascii="Times New Roman" w:hAnsi="Times New Roman"/>
-          <w:i/>
+          <w:sz w:val="21"/>
+        </w:rPr>
+        <w:t xml:space="preserve"> </w:t>
+      </w:r>
+      <w:r>
+        <w:rPr>
+          <w:rFonts w:hint="eastAsia" w:eastAsia="FangSong" w:ascii="Times New Roman" w:hAnsi="Times New Roman"/>
+          <w:b w:val="0"/>
+          <w:i w:val="0"/>
           <w:iCs/>
+          <w:sz w:val="21"/>
         </w:rPr>
         <w:t xml:space="preserve">两个四面体共用一条棱，Cl</w:t>
       </w:r>
       <w:r>
         <w:rPr>
-          <w:i/>
+          <w:b w:val="0"/>
+          <w:i w:val="0"/>
           <w:iCs/>
-        </w:rPr>
-        <w:t xml:space="preserve"> </w:t>
-      </w:r>
-      <w:r>
-        <w:rPr>
-          <w:rFonts w:hint="eastAsia" w:eastAsia="SimSun" w:ascii="Times New Roman" w:hAnsi="Times New Roman"/>
-          <w:i/>
+          <w:sz w:val="21"/>
+        </w:rPr>
+        <w:t xml:space="preserve"> </w:t>
+      </w:r>
+      <w:r>
+        <w:rPr>
+          <w:rFonts w:hint="eastAsia" w:eastAsia="FangSong" w:ascii="Times New Roman" w:hAnsi="Times New Roman"/>
+          <w:b w:val="0"/>
+          <w:i w:val="0"/>
           <w:iCs/>
+          <w:sz w:val="21"/>
         </w:rPr>
         <w:t xml:space="preserve">桥/CH₃</w:t>
       </w:r>
       <w:r>
         <w:rPr>
-          <w:i/>
+          <w:b w:val="0"/>
+          <w:i w:val="0"/>
           <w:iCs/>
-        </w:rPr>
-        <w:t xml:space="preserve"> </w:t>
-      </w:r>
-      <w:r>
-        <w:rPr>
-          <w:rFonts w:hint="eastAsia" w:eastAsia="SimSun" w:ascii="Times New Roman" w:hAnsi="Times New Roman"/>
-          <w:i/>
+          <w:sz w:val="21"/>
+        </w:rPr>
+        <w:t xml:space="preserve"> </w:t>
+      </w:r>
+      <w:r>
+        <w:rPr>
+          <w:rFonts w:hint="eastAsia" w:eastAsia="FangSong" w:ascii="Times New Roman" w:hAnsi="Times New Roman"/>
+          <w:b w:val="0"/>
+          <w:i w:val="0"/>
           <w:iCs/>
+          <w:sz w:val="21"/>
         </w:rPr>
         <w:t xml:space="preserve">桥提供配位键补偿</w:t>
       </w:r>
       <w:r>
         <w:rPr>
-          <w:i/>
+          <w:b w:val="0"/>
+          <w:i w:val="0"/>
           <w:iCs/>
+          <w:sz w:val="21"/>
         </w:rPr>
         <w:t xml:space="preserve"> Al </w:t>
       </w:r>
       <w:r>
         <w:rPr>
-          <w:rFonts w:hint="eastAsia" w:eastAsia="SimSun" w:ascii="Times New Roman" w:hAnsi="Times New Roman"/>
-          <w:i/>
+          <w:rFonts w:hint="eastAsia" w:eastAsia="FangSong" w:ascii="Times New Roman" w:hAnsi="Times New Roman"/>
+          <w:b w:val="0"/>
+          <w:i w:val="0"/>
           <w:iCs/>
+          <w:sz w:val="21"/>
         </w:rPr>
         <w:t xml:space="preserve">的缺电子（Weller</w:t>
       </w:r>
       <w:r>
         <w:rPr>
-          <w:i/>
+          <w:b w:val="0"/>
+          <w:i w:val="0"/>
           <w:iCs/>
-        </w:rPr>
-        <w:t xml:space="preserve"> </w:t>
-      </w:r>
-      <w:r>
-        <w:rPr>
-          <w:rFonts w:hint="eastAsia" w:eastAsia="SimSun" w:ascii="Times New Roman" w:hAnsi="Times New Roman"/>
-          <w:i/>
+          <w:sz w:val="21"/>
+        </w:rPr>
+        <w:t xml:space="preserve"> </w:t>
+      </w:r>
+      <w:r>
+        <w:rPr>
+          <w:rFonts w:hint="eastAsia" w:eastAsia="FangSong" w:ascii="Times New Roman" w:hAnsi="Times New Roman"/>
+          <w:b w:val="0"/>
+          <w:i w:val="0"/>
           <w:iCs/>
+          <w:sz w:val="21"/>
         </w:rPr>
         <w:t xml:space="preserve">图13.3附近）</w:t>
       </w:r>
@@ -10487,7 +11088,7 @@
           <w:p>
             <w:pPr>
               <w:pStyle w:val="Compact"/>
-              <w:jc w:val="left"/>
+              <w:jc w:val="center"/>
             </w:pPr>
             <w:r>
               <w:rPr>
@@ -10503,7 +11104,7 @@
           <w:p>
             <w:pPr>
               <w:pStyle w:val="Compact"/>
-              <w:jc w:val="left"/>
+              <w:jc w:val="center"/>
             </w:pPr>
             <w:r>
               <w:rPr>
@@ -10535,7 +11136,7 @@
           <w:p>
             <w:pPr>
               <w:pStyle w:val="Compact"/>
-              <w:jc w:val="left"/>
+              <w:jc w:val="center"/>
             </w:pPr>
             <w:r>
               <w:rPr>
@@ -10569,7 +11170,7 @@
           <w:p>
             <w:pPr>
               <w:pStyle w:val="Compact"/>
-              <w:jc w:val="left"/>
+              <w:jc w:val="center"/>
             </w:pPr>
             <w:r>
               <w:rPr>
@@ -10584,7 +11185,7 @@
           <w:p>
             <w:pPr>
               <w:pStyle w:val="Compact"/>
-              <w:jc w:val="left"/>
+              <w:jc w:val="center"/>
             </w:pPr>
             <w:r>
               <w:rPr>
@@ -10668,7 +11269,7 @@
           <w:p>
             <w:pPr>
               <w:pStyle w:val="Compact"/>
-              <w:jc w:val="left"/>
+              <w:jc w:val="center"/>
             </w:pPr>
             <w:r>
               <w:rPr>
@@ -10700,7 +11301,7 @@
           <w:p>
             <w:pPr>
               <w:pStyle w:val="Compact"/>
-              <w:jc w:val="left"/>
+              <w:jc w:val="center"/>
             </w:pPr>
             <w:r>
               <w:rPr>
@@ -10715,7 +11316,7 @@
           <w:p>
             <w:pPr>
               <w:pStyle w:val="Compact"/>
-              <w:jc w:val="left"/>
+              <w:jc w:val="center"/>
             </w:pPr>
             <w:r>
               <w:rPr>
@@ -10765,7 +11366,7 @@
           <w:p>
             <w:pPr>
               <w:pStyle w:val="Compact"/>
-              <w:jc w:val="left"/>
+              <w:jc w:val="center"/>
             </w:pPr>
             <w:r>
               <w:rPr>
@@ -10797,7 +11398,7 @@
           <w:p>
             <w:pPr>
               <w:pStyle w:val="Compact"/>
-              <w:jc w:val="left"/>
+              <w:jc w:val="center"/>
             </w:pPr>
             <w:r>
               <w:rPr>
@@ -10812,7 +11413,7 @@
           <w:p>
             <w:pPr>
               <w:pStyle w:val="Compact"/>
-              <w:jc w:val="left"/>
+              <w:jc w:val="center"/>
             </w:pPr>
             <w:r>
               <w:rPr>
@@ -10858,7 +11459,7 @@
           <w:p>
             <w:pPr>
               <w:pStyle w:val="Compact"/>
-              <w:jc w:val="left"/>
+              <w:jc w:val="center"/>
             </w:pPr>
             <w:r>
               <w:rPr>
@@ -10888,8 +11489,14 @@
     <w:p>
       <w:pPr>
         <w:pStyle w:val="BodyText"/>
+        <w:jc w:val="center"/>
       </w:pPr>
       <w:r>
+        <w:rPr>
+          <w:b w:val="0"/>
+          <w:i w:val="0"/>
+          <w:sz w:val="21"/>
+        </w:rPr>
         <w:drawing>
           <wp:inline>
             <wp:extent cx="4318000" cy="5905500"/>
@@ -10932,133 +11539,172 @@
         </w:drawing>
       </w:r>
       <w:r>
-        <w:t xml:space="preserve"> </w:t>
-      </w:r>
-      <w:r>
-        <w:rPr>
-          <w:rFonts w:hint="eastAsia" w:eastAsia="SimSun" w:ascii="Times New Roman" w:hAnsi="Times New Roman"/>
-          <w:i/>
+        <w:rPr>
+          <w:b w:val="0"/>
+          <w:i w:val="0"/>
+          <w:sz w:val="21"/>
+        </w:rPr>
+        <w:t xml:space="preserve"> </w:t>
+      </w:r>
+      <w:r>
+        <w:rPr>
+          <w:rFonts w:hint="eastAsia" w:eastAsia="FangSong" w:ascii="Times New Roman" w:hAnsi="Times New Roman"/>
+          <w:b w:val="0"/>
+          <w:i w:val="0"/>
           <w:iCs/>
+          <w:sz w:val="21"/>
         </w:rPr>
         <w:t xml:space="preserve">图</w:t>
       </w:r>
       <w:r>
         <w:rPr>
-          <w:i/>
+          <w:b w:val="0"/>
+          <w:i w:val="0"/>
           <w:iCs/>
+          <w:sz w:val="21"/>
         </w:rPr>
         <w:t xml:space="preserve"> BF₃ </w:t>
       </w:r>
       <w:r>
         <w:rPr>
-          <w:rFonts w:hint="eastAsia" w:eastAsia="SimSun" w:ascii="Times New Roman" w:hAnsi="Times New Roman"/>
-          <w:i/>
+          <w:rFonts w:hint="eastAsia" w:eastAsia="FangSong" w:ascii="Times New Roman" w:hAnsi="Times New Roman"/>
+          <w:b w:val="0"/>
+          <w:i w:val="0"/>
           <w:iCs/>
+          <w:sz w:val="21"/>
         </w:rPr>
         <w:t xml:space="preserve">的</w:t>
       </w:r>
       <w:r>
         <w:rPr>
-          <w:i/>
+          <w:b w:val="0"/>
+          <w:i w:val="0"/>
           <w:iCs/>
+          <w:sz w:val="21"/>
         </w:rPr>
         <w:t xml:space="preserve"> pπ-pπ </w:t>
       </w:r>
       <w:r>
         <w:rPr>
-          <w:rFonts w:hint="eastAsia" w:eastAsia="SimSun" w:ascii="Times New Roman" w:hAnsi="Times New Roman"/>
-          <w:i/>
+          <w:rFonts w:hint="eastAsia" w:eastAsia="FangSong" w:ascii="Times New Roman" w:hAnsi="Times New Roman"/>
+          <w:b w:val="0"/>
+          <w:i w:val="0"/>
           <w:iCs/>
+          <w:sz w:val="21"/>
         </w:rPr>
         <w:t xml:space="preserve">反馈成键轨道示意</w:t>
       </w:r>
       <w:r>
         <w:rPr>
-          <w:i/>
+          <w:b w:val="0"/>
+          <w:i w:val="0"/>
           <w:iCs/>
+          <w:sz w:val="21"/>
         </w:rPr>
         <w:t xml:space="preserve"> — </w:t>
       </w:r>
       <w:r>
         <w:rPr>
-          <w:rFonts w:hint="eastAsia" w:eastAsia="SimSun" w:ascii="Times New Roman" w:hAnsi="Times New Roman"/>
-          <w:i/>
+          <w:rFonts w:hint="eastAsia" w:eastAsia="FangSong" w:ascii="Times New Roman" w:hAnsi="Times New Roman"/>
+          <w:b w:val="0"/>
+          <w:i w:val="0"/>
           <w:iCs/>
+          <w:sz w:val="21"/>
         </w:rPr>
         <w:t xml:space="preserve">Weller《无机化学》第6版</w:t>
       </w:r>
       <w:r>
         <w:rPr>
-          <w:i/>
+          <w:b w:val="0"/>
+          <w:i w:val="0"/>
           <w:iCs/>
-        </w:rPr>
-        <w:t xml:space="preserve"> </w:t>
-      </w:r>
-      <w:r>
-        <w:rPr>
-          <w:rFonts w:hint="eastAsia" w:eastAsia="SimSun" w:ascii="Times New Roman" w:hAnsi="Times New Roman"/>
-          <w:i/>
+          <w:sz w:val="21"/>
+        </w:rPr>
+        <w:t xml:space="preserve"> </w:t>
+      </w:r>
+      <w:r>
+        <w:rPr>
+          <w:rFonts w:hint="eastAsia" w:eastAsia="FangSong" w:ascii="Times New Roman" w:hAnsi="Times New Roman"/>
+          <w:b w:val="0"/>
+          <w:i w:val="0"/>
           <w:iCs/>
+          <w:sz w:val="21"/>
         </w:rPr>
         <w:t xml:space="preserve">图13.2。F</w:t>
       </w:r>
       <w:r>
         <w:rPr>
-          <w:i/>
+          <w:b w:val="0"/>
+          <w:i w:val="0"/>
           <w:iCs/>
-        </w:rPr>
-        <w:t xml:space="preserve"> </w:t>
-      </w:r>
-      <w:r>
-        <w:rPr>
-          <w:rFonts w:hint="eastAsia" w:eastAsia="SimSun" w:ascii="Times New Roman" w:hAnsi="Times New Roman"/>
-          <w:i/>
+          <w:sz w:val="21"/>
+        </w:rPr>
+        <w:t xml:space="preserve"> </w:t>
+      </w:r>
+      <w:r>
+        <w:rPr>
+          <w:rFonts w:hint="eastAsia" w:eastAsia="FangSong" w:ascii="Times New Roman" w:hAnsi="Times New Roman"/>
+          <w:b w:val="0"/>
+          <w:i w:val="0"/>
           <w:iCs/>
+          <w:sz w:val="21"/>
         </w:rPr>
         <w:t xml:space="preserve">的</w:t>
       </w:r>
       <w:r>
         <w:rPr>
-          <w:i/>
+          <w:b w:val="0"/>
+          <w:i w:val="0"/>
           <w:iCs/>
+          <w:sz w:val="21"/>
         </w:rPr>
         <w:t xml:space="preserve"> 2p </w:t>
       </w:r>
       <w:r>
         <w:rPr>
-          <w:rFonts w:hint="eastAsia" w:eastAsia="SimSun" w:ascii="Times New Roman" w:hAnsi="Times New Roman"/>
-          <w:i/>
+          <w:rFonts w:hint="eastAsia" w:eastAsia="FangSong" w:ascii="Times New Roman" w:hAnsi="Times New Roman"/>
+          <w:b w:val="0"/>
+          <w:i w:val="0"/>
           <w:iCs/>
+          <w:sz w:val="21"/>
         </w:rPr>
         <w:t xml:space="preserve">孤对电子反馈给</w:t>
       </w:r>
       <w:r>
         <w:rPr>
-          <w:i/>
+          <w:b w:val="0"/>
+          <w:i w:val="0"/>
           <w:iCs/>
+          <w:sz w:val="21"/>
         </w:rPr>
         <w:t xml:space="preserve"> B </w:t>
       </w:r>
       <w:r>
         <w:rPr>
-          <w:rFonts w:hint="eastAsia" w:eastAsia="SimSun" w:ascii="Times New Roman" w:hAnsi="Times New Roman"/>
-          <w:i/>
+          <w:rFonts w:hint="eastAsia" w:eastAsia="FangSong" w:ascii="Times New Roman" w:hAnsi="Times New Roman"/>
+          <w:b w:val="0"/>
+          <w:i w:val="0"/>
           <w:iCs/>
+          <w:sz w:val="21"/>
         </w:rPr>
         <w:t xml:space="preserve">的空</w:t>
       </w:r>
       <w:r>
         <w:rPr>
-          <w:i/>
+          <w:b w:val="0"/>
+          <w:i w:val="0"/>
           <w:iCs/>
+          <w:sz w:val="21"/>
         </w:rPr>
         <w:t xml:space="preserve"> 2p </w:t>
       </w:r>
       <w:r>
         <w:rPr>
-          <w:rFonts w:hint="eastAsia" w:eastAsia="SimSun" w:ascii="Times New Roman" w:hAnsi="Times New Roman"/>
-          <w:i/>
+          <w:rFonts w:hint="eastAsia" w:eastAsia="FangSong" w:ascii="Times New Roman" w:hAnsi="Times New Roman"/>
+          <w:b w:val="0"/>
+          <w:i w:val="0"/>
           <w:iCs/>
+          <w:sz w:val="21"/>
         </w:rPr>
         <w:t xml:space="preserve">轨道</w:t>
       </w:r>
@@ -11289,7 +11935,7 @@
           <w:p>
             <w:pPr>
               <w:pStyle w:val="Compact"/>
-              <w:jc w:val="left"/>
+              <w:jc w:val="center"/>
             </w:pPr>
             <w:r>
               <w:rPr>
@@ -11305,7 +11951,7 @@
           <w:p>
             <w:pPr>
               <w:pStyle w:val="Compact"/>
-              <w:jc w:val="left"/>
+              <w:jc w:val="center"/>
             </w:pPr>
             <w:r>
               <w:rPr>
@@ -11321,7 +11967,7 @@
           <w:p>
             <w:pPr>
               <w:pStyle w:val="Compact"/>
-              <w:jc w:val="left"/>
+              <w:jc w:val="center"/>
             </w:pPr>
             <w:r>
               <w:rPr>
@@ -11339,7 +11985,7 @@
           <w:p>
             <w:pPr>
               <w:pStyle w:val="Compact"/>
-              <w:jc w:val="left"/>
+              <w:jc w:val="center"/>
             </w:pPr>
             <w:r>
               <w:rPr>
@@ -11354,7 +12000,7 @@
           <w:p>
             <w:pPr>
               <w:pStyle w:val="Compact"/>
-              <w:jc w:val="left"/>
+              <w:jc w:val="center"/>
             </w:pPr>
             <w:r>
               <w:rPr>
@@ -11401,7 +12047,7 @@
           <w:p>
             <w:pPr>
               <w:pStyle w:val="Compact"/>
-              <w:jc w:val="left"/>
+              <w:jc w:val="center"/>
             </w:pPr>
             <w:r>
               <w:rPr>
@@ -11418,7 +12064,7 @@
           <w:p>
             <w:pPr>
               <w:pStyle w:val="Compact"/>
-              <w:jc w:val="left"/>
+              <w:jc w:val="center"/>
             </w:pPr>
             <w:r>
               <w:rPr>
@@ -11433,7 +12079,7 @@
           <w:p>
             <w:pPr>
               <w:pStyle w:val="Compact"/>
-              <w:jc w:val="left"/>
+              <w:jc w:val="center"/>
             </w:pPr>
             <w:r>
               <w:rPr>
@@ -11454,7 +12100,7 @@
           <w:p>
             <w:pPr>
               <w:pStyle w:val="Compact"/>
-              <w:jc w:val="left"/>
+              <w:jc w:val="center"/>
             </w:pPr>
             <w:r>
               <w:rPr>
@@ -11477,7 +12123,7 @@
           <w:p>
             <w:pPr>
               <w:pStyle w:val="Compact"/>
-              <w:jc w:val="left"/>
+              <w:jc w:val="center"/>
             </w:pPr>
             <w:r>
               <w:rPr>
@@ -11492,7 +12138,7 @@
           <w:p>
             <w:pPr>
               <w:pStyle w:val="Compact"/>
-              <w:jc w:val="left"/>
+              <w:jc w:val="center"/>
             </w:pPr>
             <w:r>
               <w:rPr>
@@ -11533,7 +12179,7 @@
           <w:p>
             <w:pPr>
               <w:pStyle w:val="Compact"/>
-              <w:jc w:val="left"/>
+              <w:jc w:val="center"/>
             </w:pPr>
             <w:r>
               <w:rPr>
@@ -11767,7 +12413,7 @@
           <w:p>
             <w:pPr>
               <w:pStyle w:val="Compact"/>
-              <w:jc w:val="left"/>
+              <w:jc w:val="center"/>
             </w:pPr>
             <w:r>
               <w:rPr>
@@ -11783,7 +12429,7 @@
           <w:p>
             <w:pPr>
               <w:pStyle w:val="Compact"/>
-              <w:jc w:val="left"/>
+              <w:jc w:val="center"/>
             </w:pPr>
             <w:r>
               <w:rPr>
@@ -11799,7 +12445,7 @@
           <w:p>
             <w:pPr>
               <w:pStyle w:val="Compact"/>
-              <w:jc w:val="left"/>
+              <w:jc w:val="center"/>
             </w:pPr>
             <w:r>
               <w:rPr>
@@ -11815,7 +12461,7 @@
           <w:p>
             <w:pPr>
               <w:pStyle w:val="Compact"/>
-              <w:jc w:val="left"/>
+              <w:jc w:val="center"/>
             </w:pPr>
             <w:r>
               <w:rPr>
@@ -11833,7 +12479,7 @@
           <w:p>
             <w:pPr>
               <w:pStyle w:val="Compact"/>
-              <w:jc w:val="left"/>
+              <w:jc w:val="center"/>
             </w:pPr>
             <w:r>
               <w:rPr>
@@ -11848,7 +12494,7 @@
           <w:p>
             <w:pPr>
               <w:pStyle w:val="Compact"/>
-              <w:jc w:val="left"/>
+              <w:jc w:val="center"/>
             </w:pPr>
             <w:r>
               <w:rPr>
@@ -11863,7 +12509,7 @@
           <w:p>
             <w:pPr>
               <w:pStyle w:val="Compact"/>
-              <w:jc w:val="left"/>
+              <w:jc w:val="center"/>
             </w:pPr>
             <w:r>
               <w:rPr>
@@ -11878,7 +12524,7 @@
           <w:p>
             <w:pPr>
               <w:pStyle w:val="Compact"/>
-              <w:jc w:val="left"/>
+              <w:jc w:val="center"/>
             </w:pPr>
             <w:r>
               <w:rPr>
@@ -11901,7 +12547,7 @@
           <w:p>
             <w:pPr>
               <w:pStyle w:val="Compact"/>
-              <w:jc w:val="left"/>
+              <w:jc w:val="center"/>
             </w:pPr>
             <w:r>
               <w:rPr>
@@ -11916,7 +12562,7 @@
           <w:p>
             <w:pPr>
               <w:pStyle w:val="Compact"/>
-              <w:jc w:val="left"/>
+              <w:jc w:val="center"/>
             </w:pPr>
             <w:r>
               <w:rPr>
@@ -11931,7 +12577,7 @@
           <w:p>
             <w:pPr>
               <w:pStyle w:val="Compact"/>
-              <w:jc w:val="left"/>
+              <w:jc w:val="center"/>
             </w:pPr>
             <w:r>
               <w:rPr>
@@ -11946,7 +12592,7 @@
           <w:p>
             <w:pPr>
               <w:pStyle w:val="Compact"/>
-              <w:jc w:val="left"/>
+              <w:jc w:val="center"/>
             </w:pPr>
             <w:r>
               <w:rPr>
@@ -11975,7 +12621,7 @@
           <w:p>
             <w:pPr>
               <w:pStyle w:val="Compact"/>
-              <w:jc w:val="left"/>
+              <w:jc w:val="center"/>
             </w:pPr>
             <w:r>
               <w:rPr>
@@ -11990,7 +12636,7 @@
           <w:p>
             <w:pPr>
               <w:pStyle w:val="Compact"/>
-              <w:jc w:val="left"/>
+              <w:jc w:val="center"/>
             </w:pPr>
             <w:r>
               <w:rPr>
@@ -12005,7 +12651,7 @@
           <w:p>
             <w:pPr>
               <w:pStyle w:val="Compact"/>
-              <w:jc w:val="left"/>
+              <w:jc w:val="center"/>
             </w:pPr>
             <w:r>
               <w:rPr>
@@ -12020,7 +12666,7 @@
           <w:p>
             <w:pPr>
               <w:pStyle w:val="Compact"/>
-              <w:jc w:val="left"/>
+              <w:jc w:val="center"/>
             </w:pPr>
             <w:r>
               <w:rPr>
@@ -13995,7 +14641,7 @@
           <w:p>
             <w:pPr>
               <w:pStyle w:val="Compact"/>
-              <w:jc w:val="left"/>
+              <w:jc w:val="center"/>
             </w:pPr>
             <w:r>
               <w:rPr>
@@ -14011,7 +14657,7 @@
           <w:p>
             <w:pPr>
               <w:pStyle w:val="Compact"/>
-              <w:jc w:val="left"/>
+              <w:jc w:val="center"/>
             </w:pPr>
             <w:r>
               <w:rPr>
@@ -14043,7 +14689,7 @@
           <w:p>
             <w:pPr>
               <w:pStyle w:val="Compact"/>
-              <w:jc w:val="left"/>
+              <w:jc w:val="center"/>
             </w:pPr>
             <w:r>
               <w:rPr>
@@ -14061,7 +14707,7 @@
           <w:p>
             <w:pPr>
               <w:pStyle w:val="Compact"/>
-              <w:jc w:val="left"/>
+              <w:jc w:val="center"/>
             </w:pPr>
             <w:r>
               <w:rPr>
@@ -14076,7 +14722,7 @@
           <w:p>
             <w:pPr>
               <w:pStyle w:val="Compact"/>
-              <w:jc w:val="left"/>
+              <w:jc w:val="center"/>
             </w:pPr>
             <w:r>
               <w:rPr>
@@ -14146,7 +14792,7 @@
           <w:p>
             <w:pPr>
               <w:pStyle w:val="Compact"/>
-              <w:jc w:val="left"/>
+              <w:jc w:val="center"/>
             </w:pPr>
             <w:r>
               <w:rPr>
@@ -14163,7 +14809,7 @@
           <w:p>
             <w:pPr>
               <w:pStyle w:val="Compact"/>
-              <w:jc w:val="left"/>
+              <w:jc w:val="center"/>
             </w:pPr>
             <w:r>
               <w:rPr>
@@ -14178,7 +14824,7 @@
           <w:p>
             <w:pPr>
               <w:pStyle w:val="Compact"/>
-              <w:jc w:val="left"/>
+              <w:jc w:val="center"/>
             </w:pPr>
             <w:r>
               <w:rPr>
@@ -14240,7 +14886,7 @@
           <w:p>
             <w:pPr>
               <w:pStyle w:val="Compact"/>
-              <w:jc w:val="left"/>
+              <w:jc w:val="center"/>
             </w:pPr>
             <w:r>
               <w:rPr>
@@ -14257,7 +14903,7 @@
           <w:p>
             <w:pPr>
               <w:pStyle w:val="Compact"/>
-              <w:jc w:val="left"/>
+              <w:jc w:val="center"/>
             </w:pPr>
             <w:r>
               <w:rPr>
@@ -14272,7 +14918,7 @@
           <w:p>
             <w:pPr>
               <w:pStyle w:val="Compact"/>
-              <w:jc w:val="left"/>
+              <w:jc w:val="center"/>
             </w:pPr>
             <w:r>
               <w:rPr>
@@ -14342,7 +14988,7 @@
           <w:p>
             <w:pPr>
               <w:pStyle w:val="Compact"/>
-              <w:jc w:val="left"/>
+              <w:jc w:val="center"/>
             </w:pPr>
             <w:r>
               <w:rPr>
@@ -14919,7 +15565,7 @@
           <w:p>
             <w:pPr>
               <w:pStyle w:val="Compact"/>
-              <w:jc w:val="left"/>
+              <w:jc w:val="center"/>
             </w:pPr>
             <w:r>
               <w:rPr>
@@ -14935,7 +15581,7 @@
           <w:p>
             <w:pPr>
               <w:pStyle w:val="Compact"/>
-              <w:jc w:val="left"/>
+              <w:jc w:val="center"/>
             </w:pPr>
             <w:r>
               <w:rPr>
@@ -14951,7 +15597,7 @@
           <w:p>
             <w:pPr>
               <w:pStyle w:val="Compact"/>
-              <w:jc w:val="left"/>
+              <w:jc w:val="center"/>
             </w:pPr>
             <w:r>
               <w:rPr>
@@ -14967,7 +15613,7 @@
           <w:p>
             <w:pPr>
               <w:pStyle w:val="Compact"/>
-              <w:jc w:val="left"/>
+              <w:jc w:val="center"/>
             </w:pPr>
             <w:r>
               <w:rPr>
@@ -14985,7 +15631,7 @@
           <w:p>
             <w:pPr>
               <w:pStyle w:val="Compact"/>
-              <w:jc w:val="left"/>
+              <w:jc w:val="center"/>
             </w:pPr>
             <w:r>
               <w:rPr>
@@ -15018,7 +15664,7 @@
           <w:p>
             <w:pPr>
               <w:pStyle w:val="Compact"/>
-              <w:jc w:val="left"/>
+              <w:jc w:val="center"/>
             </w:pPr>
             <w:r>
               <w:rPr>
@@ -15045,7 +15691,7 @@
           <w:p>
             <w:pPr>
               <w:pStyle w:val="Compact"/>
-              <w:jc w:val="left"/>
+              <w:jc w:val="center"/>
             </w:pPr>
             <w:r>
               <w:rPr>
@@ -15126,7 +15772,7 @@
           <w:p>
             <w:pPr>
               <w:pStyle w:val="Compact"/>
-              <w:jc w:val="left"/>
+              <w:jc w:val="center"/>
             </w:pPr>
             <w:r>
               <w:rPr>
@@ -15155,7 +15801,7 @@
           <w:p>
             <w:pPr>
               <w:pStyle w:val="Compact"/>
-              <w:jc w:val="left"/>
+              <w:jc w:val="center"/>
             </w:pPr>
             <w:r>
               <w:rPr>
@@ -15182,7 +15828,7 @@
           <w:p>
             <w:pPr>
               <w:pStyle w:val="Compact"/>
-              <w:jc w:val="left"/>
+              <w:jc w:val="center"/>
             </w:pPr>
             <w:r>
               <w:rPr>
@@ -15209,7 +15855,7 @@
           <w:p>
             <w:pPr>
               <w:pStyle w:val="Compact"/>
-              <w:jc w:val="left"/>
+              <w:jc w:val="center"/>
             </w:pPr>
             <w:r>
               <w:rPr>
@@ -15272,7 +15918,7 @@
           <w:p>
             <w:pPr>
               <w:pStyle w:val="Compact"/>
-              <w:jc w:val="left"/>
+              <w:jc w:val="center"/>
             </w:pPr>
             <w:r>
               <w:rPr>
@@ -15289,7 +15935,7 @@
           <w:p>
             <w:pPr>
               <w:pStyle w:val="Compact"/>
-              <w:jc w:val="left"/>
+              <w:jc w:val="center"/>
             </w:pPr>
             <w:r>
               <w:rPr>
@@ -15334,7 +15980,7 @@
           <w:p>
             <w:pPr>
               <w:pStyle w:val="Compact"/>
-              <w:jc w:val="left"/>
+              <w:jc w:val="center"/>
             </w:pPr>
             <w:r>
               <w:rPr>
@@ -15349,7 +15995,7 @@
           <w:p>
             <w:pPr>
               <w:pStyle w:val="Compact"/>
-              <w:jc w:val="left"/>
+              <w:jc w:val="center"/>
             </w:pPr>
             <w:r>
               <w:rPr>
@@ -15382,7 +16028,7 @@
           <w:p>
             <w:pPr>
               <w:pStyle w:val="Compact"/>
-              <w:jc w:val="left"/>
+              <w:jc w:val="center"/>
             </w:pPr>
             <w:r>
               <w:rPr>
@@ -15411,7 +16057,7 @@
           <w:p>
             <w:pPr>
               <w:pStyle w:val="Compact"/>
-              <w:jc w:val="left"/>
+              <w:jc w:val="center"/>
             </w:pPr>
             <w:r>
               <w:rPr>
@@ -15444,7 +16090,7 @@
           <w:p>
             <w:pPr>
               <w:pStyle w:val="Compact"/>
-              <w:jc w:val="left"/>
+              <w:jc w:val="center"/>
             </w:pPr>
             <w:r>
               <w:rPr>
@@ -15459,7 +16105,7 @@
           <w:p>
             <w:pPr>
               <w:pStyle w:val="Compact"/>
-              <w:jc w:val="left"/>
+              <w:jc w:val="center"/>
             </w:pPr>
             <w:r>
               <w:rPr>
@@ -15510,7 +16156,7 @@
           <w:p>
             <w:pPr>
               <w:pStyle w:val="Compact"/>
-              <w:jc w:val="left"/>
+              <w:jc w:val="center"/>
             </w:pPr>
             <w:r>
               <w:rPr>
@@ -15533,7 +16179,7 @@
           <w:p>
             <w:pPr>
               <w:pStyle w:val="Compact"/>
-              <w:jc w:val="left"/>
+              <w:jc w:val="center"/>
             </w:pPr>
             <w:r>
               <w:rPr>
@@ -15548,7 +16194,7 @@
           <w:p>
             <w:pPr>
               <w:pStyle w:val="Compact"/>
-              <w:jc w:val="left"/>
+              <w:jc w:val="center"/>
             </w:pPr>
             <w:r>
               <w:rPr>
@@ -15575,7 +16221,7 @@
           <w:p>
             <w:pPr>
               <w:pStyle w:val="Compact"/>
-              <w:jc w:val="left"/>
+              <w:jc w:val="center"/>
             </w:pPr>
             <w:r>
               <w:rPr>
@@ -15620,7 +16266,7 @@
           <w:p>
             <w:pPr>
               <w:pStyle w:val="Compact"/>
-              <w:jc w:val="left"/>
+              <w:jc w:val="center"/>
             </w:pPr>
             <w:r>
               <w:rPr>
@@ -15643,7 +16289,7 @@
           <w:p>
             <w:pPr>
               <w:pStyle w:val="Compact"/>
-              <w:jc w:val="left"/>
+              <w:jc w:val="center"/>
             </w:pPr>
             <w:r>
               <w:rPr>
@@ -15658,7 +16304,7 @@
           <w:p>
             <w:pPr>
               <w:pStyle w:val="Compact"/>
-              <w:jc w:val="left"/>
+              <w:jc w:val="center"/>
             </w:pPr>
             <w:r>
               <w:rPr>
@@ -15673,7 +16319,7 @@
           <w:p>
             <w:pPr>
               <w:pStyle w:val="Compact"/>
-              <w:jc w:val="left"/>
+              <w:jc w:val="center"/>
             </w:pPr>
             <w:r>
               <w:rPr>
@@ -15730,7 +16376,7 @@
           <w:p>
             <w:pPr>
               <w:pStyle w:val="Compact"/>
-              <w:jc w:val="left"/>
+              <w:jc w:val="center"/>
             </w:pPr>
             <w:r>
               <w:rPr>
@@ -16827,7 +17473,7 @@
           <w:p>
             <w:pPr>
               <w:pStyle w:val="Compact"/>
-              <w:jc w:val="left"/>
+              <w:jc w:val="center"/>
             </w:pPr>
             <w:r>
               <w:rPr>
@@ -16871,7 +17517,7 @@
           <w:p>
             <w:pPr>
               <w:pStyle w:val="Compact"/>
-              <w:jc w:val="left"/>
+              <w:jc w:val="center"/>
             </w:pPr>
             <w:r>
               <w:rPr>
@@ -16917,7 +17563,7 @@
           <w:p>
             <w:pPr>
               <w:pStyle w:val="Compact"/>
-              <w:jc w:val="left"/>
+              <w:jc w:val="center"/>
             </w:pPr>
             <w:r>
               <w:rPr>
@@ -16938,7 +17584,7 @@
           <w:p>
             <w:pPr>
               <w:pStyle w:val="Compact"/>
-              <w:jc w:val="left"/>
+              <w:jc w:val="center"/>
             </w:pPr>
             <w:r>
               <w:rPr>
@@ -16961,7 +17607,7 @@
           <w:p>
             <w:pPr>
               <w:pStyle w:val="Compact"/>
-              <w:jc w:val="left"/>
+              <w:jc w:val="center"/>
             </w:pPr>
             <w:r>
               <w:rPr>
@@ -16982,7 +17628,7 @@
           <w:p>
             <w:pPr>
               <w:pStyle w:val="Compact"/>
-              <w:jc w:val="left"/>
+              <w:jc w:val="center"/>
             </w:pPr>
             <w:r>
               <w:rPr>
@@ -17005,7 +17651,7 @@
           <w:p>
             <w:pPr>
               <w:pStyle w:val="Compact"/>
-              <w:jc w:val="left"/>
+              <w:jc w:val="center"/>
             </w:pPr>
             <w:r>
               <w:rPr>
@@ -17032,7 +17678,7 @@
           <w:p>
             <w:pPr>
               <w:pStyle w:val="Compact"/>
-              <w:jc w:val="left"/>
+              <w:jc w:val="center"/>
             </w:pPr>
             <w:r>
               <w:rPr>
@@ -17049,7 +17695,7 @@
           <w:p>
             <w:pPr>
               <w:pStyle w:val="Compact"/>
-              <w:jc w:val="left"/>
+              <w:jc w:val="center"/>
             </w:pPr>
             <w:r>
               <w:rPr>
@@ -17070,7 +17716,7 @@
           <w:p>
             <w:pPr>
               <w:pStyle w:val="Compact"/>
-              <w:jc w:val="left"/>
+              <w:jc w:val="center"/>
             </w:pPr>
             <w:r>
               <w:rPr>
@@ -17093,7 +17739,7 @@
           <w:p>
             <w:pPr>
               <w:pStyle w:val="Compact"/>
-              <w:jc w:val="left"/>
+              <w:jc w:val="center"/>
             </w:pPr>
             <w:r>
               <w:rPr>
@@ -17120,7 +17766,7 @@
           <w:p>
             <w:pPr>
               <w:pStyle w:val="Compact"/>
-              <w:jc w:val="left"/>
+              <w:jc w:val="center"/>
             </w:pPr>
             <w:r>
               <w:rPr>
@@ -17181,7 +17827,7 @@
           <w:p>
             <w:pPr>
               <w:pStyle w:val="Compact"/>
-              <w:jc w:val="left"/>
+              <w:jc w:val="center"/>
             </w:pPr>
             <w:r>
               <w:rPr>
@@ -17229,7 +17875,7 @@
           <w:p>
             <w:pPr>
               <w:pStyle w:val="Compact"/>
-              <w:jc w:val="left"/>
+              <w:jc w:val="center"/>
             </w:pPr>
             <w:r>
               <w:rPr>
@@ -17247,7 +17893,7 @@
           <w:p>
             <w:pPr>
               <w:pStyle w:val="Compact"/>
-              <w:jc w:val="left"/>
+              <w:jc w:val="center"/>
             </w:pPr>
             <w:r>
               <w:rPr>
@@ -17292,7 +17938,7 @@
           <w:p>
             <w:pPr>
               <w:pStyle w:val="Compact"/>
-              <w:jc w:val="left"/>
+              <w:jc w:val="center"/>
             </w:pPr>
             <w:r>
               <w:rPr>
@@ -17309,7 +17955,7 @@
           <w:p>
             <w:pPr>
               <w:pStyle w:val="Compact"/>
-              <w:jc w:val="left"/>
+              <w:jc w:val="center"/>
             </w:pPr>
             <w:r>
               <w:rPr>
@@ -17354,7 +18000,7 @@
           <w:p>
             <w:pPr>
               <w:pStyle w:val="Compact"/>
-              <w:jc w:val="left"/>
+              <w:jc w:val="center"/>
             </w:pPr>
             <w:r>
               <w:rPr>
@@ -17371,7 +18017,7 @@
           <w:p>
             <w:pPr>
               <w:pStyle w:val="Compact"/>
-              <w:jc w:val="left"/>
+              <w:jc w:val="center"/>
             </w:pPr>
             <w:r>
               <w:rPr>
@@ -17416,7 +18062,7 @@
           <w:p>
             <w:pPr>
               <w:pStyle w:val="Compact"/>
-              <w:jc w:val="left"/>
+              <w:jc w:val="center"/>
             </w:pPr>
             <w:r>
               <w:rPr>
@@ -17433,7 +18079,7 @@
           <w:p>
             <w:pPr>
               <w:pStyle w:val="Compact"/>
-              <w:jc w:val="left"/>
+              <w:jc w:val="center"/>
             </w:pPr>
             <w:r>
               <w:rPr>
@@ -17478,7 +18124,7 @@
           <w:p>
             <w:pPr>
               <w:pStyle w:val="Compact"/>
-              <w:jc w:val="left"/>
+              <w:jc w:val="center"/>
             </w:pPr>
             <w:r>
               <w:rPr>
@@ -17532,7 +18178,7 @@
           <w:p>
             <w:pPr>
               <w:pStyle w:val="Compact"/>
-              <w:jc w:val="left"/>
+              <w:jc w:val="center"/>
             </w:pPr>
             <w:r>
               <w:rPr>
@@ -17562,7 +18208,7 @@
           <w:p>
             <w:pPr>
               <w:pStyle w:val="Compact"/>
-              <w:jc w:val="left"/>
+              <w:jc w:val="center"/>
             </w:pPr>
             <w:r>
               <w:rPr>
@@ -17578,7 +18224,7 @@
           <w:p>
             <w:pPr>
               <w:pStyle w:val="Compact"/>
-              <w:jc w:val="left"/>
+              <w:jc w:val="center"/>
             </w:pPr>
             <w:r>
               <w:rPr>
@@ -17596,7 +18242,7 @@
           <w:p>
             <w:pPr>
               <w:pStyle w:val="Compact"/>
-              <w:jc w:val="left"/>
+              <w:jc w:val="center"/>
             </w:pPr>
             <w:r>
               <w:rPr>
@@ -17611,7 +18257,7 @@
           <w:p>
             <w:pPr>
               <w:pStyle w:val="Compact"/>
-              <w:jc w:val="left"/>
+              <w:jc w:val="center"/>
             </w:pPr>
             <w:r>
               <w:rPr>
@@ -17626,7 +18272,7 @@
           <w:p>
             <w:pPr>
               <w:pStyle w:val="Compact"/>
-              <w:jc w:val="left"/>
+              <w:jc w:val="center"/>
             </w:pPr>
             <w:r>
               <w:rPr>
@@ -17655,7 +18301,7 @@
           <w:p>
             <w:pPr>
               <w:pStyle w:val="Compact"/>
-              <w:jc w:val="left"/>
+              <w:jc w:val="center"/>
             </w:pPr>
             <w:r>
               <w:rPr>
@@ -17670,7 +18316,7 @@
           <w:p>
             <w:pPr>
               <w:pStyle w:val="Compact"/>
-              <w:jc w:val="left"/>
+              <w:jc w:val="center"/>
             </w:pPr>
             <w:r>
               <w:rPr>
@@ -17685,7 +18331,7 @@
           <w:p>
             <w:pPr>
               <w:pStyle w:val="Compact"/>
-              <w:jc w:val="left"/>
+              <w:jc w:val="center"/>
             </w:pPr>
             <w:r>
               <w:rPr>
@@ -17702,7 +18348,7 @@
           <w:p>
             <w:pPr>
               <w:pStyle w:val="Compact"/>
-              <w:jc w:val="left"/>
+              <w:jc w:val="center"/>
             </w:pPr>
             <w:r>
               <w:rPr>
@@ -17723,7 +18369,7 @@
           <w:p>
             <w:pPr>
               <w:pStyle w:val="Compact"/>
-              <w:jc w:val="left"/>
+              <w:jc w:val="center"/>
             </w:pPr>
             <w:r>
               <w:rPr>
@@ -17750,7 +18396,7 @@
           <w:p>
             <w:pPr>
               <w:pStyle w:val="Compact"/>
-              <w:jc w:val="left"/>
+              <w:jc w:val="center"/>
             </w:pPr>
             <w:r>
               <w:rPr>
@@ -17809,7 +18455,7 @@
           <w:p>
             <w:pPr>
               <w:pStyle w:val="Compact"/>
-              <w:jc w:val="left"/>
+              <w:jc w:val="center"/>
             </w:pPr>
             <w:r>
               <w:rPr>
@@ -17825,7 +18471,7 @@
           <w:p>
             <w:pPr>
               <w:pStyle w:val="Compact"/>
-              <w:jc w:val="left"/>
+              <w:jc w:val="center"/>
             </w:pPr>
             <w:r>
               <w:rPr>
@@ -17843,7 +18489,7 @@
           <w:p>
             <w:pPr>
               <w:pStyle w:val="Compact"/>
-              <w:jc w:val="left"/>
+              <w:jc w:val="center"/>
             </w:pPr>
             <w:r>
               <w:rPr>
@@ -17858,7 +18504,7 @@
           <w:p>
             <w:pPr>
               <w:pStyle w:val="Compact"/>
-              <w:jc w:val="left"/>
+              <w:jc w:val="center"/>
             </w:pPr>
             <w:r>
               <w:rPr>
@@ -17887,7 +18533,7 @@
           <w:p>
             <w:pPr>
               <w:pStyle w:val="Compact"/>
-              <w:jc w:val="left"/>
+              <w:jc w:val="center"/>
             </w:pPr>
             <w:r>
               <w:rPr>
@@ -17902,7 +18548,7 @@
           <w:p>
             <w:pPr>
               <w:pStyle w:val="Compact"/>
-              <w:jc w:val="left"/>
+              <w:jc w:val="center"/>
             </w:pPr>
             <w:r>
               <w:rPr>
@@ -17931,7 +18577,7 @@
           <w:p>
             <w:pPr>
               <w:pStyle w:val="Compact"/>
-              <w:jc w:val="left"/>
+              <w:jc w:val="center"/>
             </w:pPr>
             <w:r>
               <w:rPr>
@@ -17946,7 +18592,7 @@
           <w:p>
             <w:pPr>
               <w:pStyle w:val="Compact"/>
-              <w:jc w:val="left"/>
+              <w:jc w:val="center"/>
             </w:pPr>
             <w:r>
               <w:rPr>
@@ -17999,7 +18645,7 @@
           <w:p>
             <w:pPr>
               <w:pStyle w:val="Compact"/>
-              <w:jc w:val="left"/>
+              <w:jc w:val="center"/>
             </w:pPr>
             <w:r>
               <w:rPr>
@@ -18015,7 +18661,7 @@
           <w:p>
             <w:pPr>
               <w:pStyle w:val="Compact"/>
-              <w:jc w:val="left"/>
+              <w:jc w:val="center"/>
             </w:pPr>
             <w:r>
               <w:rPr>
@@ -18033,7 +18679,7 @@
           <w:p>
             <w:pPr>
               <w:pStyle w:val="Compact"/>
-              <w:jc w:val="left"/>
+              <w:jc w:val="center"/>
             </w:pPr>
             <w:r>
               <w:rPr>
@@ -18048,7 +18694,7 @@
           <w:p>
             <w:pPr>
               <w:pStyle w:val="Compact"/>
-              <w:jc w:val="left"/>
+              <w:jc w:val="center"/>
             </w:pPr>
             <w:r>
               <w:rPr>
@@ -18065,7 +18711,7 @@
           <w:p>
             <w:pPr>
               <w:pStyle w:val="Compact"/>
-              <w:jc w:val="left"/>
+              <w:jc w:val="center"/>
             </w:pPr>
             <w:r>
               <w:rPr>
@@ -18080,7 +18726,7 @@
           <w:p>
             <w:pPr>
               <w:pStyle w:val="Compact"/>
-              <w:jc w:val="left"/>
+              <w:jc w:val="center"/>
             </w:pPr>
             <w:r>
               <w:rPr>
@@ -18097,7 +18743,7 @@
           <w:p>
             <w:pPr>
               <w:pStyle w:val="Compact"/>
-              <w:jc w:val="left"/>
+              <w:jc w:val="center"/>
             </w:pPr>
             <w:r>
               <w:rPr>
@@ -18112,7 +18758,7 @@
           <w:p>
             <w:pPr>
               <w:pStyle w:val="Compact"/>
-              <w:jc w:val="left"/>
+              <w:jc w:val="center"/>
             </w:pPr>
             <w:r>
               <w:rPr>
@@ -18135,7 +18781,7 @@
           <w:p>
             <w:pPr>
               <w:pStyle w:val="Compact"/>
-              <w:jc w:val="left"/>
+              <w:jc w:val="center"/>
             </w:pPr>
             <w:r>
               <w:rPr>
@@ -18156,7 +18802,7 @@
           <w:p>
             <w:pPr>
               <w:pStyle w:val="Compact"/>
-              <w:jc w:val="left"/>
+              <w:jc w:val="center"/>
             </w:pPr>
             <w:r>
               <w:rPr>
@@ -18179,7 +18825,7 @@
           <w:p>
             <w:pPr>
               <w:pStyle w:val="Compact"/>
-              <w:jc w:val="left"/>
+              <w:jc w:val="center"/>
             </w:pPr>
             <w:r>
               <w:rPr>
@@ -18200,7 +18846,7 @@
           <w:p>
             <w:pPr>
               <w:pStyle w:val="Compact"/>
-              <w:jc w:val="left"/>
+              <w:jc w:val="center"/>
             </w:pPr>
             <w:r>
               <w:rPr>

--- a/06-学生侧材料/讲义/2026-06-23-碳族与硼族元素.docx
+++ b/06-学生侧材料/讲义/2026-06-23-碳族与硼族元素.docx
@@ -827,7 +827,7 @@
           <w:b/>
           <w:bCs/>
         </w:rPr>
-        <w:t xml:space="preserve">&gt; </w:t>
+        <w:t xml:space="preserve">&gt; 💡 </w:t>
       </w:r>
       <w:r>
         <w:rPr>
@@ -928,7 +928,7 @@
           <w:b/>
           <w:bCs/>
         </w:rPr>
-        <w:t xml:space="preserve">&gt; </w:t>
+        <w:t xml:space="preserve">&gt; ⚠️ </w:t>
       </w:r>
       <w:r>
         <w:rPr>
@@ -2241,7 +2241,7 @@
           <w:b/>
           <w:bCs/>
         </w:rPr>
-        <w:t xml:space="preserve">&gt; </w:t>
+        <w:t xml:space="preserve">&gt; 💡 </w:t>
       </w:r>
       <w:r>
         <w:rPr>
@@ -3179,20 +3179,17 @@
         <w:pStyle w:val="BlockText"/>
       </w:pPr>
       <w:r>
-        <w:t xml:space="preserve">[!warning] ** </w:t>
-      </w:r>
-      <w:r>
-        <w:rPr>
-          <w:rFonts w:hint="eastAsia" w:eastAsia="SimSun" w:ascii="Times New Roman" w:hAnsi="Times New Roman"/>
-        </w:rPr>
-        <w:t xml:space="preserve">碳酸盐溶解性反例</w:t>
+        <w:t xml:space="preserve">[!warning]</w:t>
+      </w:r>
+      <w:r>
+        <w:t xml:space="preserve"> </w:t>
       </w:r>
       <w:r>
         <w:rPr>
           <w:b/>
           <w:bCs/>
         </w:rPr>
-        <w:t xml:space="preserve"> </w:t>
+        <w:t xml:space="preserve">⚠️ </w:t>
       </w:r>
       <w:r>
         <w:rPr>
@@ -3200,31 +3197,36 @@
           <w:b/>
           <w:bCs/>
         </w:rPr>
+        <w:t xml:space="preserve">碳酸盐溶解性反例</w:t>
+      </w:r>
+      <w:r>
+        <w:t xml:space="preserve"> </w:t>
+      </w:r>
+      <w:r>
+        <w:rPr>
+          <w:rFonts w:hint="eastAsia" w:eastAsia="SimSun" w:ascii="Times New Roman" w:hAnsi="Times New Roman"/>
+        </w:rPr>
         <w:t xml:space="preserve">绝大多数含氧酸盐的酸式盐溶解度</w:t>
       </w:r>
       <w:r>
-        <w:rPr>
+        <w:t xml:space="preserve"> &gt; </w:t>
+      </w:r>
+      <w:r>
+        <w:rPr>
+          <w:rFonts w:hint="eastAsia" w:eastAsia="SimSun" w:ascii="Times New Roman" w:hAnsi="Times New Roman"/>
+        </w:rPr>
+        <w:t xml:space="preserve">正盐，但</w:t>
+      </w:r>
+      <w:r>
+        <w:rPr>
+          <w:rFonts w:hint="eastAsia" w:eastAsia="SimSun" w:ascii="Times New Roman" w:hAnsi="Times New Roman"/>
           <w:b/>
           <w:bCs/>
         </w:rPr>
-        <w:t xml:space="preserve"> &gt; </w:t>
-      </w:r>
-      <w:r>
-        <w:rPr>
-          <w:rFonts w:hint="eastAsia" w:eastAsia="SimSun" w:ascii="Times New Roman" w:hAnsi="Times New Roman"/>
-          <w:b/>
-          <w:bCs/>
-        </w:rPr>
-        <w:t xml:space="preserve">正盐，但</w:t>
-      </w:r>
-      <w:r>
-        <w:rPr>
-          <w:rFonts w:hint="eastAsia" w:eastAsia="SimSun" w:ascii="Times New Roman" w:hAnsi="Times New Roman"/>
-        </w:rPr>
-        <w:t xml:space="preserve">强碱金属的碳酸盐是反例**。NaHCO₃</w:t>
-      </w:r>
-      <w:r>
-        <w:t xml:space="preserve"> </w:t>
+        <w:t xml:space="preserve">强碱金属的碳酸盐是反例</w:t>
+      </w:r>
+      <w:r>
+        <w:t xml:space="preserve">。NaHCO₃ </w:t>
       </w:r>
       <w:r>
         <w:rPr>
@@ -6031,7 +6033,7 @@
           <w:b/>
           <w:bCs/>
         </w:rPr>
-        <w:t xml:space="preserve">&gt; </w:t>
+        <w:t xml:space="preserve">&gt; 💡 </w:t>
       </w:r>
       <w:r>
         <w:rPr>
@@ -6787,7 +6789,7 @@
           <w:b/>
           <w:bCs/>
         </w:rPr>
-        <w:t xml:space="preserve">&gt; </w:t>
+        <w:t xml:space="preserve">&gt; ⚠️ </w:t>
       </w:r>
       <w:r>
         <w:rPr>
@@ -8285,29 +8287,17 @@
         <w:pStyle w:val="BlockText"/>
       </w:pPr>
       <w:r>
-        <w:t xml:space="preserve">[!warning] ** </w:t>
-      </w:r>
-      <w:r>
-        <w:rPr>
-          <w:rFonts w:hint="eastAsia" w:eastAsia="SimSun" w:ascii="Times New Roman" w:hAnsi="Times New Roman"/>
-        </w:rPr>
-        <w:t xml:space="preserve">常见误区：B₂H₆</w:t>
-      </w:r>
-      <w:r>
-        <w:t xml:space="preserve"> </w:t>
-      </w:r>
-      <w:r>
-        <w:rPr>
-          <w:rFonts w:hint="eastAsia" w:eastAsia="SimSun" w:ascii="Times New Roman" w:hAnsi="Times New Roman"/>
-        </w:rPr>
-        <w:t xml:space="preserve">不是乙烷型</w:t>
+        <w:t xml:space="preserve">[!warning]</w:t>
+      </w:r>
+      <w:r>
+        <w:t xml:space="preserve"> </w:t>
       </w:r>
       <w:r>
         <w:rPr>
           <w:b/>
           <w:bCs/>
         </w:rPr>
-        <w:t xml:space="preserve"> </w:t>
+        <w:t xml:space="preserve">⚠️ </w:t>
       </w:r>
       <w:r>
         <w:rPr>
@@ -8315,14 +8305,14 @@
           <w:b/>
           <w:bCs/>
         </w:rPr>
-        <w:t xml:space="preserve">学生常误以为</w:t>
+        <w:t xml:space="preserve">常见误区：B₂H₆</w:t>
       </w:r>
       <w:r>
         <w:rPr>
           <w:b/>
           <w:bCs/>
         </w:rPr>
-        <w:t xml:space="preserve"> B₂H₆ </w:t>
+        <w:t xml:space="preserve"> </w:t>
       </w:r>
       <w:r>
         <w:rPr>
@@ -8330,73 +8320,75 @@
           <w:b/>
           <w:bCs/>
         </w:rPr>
+        <w:t xml:space="preserve">不是乙烷型</w:t>
+      </w:r>
+      <w:r>
+        <w:t xml:space="preserve"> </w:t>
+      </w:r>
+      <w:r>
+        <w:rPr>
+          <w:rFonts w:hint="eastAsia" w:eastAsia="SimSun" w:ascii="Times New Roman" w:hAnsi="Times New Roman"/>
+        </w:rPr>
+        <w:t xml:space="preserve">学生常误以为</w:t>
+      </w:r>
+      <w:r>
+        <w:t xml:space="preserve"> B₂H₆ </w:t>
+      </w:r>
+      <w:r>
+        <w:rPr>
+          <w:rFonts w:hint="eastAsia" w:eastAsia="SimSun" w:ascii="Times New Roman" w:hAnsi="Times New Roman"/>
+        </w:rPr>
         <w:t xml:space="preserve">的结构类似乙烷（H₃B—BH₃），但实际上</w:t>
       </w:r>
       <w:r>
-        <w:rPr>
+        <w:t xml:space="preserve"> BH₃ </w:t>
+      </w:r>
+      <w:r>
+        <w:rPr>
+          <w:rFonts w:hint="eastAsia" w:eastAsia="SimSun" w:ascii="Times New Roman" w:hAnsi="Times New Roman"/>
+        </w:rPr>
+        <w:t xml:space="preserve">单体不能稳定存在（B</w:t>
+      </w:r>
+      <w:r>
+        <w:t xml:space="preserve"> </w:t>
+      </w:r>
+      <w:r>
+        <w:rPr>
+          <w:rFonts w:hint="eastAsia" w:eastAsia="SimSun" w:ascii="Times New Roman" w:hAnsi="Times New Roman"/>
+        </w:rPr>
+        <w:t xml:space="preserve">只有</w:t>
+      </w:r>
+      <w:r>
+        <w:t xml:space="preserve"> 6 </w:t>
+      </w:r>
+      <w:r>
+        <w:rPr>
+          <w:rFonts w:hint="eastAsia" w:eastAsia="SimSun" w:ascii="Times New Roman" w:hAnsi="Times New Roman"/>
+        </w:rPr>
+        <w:t xml:space="preserve">个电子，不满足八隅体）。B₂H₆</w:t>
+      </w:r>
+      <w:r>
+        <w:t xml:space="preserve"> </w:t>
+      </w:r>
+      <w:r>
+        <w:rPr>
+          <w:rFonts w:hint="eastAsia" w:eastAsia="SimSun" w:ascii="Times New Roman" w:hAnsi="Times New Roman"/>
+        </w:rPr>
+        <w:t xml:space="preserve">是通过两个</w:t>
+      </w:r>
+      <w:r>
+        <w:rPr>
+          <w:rFonts w:hint="eastAsia" w:eastAsia="SimSun" w:ascii="Times New Roman" w:hAnsi="Times New Roman"/>
           <w:b/>
           <w:bCs/>
         </w:rPr>
-        <w:t xml:space="preserve"> BH₃ </w:t>
-      </w:r>
-      <w:r>
-        <w:rPr>
-          <w:rFonts w:hint="eastAsia" w:eastAsia="SimSun" w:ascii="Times New Roman" w:hAnsi="Times New Roman"/>
-          <w:b/>
-          <w:bCs/>
-        </w:rPr>
-        <w:t xml:space="preserve">单体不能稳定存在（B</w:t>
-      </w:r>
-      <w:r>
-        <w:rPr>
-          <w:b/>
-          <w:bCs/>
-        </w:rPr>
-        <w:t xml:space="preserve"> </w:t>
-      </w:r>
-      <w:r>
-        <w:rPr>
-          <w:rFonts w:hint="eastAsia" w:eastAsia="SimSun" w:ascii="Times New Roman" w:hAnsi="Times New Roman"/>
-          <w:b/>
-          <w:bCs/>
-        </w:rPr>
-        <w:t xml:space="preserve">只有</w:t>
-      </w:r>
-      <w:r>
-        <w:rPr>
-          <w:b/>
-          <w:bCs/>
-        </w:rPr>
-        <w:t xml:space="preserve"> 6 </w:t>
-      </w:r>
-      <w:r>
-        <w:rPr>
-          <w:rFonts w:hint="eastAsia" w:eastAsia="SimSun" w:ascii="Times New Roman" w:hAnsi="Times New Roman"/>
-          <w:b/>
-          <w:bCs/>
-        </w:rPr>
-        <w:t xml:space="preserve">个电子，不满足八隅体）。B₂H₆</w:t>
-      </w:r>
-      <w:r>
-        <w:rPr>
-          <w:b/>
-          <w:bCs/>
-        </w:rPr>
-        <w:t xml:space="preserve"> </w:t>
-      </w:r>
-      <w:r>
-        <w:rPr>
-          <w:rFonts w:hint="eastAsia" w:eastAsia="SimSun" w:ascii="Times New Roman" w:hAnsi="Times New Roman"/>
-          <w:b/>
-          <w:bCs/>
-        </w:rPr>
-        <w:t xml:space="preserve">是通过两个</w:t>
-      </w:r>
-      <w:r>
-        <w:rPr>
-          <w:rFonts w:hint="eastAsia" w:eastAsia="SimSun" w:ascii="Times New Roman" w:hAnsi="Times New Roman"/>
-        </w:rPr>
-        <w:t xml:space="preserve">氢桥键**连接的桥式结构：</w:t>
+        <w:t xml:space="preserve">氢桥键</w:t>
+      </w:r>
+      <w:r>
+        <w:rPr>
+          <w:rFonts w:hint="eastAsia" w:eastAsia="SimSun" w:ascii="Times New Roman" w:hAnsi="Times New Roman"/>
+        </w:rPr>
+        <w:t xml:space="preserve">连接的桥式结构：</w:t>
       </w:r>
     </w:p>
     <w:p>
@@ -8568,8 +8560,15 @@
     </w:p>
     <w:p>
       <w:pPr>
-        <w:pStyle w:val="BlockText"/>
+        <w:pStyle w:val="FirstParagraph"/>
       </w:pPr>
+      <w:r>
+        <w:rPr>
+          <w:b/>
+          <w:bCs/>
+        </w:rPr>
+        <w:t xml:space="preserve">💡 </w:t>
+      </w:r>
       <w:r>
         <w:rPr>
           <w:rFonts w:hint="eastAsia" w:eastAsia="SimSun" w:ascii="Times New Roman" w:hAnsi="Times New Roman"/>
@@ -8614,7 +8613,7 @@
     </w:p>
     <w:p>
       <w:pPr>
-        <w:pStyle w:val="FirstParagraph"/>
+        <w:pStyle w:val="BodyText"/>
         <w:jc w:val="center"/>
       </w:pPr>
       <w:r>
